--- a/templates/obyektivka_master.docx
+++ b/templates/obyektivka_master.docx
@@ -426,22 +426,22 @@
           <w:lang w:val="uz-Cyrl-UZ"/>
         </w:rPr>
         <w:t>{{tugilgan_sana}}</w:t>
+      </w:r>
+      <w:r>
+        <w:rPr>
+          <w:sz w:val="22"/>
+          <w:szCs w:val="22"/>
+          <w:lang w:val="uz-Cyrl-UZ"/>
+        </w:rPr>
         <w:tab/>
-        <w:t>{{tugilgan_joy}}</w:t>
-      </w:r>
-      <w:r>
-        <w:rPr>
-          <w:sz w:val="22"/>
-          <w:szCs w:val="22"/>
-          <w:lang w:val="uz-Cyrl-UZ"/>
-        </w:rPr>
-      </w:r>
-      <w:r>
-        <w:rPr>
-          <w:sz w:val="22"/>
-          <w:szCs w:val="22"/>
-          <w:lang w:val="uz-Cyrl-UZ"/>
-        </w:rPr>
+      </w:r>
+      <w:r>
+        <w:rPr>
+          <w:sz w:val="22"/>
+          <w:szCs w:val="22"/>
+          <w:lang w:val="uz-Cyrl-UZ"/>
+        </w:rPr>
+        <w:t xml:space="preserve">{{tugilgan_joy}}</w:t>
       </w:r>
     </w:p>
     <w:p>
@@ -511,22 +511,22 @@
           <w:lang w:val="uz-Cyrl-UZ"/>
         </w:rPr>
         <w:t>{{millati}}</w:t>
+      </w:r>
+      <w:r>
+        <w:rPr>
+          <w:sz w:val="22"/>
+          <w:szCs w:val="22"/>
+          <w:lang w:val="uz-Cyrl-UZ"/>
+        </w:rPr>
         <w:tab/>
+      </w:r>
+      <w:r>
+        <w:rPr>
+          <w:sz w:val="22"/>
+          <w:szCs w:val="22"/>
+          <w:lang w:val="uz-Cyrl-UZ"/>
+        </w:rPr>
         <w:t>{{partiyaviyligi}}</w:t>
-      </w:r>
-      <w:r>
-        <w:rPr>
-          <w:sz w:val="22"/>
-          <w:szCs w:val="22"/>
-          <w:lang w:val="uz-Cyrl-UZ"/>
-        </w:rPr>
-      </w:r>
-      <w:r>
-        <w:rPr>
-          <w:sz w:val="22"/>
-          <w:szCs w:val="22"/>
-          <w:lang w:val="uz-Cyrl-UZ"/>
-        </w:rPr>
       </w:r>
     </w:p>
     <w:p>
@@ -599,35 +599,37 @@
           <w:lang w:val="uz-Cyrl-UZ"/>
         </w:rPr>
         <w:t>{{malumoti}}</w:t>
+      </w:r>
+      <w:r>
+        <w:rPr>
+          <w:sz w:val="22"/>
+          <w:szCs w:val="22"/>
+          <w:lang w:val="uz-Cyrl-UZ"/>
+        </w:rPr>
         <w:tab/>
-        <w:t>{{tamomlagan}}</w:t>
-      </w:r>
-      <w:r>
-        <w:rPr>
-          <w:sz w:val="22"/>
-          <w:szCs w:val="22"/>
-          <w:lang w:val="uz-Cyrl-UZ"/>
-        </w:rPr>
-      </w:r>
-      <w:r>
-        <w:rPr>
-          <w:sz w:val="22"/>
-          <w:szCs w:val="22"/>
-          <w:lang w:val="uz-Cyrl-UZ"/>
-        </w:rPr>
-      </w:r>
-      <w:r>
-        <w:rPr>
-          <w:sz w:val="22"/>
-          <w:szCs w:val="22"/>
-        </w:rPr>
-      </w:r>
-      <w:r>
-        <w:rPr>
-          <w:sz w:val="22"/>
-          <w:szCs w:val="22"/>
-          <w:lang w:val="uz-Cyrl-UZ"/>
-        </w:rPr>
+      </w:r>
+      <w:r>
+        <w:rPr>
+          <w:sz w:val="22"/>
+          <w:szCs w:val="22"/>
+          <w:lang w:val="uz-Cyrl-UZ"/>
+        </w:rPr>
+        <w:t>1982 й</w:t>
+      </w:r>
+      <w:r>
+        <w:rPr>
+          <w:sz w:val="22"/>
+          <w:szCs w:val="22"/>
+        </w:rPr>
+        <w:t>.</w:t>
+      </w:r>
+      <w:r>
+        <w:rPr>
+          <w:sz w:val="22"/>
+          <w:szCs w:val="22"/>
+          <w:lang w:val="uz-Cyrl-UZ"/>
+        </w:rPr>
+        <w:t xml:space="preserve"> Тошкент давлат университети (кундузги)</w:t>
       </w:r>
     </w:p>
     <w:p>
@@ -654,9 +656,67 @@
           <w:szCs w:val="22"/>
           <w:lang/>
         </w:rPr>
-        <w:t>Маълумоти бўйича мутахассислиги:</w:t>
-        <w:tab/>
-        <w:t>{{mutaxassisligi}}</w:t>
+        <w:pict>
+          <v:shape id="_x0000_s1077" o:spid="_x0000_s1077" o:spt="62" type="#_x0000_t62" style="position:absolute;left:0pt;margin-left:349.7pt;margin-top:15.75pt;height:99pt;width:153pt;z-index:251664384;mso-width-relative:page;mso-height-relative:page;" coordsize="21600,21600" adj="-5845,12851">
+            <v:path/>
+            <v:fill focussize="0,0"/>
+            <v:stroke/>
+            <v:imagedata o:title=""/>
+            <o:lock v:ext="edit"/>
+            <o:callout minusx="t" minusy="t"/>
+            <v:textbox>
+              <w:txbxContent>
+                <w:p>
+                  <w:pPr>
+                    <w:pStyle w:val="2"/>
+                    <w:numPr>
+                      <w:ilvl w:val="0"/>
+                      <w:numId w:val="0"/>
+                    </w:numPr>
+                    <w:tabs>
+                      <w:tab w:val="left" w:pos="284"/>
+                    </w:tabs>
+                    <w:jc w:val="center"/>
+                    <w:rPr>
+                      <w:sz w:val="22"/>
+                      <w:lang w:val="uz-Cyrl-UZ"/>
+                    </w:rPr>
+                  </w:pPr>
+                  <w:r>
+                    <w:rPr>
+                      <w:sz w:val="22"/>
+                      <w:lang w:val="uz-Cyrl-UZ"/>
+                    </w:rPr>
+                    <w:t xml:space="preserve">Ҳарбий (махсус) унвони </w:t>
+                  </w:r>
+                  <w:r>
+                    <w:rPr>
+                      <w:b/>
+                      <w:sz w:val="22"/>
+                      <w:u w:val="single"/>
+                      <w:lang w:val="uz-Cyrl-UZ"/>
+                    </w:rPr>
+                    <w:t>фақат</w:t>
+                  </w:r>
+                  <w:r>
+                    <w:rPr>
+                      <w:sz w:val="22"/>
+                      <w:lang w:val="uz-Cyrl-UZ"/>
+                    </w:rPr>
+                    <w:t xml:space="preserve"> ҳарбий ва ҳуқуқни муҳофаза қилиш идоралари ходимлари учун кўрсатилади.</w:t>
+                  </w:r>
+                </w:p>
+                <w:p>
+                  <w:pPr>
+                    <w:rPr>
+                      <w:sz w:val="22"/>
+                    </w:rPr>
+                  </w:pPr>
+                </w:p>
+              </w:txbxContent>
+            </v:textbox>
+          </v:shape>
+        </w:pict>
       </w:r>
       <w:r>
         <w:rPr>
@@ -666,6 +726,7 @@
           <w:szCs w:val="22"/>
           <w:lang w:val="uz-Cyrl-UZ"/>
         </w:rPr>
+        <w:t>Маълумоти бўйича мутахассислиги:</w:t>
       </w:r>
       <w:r>
         <w:rPr>
@@ -675,13 +736,15 @@
           <w:szCs w:val="22"/>
           <w:lang w:val="uz-Cyrl-UZ"/>
         </w:rPr>
-      </w:r>
-      <w:r>
-        <w:rPr>
-          <w:sz w:val="22"/>
-          <w:szCs w:val="22"/>
-          <w:lang w:val="uz-Cyrl-UZ"/>
-        </w:rPr>
+        <w:tab/>
+      </w:r>
+      <w:r>
+        <w:rPr>
+          <w:sz w:val="22"/>
+          <w:szCs w:val="22"/>
+          <w:lang w:val="uz-Cyrl-UZ"/>
+        </w:rPr>
+        <w:t>{{mutaxassisligi}}</w:t>
       </w:r>
     </w:p>
     <w:p>
@@ -809,21 +872,21 @@
           <w:lang w:val="uz-Cyrl-UZ"/>
         </w:rPr>
         <w:t>{{ilmiy_darajasi}}</w:t>
+      </w:r>
+      <w:r>
+        <w:rPr>
+          <w:sz w:val="22"/>
+          <w:szCs w:val="22"/>
+          <w:lang w:val="uz-Cyrl-UZ"/>
+        </w:rPr>
         <w:tab/>
+      </w:r>
+      <w:r>
+        <w:rPr>
+          <w:sz w:val="22"/>
+          <w:szCs w:val="22"/>
+        </w:rPr>
         <w:t>{{ilmiy_unvoni}}</w:t>
-      </w:r>
-      <w:r>
-        <w:rPr>
-          <w:sz w:val="22"/>
-          <w:szCs w:val="22"/>
-          <w:lang w:val="uz-Cyrl-UZ"/>
-        </w:rPr>
-      </w:r>
-      <w:r>
-        <w:rPr>
-          <w:sz w:val="22"/>
-          <w:szCs w:val="22"/>
-        </w:rPr>
       </w:r>
     </w:p>
     <w:p>
@@ -895,23 +958,23 @@
           <w:szCs w:val="22"/>
           <w:lang w:val="uz-Cyrl-UZ"/>
         </w:rPr>
-        <w:t>{{chet_tillari}}</w:t>
+        <w:t xml:space="preserve">{{chet_tillari}}</w:t>
+      </w:r>
+      <w:r>
+        <w:rPr>
+          <w:sz w:val="22"/>
+          <w:szCs w:val="22"/>
+          <w:lang w:val="uz-Cyrl-UZ"/>
+        </w:rPr>
         <w:tab/>
+      </w:r>
+      <w:r>
+        <w:rPr>
+          <w:sz w:val="22"/>
+          <w:szCs w:val="22"/>
+          <w:lang w:val="uz-Cyrl-UZ"/>
+        </w:rPr>
         <w:t>{{harbiy_unvoni}}</w:t>
-      </w:r>
-      <w:r>
-        <w:rPr>
-          <w:sz w:val="22"/>
-          <w:szCs w:val="22"/>
-          <w:lang w:val="uz-Cyrl-UZ"/>
-        </w:rPr>
-      </w:r>
-      <w:r>
-        <w:rPr>
-          <w:sz w:val="22"/>
-          <w:szCs w:val="22"/>
-          <w:lang w:val="uz-Cyrl-UZ"/>
-        </w:rPr>
       </w:r>
     </w:p>
     <w:p>
@@ -979,14 +1042,15 @@
           <w:szCs w:val="22"/>
           <w:lang/>
         </w:rPr>
-        <w:t>{{mukofotlari}}</w:t>
-      </w:r>
-      <w:r>
-        <w:rPr>
-          <w:sz w:val="22"/>
-          <w:szCs w:val="22"/>
-          <w:lang w:val="uz-Cyrl-UZ"/>
-        </w:rPr>
+        <w:t xml:space="preserve">2005 </w:t>
+      </w:r>
+      <w:r>
+        <w:rPr>
+          <w:sz w:val="22"/>
+          <w:szCs w:val="22"/>
+          <w:lang w:val="uz-Cyrl-UZ"/>
+        </w:rPr>
+        <w:t>й. “Шуҳрати” медал, 2010 й. “Меҳнат шуҳрати” ордени</w:t>
       </w:r>
     </w:p>
     <w:p>
@@ -1149,7 +1213,7 @@
           <w:szCs w:val="22"/>
           <w:lang w:val="uz-Cyrl-UZ"/>
         </w:rPr>
-        <w:t>{{deputatligi}}</w:t>
+        <w:t xml:space="preserve">{{deputatligi}}</w:t>
       </w:r>
     </w:p>
     <w:p>
@@ -1556,7 +1620,36 @@
           <w:szCs w:val="22"/>
           <w:lang/>
         </w:rPr>
-        <w:t>{{fish}}нинг яқин қариндошлари ҳақида</w:t>
+        <w:pict>
+          <v:shape id="_x0000_s1088" o:spid="_x0000_s1088" o:spt="62" type="#_x0000_t62" style="position:absolute;left:0pt;margin-left:18.45pt;margin-top:5.25pt;height:22.55pt;width:77.1pt;z-index:251668480;mso-width-relative:page;mso-height-relative:page;" coordsize="21600,21600" adj="20045,-47798">
+            <v:path/>
+            <v:fill focussize="0,0"/>
+            <v:stroke/>
+            <v:imagedata o:title=""/>
+            <o:lock v:ext="edit"/>
+            <o:callout minusx="t" minusy="t"/>
+            <v:textbox>
+              <w:txbxContent>
+                <w:p>
+                  <w:pPr>
+                    <w:rPr>
+                      <w:lang w:val="uz-Cyrl-UZ"/>
+                    </w:rPr>
+                  </w:pPr>
+                  <w:r>
+                    <w:t>Шрифт 1</w:t>
+                  </w:r>
+                  <w:r>
+                    <w:rPr>
+                      <w:lang w:val="uz-Cyrl-UZ"/>
+                    </w:rPr>
+                    <w:t>1</w:t>
+                  </w:r>
+                </w:p>
+              </w:txbxContent>
+            </v:textbox>
+          </v:shape>
+        </w:pict>
       </w:r>
       <w:r>
         <w:rPr>
@@ -1565,6 +1658,7 @@
           <w:szCs w:val="22"/>
           <w:lang w:val="uz-Cyrl-UZ"/>
         </w:rPr>
+        <w:br w:type="page"/>
       </w:r>
       <w:r>
         <w:rPr>
@@ -1572,6 +1666,44 @@
           <w:bCs/>
           <w:lang/>
         </w:rPr>
+        <w:pict>
+          <v:shape id="_x0000_s1090" o:spid="_x0000_s1090" o:spt="62" type="#_x0000_t62" style="position:absolute;left:0pt;margin-left:-40.3pt;margin-top:-13.5pt;height:20.1pt;width:67.9pt;z-index:251670528;mso-width-relative:page;mso-height-relative:page;" coordsize="21600,21600" adj="27247,51475">
+            <v:path/>
+            <v:fill focussize="0,0"/>
+            <v:stroke/>
+            <v:imagedata o:title=""/>
+            <o:lock v:ext="edit"/>
+            <o:callout minusx="t" minusy="t"/>
+            <v:textbox>
+              <w:txbxContent>
+                <w:p>
+                  <w:pPr>
+                    <w:rPr>
+                      <w:sz w:val="22"/>
+                      <w:szCs w:val="22"/>
+                      <w:lang w:val="uz-Cyrl-UZ"/>
+                    </w:rPr>
+                  </w:pPr>
+                  <w:r>
+                    <w:rPr>
+                      <w:sz w:val="22"/>
+                      <w:szCs w:val="22"/>
+                    </w:rPr>
+                    <w:t>Шрифт 1</w:t>
+                  </w:r>
+                  <w:r>
+                    <w:rPr>
+                      <w:sz w:val="22"/>
+                      <w:szCs w:val="22"/>
+                      <w:lang w:val="uz-Cyrl-UZ"/>
+                    </w:rPr>
+                    <w:t>1</w:t>
+                  </w:r>
+                </w:p>
+              </w:txbxContent>
+            </v:textbox>
+          </v:shape>
+        </w:pict>
       </w:r>
       <w:r>
         <w:rPr>
@@ -1579,6 +1711,7 @@
           <w:sz w:val="24"/>
           <w:lang w:val="uz-Cyrl-UZ"/>
         </w:rPr>
+        <w:t>{{fish}}нинг яқин қариндошлари ҳақида</w:t>
       </w:r>
     </w:p>
     <w:p>
@@ -1963,6 +2096,11 @@
               </w:rPr>
             </w:pPr>
             <w:r>
+              <w:rPr>
+                <w:sz w:val="22"/>
+                <w:szCs w:val="22"/>
+                <w:lang w:val="uz-Cyrl-UZ"/>
+              </w:rPr>
               <w:t>{{ota}}</w:t>
             </w:r>
           </w:p>
@@ -1983,6 +2121,11 @@
               </w:rPr>
             </w:pPr>
             <w:r>
+              <w:rPr>
+                <w:sz w:val="22"/>
+                <w:szCs w:val="22"/>
+                <w:lang w:val="uz-Cyrl-UZ"/>
+              </w:rPr>
               <w:t>{{ota_yil}}</w:t>
             </w:r>
           </w:p>
@@ -2003,6 +2146,11 @@
               </w:rPr>
             </w:pPr>
             <w:r>
+              <w:rPr>
+                <w:sz w:val="22"/>
+                <w:szCs w:val="22"/>
+                <w:lang w:val="uz-Cyrl-UZ"/>
+              </w:rPr>
               <w:t>{{ota_ish}}</w:t>
             </w:r>
           </w:p>
@@ -2023,6 +2171,11 @@
               </w:rPr>
             </w:pPr>
             <w:r>
+              <w:rPr>
+                <w:sz w:val="22"/>
+                <w:szCs w:val="22"/>
+                <w:lang w:val="uz-Cyrl-UZ"/>
+              </w:rPr>
               <w:t>{{ota_tur}}</w:t>
             </w:r>
           </w:p>
@@ -2093,6 +2246,11 @@
               </w:rPr>
             </w:pPr>
             <w:r>
+              <w:rPr>
+                <w:sz w:val="22"/>
+                <w:szCs w:val="22"/>
+                <w:lang w:val="uz-Cyrl-UZ"/>
+              </w:rPr>
               <w:t>{{ona}}</w:t>
             </w:r>
           </w:p>
@@ -2113,6 +2271,11 @@
               </w:rPr>
             </w:pPr>
             <w:r>
+              <w:rPr>
+                <w:sz w:val="22"/>
+                <w:szCs w:val="22"/>
+                <w:lang w:val="uz-Cyrl-UZ"/>
+              </w:rPr>
               <w:t>{{ona_yil}}</w:t>
             </w:r>
           </w:p>
@@ -2134,7 +2297,12 @@
               </w:rPr>
             </w:pPr>
             <w:r>
-              <w:t>{{ona_tur}}</w:t>
+              <w:rPr>
+                <w:sz w:val="22"/>
+                <w:szCs w:val="22"/>
+                <w:lang w:val="uz-Cyrl-UZ"/>
+              </w:rPr>
+              <w:t>{{ona_ish}}</w:t>
             </w:r>
           </w:p>
         </w:tc>
@@ -2204,6 +2372,11 @@
               </w:rPr>
             </w:pPr>
             <w:r>
+              <w:rPr>
+                <w:sz w:val="22"/>
+                <w:szCs w:val="22"/>
+                <w:lang w:val="uz-Cyrl-UZ"/>
+              </w:rPr>
               <w:t>{{opa}}</w:t>
             </w:r>
           </w:p>
@@ -2224,6 +2397,11 @@
               </w:rPr>
             </w:pPr>
             <w:r>
+              <w:rPr>
+                <w:sz w:val="22"/>
+                <w:szCs w:val="22"/>
+                <w:lang w:val="uz-Cyrl-UZ"/>
+              </w:rPr>
               <w:t>{{opa_yil}}</w:t>
             </w:r>
           </w:p>
@@ -2244,6 +2422,11 @@
               </w:rPr>
             </w:pPr>
             <w:r>
+              <w:rPr>
+                <w:sz w:val="22"/>
+                <w:szCs w:val="22"/>
+                <w:lang w:val="uz-Cyrl-UZ"/>
+              </w:rPr>
               <w:t>{{opa_ish}}</w:t>
             </w:r>
           </w:p>
@@ -2264,6 +2447,11 @@
               </w:rPr>
             </w:pPr>
             <w:r>
+              <w:rPr>
+                <w:sz w:val="22"/>
+                <w:szCs w:val="22"/>
+                <w:lang w:val="uz-Cyrl-UZ"/>
+              </w:rPr>
               <w:t>{{opa_tur}}</w:t>
             </w:r>
           </w:p>
@@ -2334,6 +2522,11 @@
               </w:rPr>
             </w:pPr>
             <w:r>
+              <w:rPr>
+                <w:sz w:val="22"/>
+                <w:szCs w:val="22"/>
+                <w:lang w:val="uz-Cyrl-UZ"/>
+              </w:rPr>
               <w:t>{{singil}}</w:t>
             </w:r>
           </w:p>
@@ -2354,6 +2547,11 @@
               </w:rPr>
             </w:pPr>
             <w:r>
+              <w:rPr>
+                <w:sz w:val="22"/>
+                <w:szCs w:val="22"/>
+                <w:lang w:val="uz-Cyrl-UZ"/>
+              </w:rPr>
               <w:t>{{singil_yil}}</w:t>
             </w:r>
           </w:p>
@@ -2374,6 +2572,11 @@
               </w:rPr>
             </w:pPr>
             <w:r>
+              <w:rPr>
+                <w:sz w:val="22"/>
+                <w:szCs w:val="22"/>
+                <w:lang w:val="uz-Cyrl-UZ"/>
+              </w:rPr>
               <w:t>{{singil_ish}}</w:t>
             </w:r>
           </w:p>
@@ -2394,6 +2597,11 @@
               </w:rPr>
             </w:pPr>
             <w:r>
+              <w:rPr>
+                <w:sz w:val="22"/>
+                <w:szCs w:val="22"/>
+                <w:lang w:val="uz-Cyrl-UZ"/>
+              </w:rPr>
               <w:t>{{singil_tur}}</w:t>
             </w:r>
           </w:p>
@@ -2464,6 +2672,11 @@
               </w:rPr>
             </w:pPr>
             <w:r>
+              <w:rPr>
+                <w:sz w:val="22"/>
+                <w:szCs w:val="22"/>
+                <w:lang w:val="uz-Cyrl-UZ"/>
+              </w:rPr>
               <w:t>{{uka}}</w:t>
             </w:r>
           </w:p>
@@ -2484,6 +2697,11 @@
               </w:rPr>
             </w:pPr>
             <w:r>
+              <w:rPr>
+                <w:sz w:val="22"/>
+                <w:szCs w:val="22"/>
+                <w:lang w:val="uz-Cyrl-UZ"/>
+              </w:rPr>
               <w:t>{{uka_yil}}</w:t>
             </w:r>
           </w:p>
@@ -2504,6 +2722,11 @@
               </w:rPr>
             </w:pPr>
             <w:r>
+              <w:rPr>
+                <w:sz w:val="22"/>
+                <w:szCs w:val="22"/>
+                <w:lang w:val="uz-Cyrl-UZ"/>
+              </w:rPr>
               <w:t>{{uka_ish}}</w:t>
             </w:r>
           </w:p>
@@ -2524,6 +2747,11 @@
               </w:rPr>
             </w:pPr>
             <w:r>
+              <w:rPr>
+                <w:sz w:val="22"/>
+                <w:szCs w:val="22"/>
+                <w:lang w:val="uz-Cyrl-UZ"/>
+              </w:rPr>
               <w:t>{{uka_tur}}</w:t>
             </w:r>
           </w:p>
@@ -2594,6 +2822,11 @@
               </w:rPr>
             </w:pPr>
             <w:r>
+              <w:rPr>
+                <w:sz w:val="22"/>
+                <w:szCs w:val="22"/>
+                <w:lang w:val="uz-Cyrl-UZ"/>
+              </w:rPr>
               <w:t>{{aka}}</w:t>
             </w:r>
           </w:p>
@@ -2614,6 +2847,11 @@
               </w:rPr>
             </w:pPr>
             <w:r>
+              <w:rPr>
+                <w:sz w:val="22"/>
+                <w:szCs w:val="22"/>
+                <w:lang w:val="uz-Cyrl-UZ"/>
+              </w:rPr>
               <w:t>{{aka_yil}}</w:t>
             </w:r>
           </w:p>
@@ -2634,6 +2872,11 @@
               </w:rPr>
             </w:pPr>
             <w:r>
+              <w:rPr>
+                <w:sz w:val="22"/>
+                <w:szCs w:val="22"/>
+                <w:lang w:val="uz-Cyrl-UZ"/>
+              </w:rPr>
               <w:t>{{aka_ish}}</w:t>
             </w:r>
           </w:p>
@@ -2654,6 +2897,11 @@
               </w:rPr>
             </w:pPr>
             <w:r>
+              <w:rPr>
+                <w:sz w:val="22"/>
+                <w:szCs w:val="22"/>
+                <w:lang w:val="uz-Cyrl-UZ"/>
+              </w:rPr>
               <w:t>{{aka_tur}}</w:t>
             </w:r>
           </w:p>
@@ -2724,6 +2972,11 @@
               </w:rPr>
             </w:pPr>
             <w:r>
+              <w:rPr>
+                <w:sz w:val="22"/>
+                <w:szCs w:val="22"/>
+                <w:lang w:val="uz-Cyrl-UZ"/>
+              </w:rPr>
               <w:t>{{turmush_ortogi}}</w:t>
             </w:r>
           </w:p>
@@ -2744,6 +2997,11 @@
               </w:rPr>
             </w:pPr>
             <w:r>
+              <w:rPr>
+                <w:sz w:val="22"/>
+                <w:szCs w:val="22"/>
+                <w:lang w:val="uz-Cyrl-UZ"/>
+              </w:rPr>
               <w:t>{{turmush_ortogi_yil}}</w:t>
             </w:r>
           </w:p>
@@ -2764,6 +3022,11 @@
               </w:rPr>
             </w:pPr>
             <w:r>
+              <w:rPr>
+                <w:sz w:val="22"/>
+                <w:szCs w:val="22"/>
+                <w:lang w:val="uz-Cyrl-UZ"/>
+              </w:rPr>
               <w:t>{{turmush_ortogi_ish}}</w:t>
             </w:r>
           </w:p>
@@ -2784,6 +3047,11 @@
               </w:rPr>
             </w:pPr>
             <w:r>
+              <w:rPr>
+                <w:sz w:val="22"/>
+                <w:szCs w:val="22"/>
+                <w:lang w:val="uz-Cyrl-UZ"/>
+              </w:rPr>
               <w:t>{{turmush_ortogi_tur}}</w:t>
             </w:r>
           </w:p>
@@ -2854,6 +3122,11 @@
               </w:rPr>
             </w:pPr>
             <w:r>
+              <w:rPr>
+                <w:sz w:val="22"/>
+                <w:szCs w:val="22"/>
+                <w:lang w:val="uz-Cyrl-UZ"/>
+              </w:rPr>
               <w:t>{{farzandlar}}</w:t>
             </w:r>
           </w:p>
@@ -2874,6 +3147,11 @@
               </w:rPr>
             </w:pPr>
             <w:r>
+              <w:rPr>
+                <w:sz w:val="22"/>
+                <w:szCs w:val="22"/>
+                <w:lang w:val="uz-Cyrl-UZ"/>
+              </w:rPr>
               <w:t>{{farzandlar_yil}}</w:t>
             </w:r>
           </w:p>
@@ -2894,6 +3172,11 @@
               </w:rPr>
             </w:pPr>
             <w:r>
+              <w:rPr>
+                <w:sz w:val="22"/>
+                <w:szCs w:val="22"/>
+                <w:lang w:val="uz-Cyrl-UZ"/>
+              </w:rPr>
               <w:t>{{farzandlar_ish}}</w:t>
             </w:r>
           </w:p>
@@ -2914,6 +3197,11 @@
               </w:rPr>
             </w:pPr>
             <w:r>
+              <w:rPr>
+                <w:sz w:val="22"/>
+                <w:szCs w:val="22"/>
+                <w:lang w:val="uz-Cyrl-UZ"/>
+              </w:rPr>
               <w:t>{{farzandlar_tur}}</w:t>
             </w:r>
           </w:p>
@@ -2984,6 +3272,11 @@
               </w:rPr>
             </w:pPr>
             <w:r>
+              <w:rPr>
+                <w:sz w:val="22"/>
+                <w:szCs w:val="22"/>
+                <w:lang w:val="uz-Cyrl-UZ"/>
+              </w:rPr>
               <w:t>{{farzandlar_2}}</w:t>
             </w:r>
           </w:p>
@@ -3004,6 +3297,11 @@
               </w:rPr>
             </w:pPr>
             <w:r>
+              <w:rPr>
+                <w:sz w:val="22"/>
+                <w:szCs w:val="22"/>
+                <w:lang w:val="uz-Cyrl-UZ"/>
+              </w:rPr>
               <w:t>{{farzandlar_2_yil}}</w:t>
             </w:r>
           </w:p>
@@ -3024,6 +3322,11 @@
               </w:rPr>
             </w:pPr>
             <w:r>
+              <w:rPr>
+                <w:sz w:val="22"/>
+                <w:szCs w:val="22"/>
+                <w:lang w:val="uz-Cyrl-UZ"/>
+              </w:rPr>
               <w:t>{{farzandlar_2_ish}}</w:t>
             </w:r>
           </w:p>
@@ -3044,6 +3347,11 @@
               </w:rPr>
             </w:pPr>
             <w:r>
+              <w:rPr>
+                <w:sz w:val="22"/>
+                <w:szCs w:val="22"/>
+                <w:lang w:val="uz-Cyrl-UZ"/>
+              </w:rPr>
               <w:t>{{farzandlar_2_tur}}</w:t>
             </w:r>
           </w:p>
@@ -3115,6 +3423,11 @@
               </w:rPr>
             </w:pPr>
             <w:r>
+              <w:rPr>
+                <w:sz w:val="22"/>
+                <w:szCs w:val="22"/>
+                <w:lang w:val="uz-Cyrl-UZ"/>
+              </w:rPr>
               <w:t>{{farzandlar_3}}</w:t>
             </w:r>
           </w:p>
@@ -3135,6 +3448,11 @@
               </w:rPr>
             </w:pPr>
             <w:r>
+              <w:rPr>
+                <w:sz w:val="22"/>
+                <w:szCs w:val="22"/>
+                <w:lang w:val="uz-Cyrl-UZ"/>
+              </w:rPr>
               <w:t>{{farzandlar_3_yil}}</w:t>
             </w:r>
           </w:p>
@@ -3155,6 +3473,11 @@
               </w:rPr>
             </w:pPr>
             <w:r>
+              <w:rPr>
+                <w:sz w:val="22"/>
+                <w:szCs w:val="22"/>
+                <w:lang w:val="uz-Cyrl-UZ"/>
+              </w:rPr>
               <w:t>{{farzandlar_3_ish}}</w:t>
             </w:r>
           </w:p>
@@ -3175,6 +3498,11 @@
               </w:rPr>
             </w:pPr>
             <w:r>
+              <w:rPr>
+                <w:sz w:val="22"/>
+                <w:szCs w:val="22"/>
+                <w:lang w:val="uz-Cyrl-UZ"/>
+              </w:rPr>
               <w:t>{{farzandlar_3_tur}}</w:t>
             </w:r>
           </w:p>
@@ -3245,6 +3573,11 @@
               </w:rPr>
             </w:pPr>
             <w:r>
+              <w:rPr>
+                <w:sz w:val="22"/>
+                <w:szCs w:val="22"/>
+                <w:lang w:val="uz-Cyrl-UZ"/>
+              </w:rPr>
               <w:t>{{farzandlar_4}}</w:t>
             </w:r>
           </w:p>
@@ -3265,6 +3598,11 @@
               </w:rPr>
             </w:pPr>
             <w:r>
+              <w:rPr>
+                <w:sz w:val="22"/>
+                <w:szCs w:val="22"/>
+                <w:lang w:val="uz-Cyrl-UZ"/>
+              </w:rPr>
               <w:t>{{farzandlar_4_yil}}</w:t>
             </w:r>
           </w:p>
@@ -3285,6 +3623,11 @@
               </w:rPr>
             </w:pPr>
             <w:r>
+              <w:rPr>
+                <w:sz w:val="22"/>
+                <w:szCs w:val="22"/>
+                <w:lang w:val="uz-Cyrl-UZ"/>
+              </w:rPr>
               <w:t>{{farzandlar_4_ish}}</w:t>
             </w:r>
           </w:p>
@@ -3305,6 +3648,11 @@
               </w:rPr>
             </w:pPr>
             <w:r>
+              <w:rPr>
+                <w:sz w:val="22"/>
+                <w:szCs w:val="22"/>
+                <w:lang w:val="uz-Cyrl-UZ"/>
+              </w:rPr>
               <w:t>{{farzandlar_4_tur}}</w:t>
             </w:r>
           </w:p>
@@ -3375,6 +3723,11 @@
               </w:rPr>
             </w:pPr>
             <w:r>
+              <w:rPr>
+                <w:sz w:val="22"/>
+                <w:szCs w:val="22"/>
+                <w:lang w:val="uz-Cyrl-UZ"/>
+              </w:rPr>
               <w:t>{{farzandlar_5}}</w:t>
             </w:r>
           </w:p>
@@ -3395,6 +3748,11 @@
               </w:rPr>
             </w:pPr>
             <w:r>
+              <w:rPr>
+                <w:sz w:val="22"/>
+                <w:szCs w:val="22"/>
+                <w:lang w:val="uz-Cyrl-UZ"/>
+              </w:rPr>
               <w:t>{{farzandlar_5_yil}}</w:t>
             </w:r>
           </w:p>
@@ -3415,6 +3773,11 @@
               </w:rPr>
             </w:pPr>
             <w:r>
+              <w:rPr>
+                <w:sz w:val="22"/>
+                <w:szCs w:val="22"/>
+                <w:lang w:val="uz-Cyrl-UZ"/>
+              </w:rPr>
               <w:t>{{farzandlar_5_ish}}</w:t>
             </w:r>
           </w:p>
@@ -3435,6 +3798,11 @@
               </w:rPr>
             </w:pPr>
             <w:r>
+              <w:rPr>
+                <w:sz w:val="22"/>
+                <w:szCs w:val="22"/>
+                <w:lang w:val="uz-Cyrl-UZ"/>
+              </w:rPr>
               <w:t>{{farzandlar_5_tur}}</w:t>
             </w:r>
           </w:p>
@@ -3506,6 +3874,11 @@
               </w:rPr>
             </w:pPr>
             <w:r>
+              <w:rPr>
+                <w:sz w:val="22"/>
+                <w:szCs w:val="22"/>
+                <w:lang w:val="uz-Cyrl-UZ"/>
+              </w:rPr>
               <w:t>{{farzandlar_6}}</w:t>
             </w:r>
           </w:p>
@@ -3526,6 +3899,11 @@
               </w:rPr>
             </w:pPr>
             <w:r>
+              <w:rPr>
+                <w:sz w:val="22"/>
+                <w:szCs w:val="22"/>
+                <w:lang w:val="uz-Cyrl-UZ"/>
+              </w:rPr>
               <w:t>{{farzandlar_6_yil}}</w:t>
             </w:r>
           </w:p>
@@ -3546,6 +3924,11 @@
               </w:rPr>
             </w:pPr>
             <w:r>
+              <w:rPr>
+                <w:sz w:val="22"/>
+                <w:szCs w:val="22"/>
+                <w:lang w:val="uz-Cyrl-UZ"/>
+              </w:rPr>
               <w:t>{{farzandlar_6_ish}}</w:t>
             </w:r>
           </w:p>
@@ -3566,6 +3949,11 @@
               </w:rPr>
             </w:pPr>
             <w:r>
+              <w:rPr>
+                <w:sz w:val="22"/>
+                <w:szCs w:val="22"/>
+                <w:lang w:val="uz-Cyrl-UZ"/>
+              </w:rPr>
               <w:t>{{farzandlar_6_tur}}</w:t>
             </w:r>
           </w:p>
@@ -3636,6 +4024,11 @@
               </w:rPr>
             </w:pPr>
             <w:r>
+              <w:rPr>
+                <w:sz w:val="22"/>
+                <w:szCs w:val="22"/>
+                <w:lang w:val="uz-Cyrl-UZ"/>
+              </w:rPr>
               <w:t>{{qaynota}}</w:t>
             </w:r>
           </w:p>
@@ -3656,6 +4049,11 @@
               </w:rPr>
             </w:pPr>
             <w:r>
+              <w:rPr>
+                <w:sz w:val="22"/>
+                <w:szCs w:val="22"/>
+                <w:lang w:val="uz-Cyrl-UZ"/>
+              </w:rPr>
               <w:t>{{qaynota_yil}}</w:t>
             </w:r>
           </w:p>
@@ -3677,18 +4075,13 @@
               </w:rPr>
             </w:pPr>
             <w:r>
-              <w:t>{{qaynota_tur}}</w:t>
-            </w:r>
-          </w:p>
-          <w:p>
-            <w:pPr>
-              <w:jc w:val="center"/>
-              <w:rPr>
-                <w:sz w:val="22"/>
-                <w:szCs w:val="22"/>
-                <w:lang w:val="uz-Cyrl-UZ"/>
-              </w:rPr>
-            </w:pPr>
+              <w:rPr>
+                <w:sz w:val="22"/>
+                <w:szCs w:val="22"/>
+                <w:lang w:val="uz-Cyrl-UZ"/>
+              </w:rPr>
+              <w:t>{{qaynota_ish}}</w:t>
+            </w:r>
           </w:p>
         </w:tc>
       </w:tr>
@@ -3757,6 +4150,11 @@
               </w:rPr>
             </w:pPr>
             <w:r>
+              <w:rPr>
+                <w:sz w:val="22"/>
+                <w:szCs w:val="22"/>
+                <w:lang w:val="uz-Cyrl-UZ"/>
+              </w:rPr>
               <w:t>{{qaynona}}</w:t>
             </w:r>
           </w:p>
@@ -3777,6 +4175,11 @@
               </w:rPr>
             </w:pPr>
             <w:r>
+              <w:rPr>
+                <w:sz w:val="22"/>
+                <w:szCs w:val="22"/>
+                <w:lang w:val="uz-Cyrl-UZ"/>
+              </w:rPr>
               <w:t>{{qaynona_yil}}</w:t>
             </w:r>
           </w:p>
@@ -3797,19 +4200,14 @@
               </w:rPr>
             </w:pPr>
             <w:r>
+              <w:rPr>
+                <w:sz w:val="22"/>
+                <w:szCs w:val="22"/>
+                <w:lang w:val="uz-Cyrl-UZ"/>
+              </w:rPr>
               <w:t>{{qaynona_ish}}</w:t>
             </w:r>
           </w:p>
-          <w:p>
-            <w:pPr>
-              <w:jc w:val="center"/>
-              <w:rPr>
-                <w:sz w:val="22"/>
-                <w:szCs w:val="22"/>
-                <w:lang w:val="uz-Cyrl-UZ"/>
-              </w:rPr>
-            </w:pPr>
-          </w:p>
         </w:tc>
         <w:tc>
           <w:tcPr>
@@ -3827,6 +4225,11 @@
               </w:rPr>
             </w:pPr>
             <w:r>
+              <w:rPr>
+                <w:sz w:val="22"/>
+                <w:szCs w:val="22"/>
+                <w:lang w:val="uz-Cyrl-UZ"/>
+              </w:rPr>
               <w:t>{{qaynona_tur}}</w:t>
             </w:r>
           </w:p>

--- a/templates/obyektivka_master.docx
+++ b/templates/obyektivka_master.docx
@@ -144,11 +144,13 @@
       </w:r>
       <w:r>
         <w:rPr>
-          <w:b/>
-          <w:bCs/>
           <w:sz w:val="28"/>
           <w:szCs w:val="28"/>
           <w:lang w:val="uz-Cyrl-UZ"/>
+          <w:b w:val="0"/>
+          <w:bCs w:val="0"/>
+          <w:u w:val="single"/>
+          <w:color w:val="000000"/>
         </w:rPr>
         <w:pict>
           <v:rect id="_x0000_s1030" o:spid="_x0000_s1030" o:spt="1" style="position:absolute;left:0pt;margin-left:405pt;margin-top:1.9pt;height:113.4pt;width:85.05pt;z-index:251659264;mso-width-relative:page;mso-height-relative:page;" coordsize="21600,21600">
@@ -174,6 +176,10 @@
                       <w:sz w:val="20"/>
                       <w:szCs w:val="21"/>
                       <w:lang w:val="uz-Latn-UZ"/>
+                      <w:b w:val="0"/>
+                      <w:bCs w:val="0"/>
+                      <w:u w:val="single"/>
+                      <w:color w:val="000000"/>
                     </w:rPr>
                     <w:t>{{photo}}</w:t>
                   </w:r>
@@ -271,11 +277,13 @@
       </w:pPr>
       <w:r>
         <w:rPr>
-          <w:b/>
-          <w:bCs/>
           <w:sz w:val="28"/>
           <w:szCs w:val="28"/>
           <w:lang w:val="uz-Cyrl-UZ"/>
+          <w:b w:val="0"/>
+          <w:bCs w:val="0"/>
+          <w:u w:val="single"/>
+          <w:color w:val="000000"/>
         </w:rPr>
         <w:t>{{fish}}</w:t>
       </w:r>
@@ -313,6 +321,10 @@
           <w:sz w:val="22"/>
           <w:szCs w:val="22"/>
           <w:lang w:val="uz-Cyrl-UZ"/>
+          <w:b w:val="0"/>
+          <w:bCs w:val="0"/>
+          <w:u w:val="single"/>
+          <w:color w:val="000000"/>
         </w:rPr>
         <w:t>{{hozirgi_yil}}</w:t>
       </w:r>
@@ -335,6 +347,10 @@
         <w:rPr>
           <w:rFonts w:ascii="Times New Roman" w:hAnsi="Times New Roman"/>
           <w:lang w:val="uz-Cyrl-UZ"/>
+          <w:b w:val="0"/>
+          <w:bCs w:val="0"/>
+          <w:u w:val="single"/>
+          <w:color w:val="000000"/>
         </w:rPr>
         <w:t>{{hozirgi_ish}}</w:t>
       </w:r>
@@ -376,11 +392,12 @@
       </w:r>
       <w:r>
         <w:rPr>
+          <w:sz w:val="22"/>
+          <w:szCs w:val="22"/>
+          <w:lang w:val="uz-Cyrl-UZ"/>
           <w:b/>
           <w:bCs/>
-          <w:sz w:val="22"/>
-          <w:szCs w:val="22"/>
-          <w:lang w:val="uz-Cyrl-UZ"/>
+          <w:color w:val="000000"/>
         </w:rPr>
         <w:t>Туғилган йили:</w:t>
       </w:r>
@@ -394,11 +411,12 @@
       </w:r>
       <w:r>
         <w:rPr>
+          <w:sz w:val="22"/>
+          <w:szCs w:val="22"/>
+          <w:lang w:val="uz-Cyrl-UZ"/>
           <w:b/>
           <w:bCs/>
-          <w:sz w:val="22"/>
-          <w:szCs w:val="22"/>
-          <w:lang w:val="uz-Cyrl-UZ"/>
+          <w:color w:val="000000"/>
         </w:rPr>
         <w:t>Туғилган жойи:</w:t>
       </w:r>
@@ -424,6 +442,10 @@
           <w:sz w:val="22"/>
           <w:szCs w:val="22"/>
           <w:lang w:val="uz-Cyrl-UZ"/>
+          <w:b w:val="0"/>
+          <w:bCs w:val="0"/>
+          <w:u w:val="single"/>
+          <w:color w:val="000000"/>
         </w:rPr>
         <w:t>{{tugilgan_sana}}</w:t>
       </w:r>
@@ -440,6 +462,10 @@
           <w:sz w:val="22"/>
           <w:szCs w:val="22"/>
           <w:lang w:val="uz-Cyrl-UZ"/>
+          <w:b w:val="0"/>
+          <w:bCs w:val="0"/>
+          <w:u w:val="single"/>
+          <w:color w:val="000000"/>
         </w:rPr>
         <w:t xml:space="preserve">{{tugilgan_joy}}</w:t>
       </w:r>
@@ -462,11 +488,12 @@
       </w:pPr>
       <w:r>
         <w:rPr>
+          <w:sz w:val="22"/>
+          <w:szCs w:val="22"/>
+          <w:lang w:val="uz-Cyrl-UZ"/>
           <w:b/>
           <w:bCs/>
-          <w:sz w:val="22"/>
-          <w:szCs w:val="22"/>
-          <w:lang w:val="uz-Cyrl-UZ"/>
+          <w:color w:val="000000"/>
         </w:rPr>
         <w:t>Миллати:</w:t>
       </w:r>
@@ -480,11 +507,12 @@
       </w:r>
       <w:r>
         <w:rPr>
+          <w:sz w:val="22"/>
+          <w:szCs w:val="22"/>
+          <w:lang w:val="uz-Cyrl-UZ"/>
           <w:b/>
           <w:bCs/>
-          <w:sz w:val="22"/>
-          <w:szCs w:val="22"/>
-          <w:lang w:val="uz-Cyrl-UZ"/>
+          <w:color w:val="000000"/>
         </w:rPr>
         <w:t>Партиявийлиги:</w:t>
       </w:r>
@@ -509,6 +537,10 @@
           <w:sz w:val="22"/>
           <w:szCs w:val="22"/>
           <w:lang w:val="uz-Cyrl-UZ"/>
+          <w:b w:val="0"/>
+          <w:bCs w:val="0"/>
+          <w:u w:val="single"/>
+          <w:color w:val="000000"/>
         </w:rPr>
         <w:t>{{millati}}</w:t>
       </w:r>
@@ -525,6 +557,10 @@
           <w:sz w:val="22"/>
           <w:szCs w:val="22"/>
           <w:lang w:val="uz-Cyrl-UZ"/>
+          <w:b w:val="0"/>
+          <w:bCs w:val="0"/>
+          <w:u w:val="single"/>
+          <w:color w:val="000000"/>
         </w:rPr>
         <w:t>{{partiyaviyligi}}</w:t>
       </w:r>
@@ -549,11 +585,12 @@
       </w:pPr>
       <w:r>
         <w:rPr>
+          <w:sz w:val="22"/>
+          <w:szCs w:val="22"/>
+          <w:lang w:val="uz-Cyrl-UZ"/>
           <w:b/>
           <w:bCs/>
-          <w:sz w:val="22"/>
-          <w:szCs w:val="22"/>
-          <w:lang w:val="uz-Cyrl-UZ"/>
+          <w:color w:val="000000"/>
         </w:rPr>
         <w:t>Маълумоти:</w:t>
       </w:r>
@@ -567,11 +604,12 @@
       </w:r>
       <w:r>
         <w:rPr>
+          <w:sz w:val="22"/>
+          <w:szCs w:val="22"/>
+          <w:lang w:val="uz-Cyrl-UZ"/>
           <w:b/>
           <w:bCs/>
-          <w:sz w:val="22"/>
-          <w:szCs w:val="22"/>
-          <w:lang w:val="uz-Cyrl-UZ"/>
+          <w:color w:val="000000"/>
         </w:rPr>
         <w:t>Тамомлаган:</w:t>
       </w:r>
@@ -597,6 +635,10 @@
           <w:sz w:val="22"/>
           <w:szCs w:val="22"/>
           <w:lang w:val="uz-Cyrl-UZ"/>
+          <w:b w:val="0"/>
+          <w:bCs w:val="0"/>
+          <w:u w:val="single"/>
+          <w:color w:val="000000"/>
         </w:rPr>
         <w:t>{{malumoti}}</w:t>
       </w:r>
@@ -650,11 +692,12 @@
       </w:pPr>
       <w:r>
         <w:rPr>
+          <w:sz w:val="22"/>
+          <w:szCs w:val="22"/>
+          <w:lang/>
           <w:b/>
           <w:bCs/>
-          <w:sz w:val="22"/>
-          <w:szCs w:val="22"/>
-          <w:lang/>
+          <w:color w:val="000000"/>
         </w:rPr>
         <w:pict>
           <v:shape id="_x0000_s1077" o:spid="_x0000_s1077" o:spt="62" type="#_x0000_t62" style="position:absolute;left:0pt;margin-left:349.7pt;margin-top:15.75pt;height:99pt;width:153pt;z-index:251664384;mso-width-relative:page;mso-height-relative:page;" coordsize="21600,21600" adj="-5845,12851">
@@ -691,10 +734,11 @@
                   </w:r>
                   <w:r>
                     <w:rPr>
+                      <w:sz w:val="22"/>
+                      <w:lang w:val="uz-Cyrl-UZ"/>
                       <w:b/>
-                      <w:sz w:val="22"/>
-                      <w:u w:val="single"/>
-                      <w:lang w:val="uz-Cyrl-UZ"/>
+                      <w:bCs/>
+                      <w:color w:val="000000"/>
                     </w:rPr>
                     <w:t>фақат</w:t>
                   </w:r>
@@ -720,11 +764,12 @@
       </w:r>
       <w:r>
         <w:rPr>
+          <w:sz w:val="22"/>
+          <w:szCs w:val="22"/>
+          <w:lang w:val="uz-Cyrl-UZ"/>
           <w:b/>
           <w:bCs/>
-          <w:sz w:val="22"/>
-          <w:szCs w:val="22"/>
-          <w:lang w:val="uz-Cyrl-UZ"/>
+          <w:color w:val="000000"/>
         </w:rPr>
         <w:t>Маълумоти бўйича мутахассислиги:</w:t>
       </w:r>
@@ -743,6 +788,10 @@
           <w:sz w:val="22"/>
           <w:szCs w:val="22"/>
           <w:lang w:val="uz-Cyrl-UZ"/>
+          <w:b w:val="0"/>
+          <w:bCs w:val="0"/>
+          <w:u w:val="single"/>
+          <w:color w:val="000000"/>
         </w:rPr>
         <w:t>{{mutaxassisligi}}</w:t>
       </w:r>
@@ -824,11 +873,12 @@
       </w:r>
       <w:r>
         <w:rPr>
+          <w:sz w:val="22"/>
+          <w:szCs w:val="22"/>
+          <w:lang w:val="uz-Cyrl-UZ"/>
           <w:b/>
           <w:bCs/>
-          <w:sz w:val="22"/>
-          <w:szCs w:val="22"/>
-          <w:lang w:val="uz-Cyrl-UZ"/>
+          <w:color w:val="000000"/>
         </w:rPr>
         <w:t>Илмий даражаси:</w:t>
       </w:r>
@@ -842,11 +892,12 @@
       </w:r>
       <w:r>
         <w:rPr>
+          <w:sz w:val="22"/>
+          <w:szCs w:val="22"/>
+          <w:lang w:val="uz-Cyrl-UZ"/>
           <w:b/>
           <w:bCs/>
-          <w:sz w:val="22"/>
-          <w:szCs w:val="22"/>
-          <w:lang w:val="uz-Cyrl-UZ"/>
+          <w:color w:val="000000"/>
         </w:rPr>
         <w:t>Илмий унвони:</w:t>
       </w:r>
@@ -870,6 +921,10 @@
           <w:sz w:val="22"/>
           <w:szCs w:val="22"/>
           <w:lang w:val="uz-Cyrl-UZ"/>
+          <w:b w:val="0"/>
+          <w:bCs w:val="0"/>
+          <w:u w:val="single"/>
+          <w:color w:val="000000"/>
         </w:rPr>
         <w:t>{{ilmiy_darajasi}}</w:t>
       </w:r>
@@ -885,6 +940,10 @@
         <w:rPr>
           <w:sz w:val="22"/>
           <w:szCs w:val="22"/>
+          <w:b w:val="0"/>
+          <w:bCs w:val="0"/>
+          <w:u w:val="single"/>
+          <w:color w:val="000000"/>
         </w:rPr>
         <w:t>{{ilmiy_unvoni}}</w:t>
       </w:r>
@@ -908,11 +967,12 @@
       </w:pPr>
       <w:r>
         <w:rPr>
+          <w:sz w:val="22"/>
+          <w:szCs w:val="22"/>
+          <w:lang w:val="uz-Cyrl-UZ"/>
           <w:b/>
           <w:bCs/>
-          <w:sz w:val="22"/>
-          <w:szCs w:val="22"/>
-          <w:lang w:val="uz-Cyrl-UZ"/>
+          <w:color w:val="000000"/>
         </w:rPr>
         <w:t>Қайси чет тилларини билади:</w:t>
       </w:r>
@@ -927,11 +987,12 @@
       </w:r>
       <w:r>
         <w:rPr>
+          <w:sz w:val="22"/>
+          <w:szCs w:val="22"/>
+          <w:lang w:val="uz-Cyrl-UZ"/>
           <w:b/>
           <w:bCs/>
-          <w:sz w:val="22"/>
-          <w:szCs w:val="22"/>
-          <w:lang w:val="uz-Cyrl-UZ"/>
+          <w:color w:val="000000"/>
         </w:rPr>
         <w:t>Ҳарбий (махсус) унвони:</w:t>
       </w:r>
@@ -957,6 +1018,10 @@
           <w:sz w:val="22"/>
           <w:szCs w:val="22"/>
           <w:lang w:val="uz-Cyrl-UZ"/>
+          <w:b w:val="0"/>
+          <w:bCs w:val="0"/>
+          <w:u w:val="single"/>
+          <w:color w:val="000000"/>
         </w:rPr>
         <w:t xml:space="preserve">{{chet_tillari}}</w:t>
       </w:r>
@@ -973,6 +1038,10 @@
           <w:sz w:val="22"/>
           <w:szCs w:val="22"/>
           <w:lang w:val="uz-Cyrl-UZ"/>
+          <w:b w:val="0"/>
+          <w:bCs w:val="0"/>
+          <w:u w:val="single"/>
+          <w:color w:val="000000"/>
         </w:rPr>
         <w:t>{{harbiy_unvoni}}</w:t>
       </w:r>
@@ -995,11 +1064,12 @@
       </w:pPr>
       <w:r>
         <w:rPr>
+          <w:sz w:val="22"/>
+          <w:szCs w:val="22"/>
+          <w:lang w:val="uz-Cyrl-UZ"/>
           <w:b/>
           <w:bCs/>
-          <w:sz w:val="22"/>
-          <w:szCs w:val="22"/>
-          <w:lang w:val="uz-Cyrl-UZ"/>
+          <w:color w:val="000000"/>
         </w:rPr>
         <w:t>Давлат мукофотлари ва премиялари билан тақдирланганми (қанақа):</w:t>
       </w:r>
@@ -1072,12 +1142,13 @@
       </w:pPr>
       <w:r>
         <w:rPr>
+          <w:sz w:val="22"/>
+          <w:szCs w:val="22"/>
+          <w:highlight w:val="yellow"/>
+          <w:lang w:val="uz-Cyrl-UZ"/>
           <w:b/>
           <w:bCs/>
-          <w:sz w:val="22"/>
-          <w:szCs w:val="22"/>
-          <w:highlight w:val="yellow"/>
-          <w:lang w:val="uz-Cyrl-UZ"/>
+          <w:color w:val="000000"/>
         </w:rPr>
         <w:t>Идоравий мукофотлар билан тақдирланганми (қанақа):</w:t>
       </w:r>
@@ -1122,6 +1193,10 @@
           <w:szCs w:val="22"/>
           <w:highlight w:val="yellow"/>
           <w:lang w:val="uz-Cyrl-UZ"/>
+          <w:b w:val="0"/>
+          <w:bCs w:val="0"/>
+          <w:u w:val="single"/>
+          <w:color w:val="000000"/>
         </w:rPr>
         <w:t>{{idoriy_mukofotlari}}</w:t>
       </w:r>
@@ -1144,11 +1219,12 @@
       </w:pPr>
       <w:r>
         <w:rPr>
+          <w:sz w:val="22"/>
+          <w:szCs w:val="22"/>
+          <w:lang w:val="uz-Cyrl-UZ"/>
           <w:b/>
           <w:bCs/>
-          <w:sz w:val="22"/>
-          <w:szCs w:val="22"/>
-          <w:lang w:val="uz-Cyrl-UZ"/>
+          <w:color w:val="000000"/>
         </w:rPr>
         <w:t>Халқ депутатлари, республика, вилоят, шаҳар ва туман Кенгаши депутатими ёки бошқа</w:t>
       </w:r>
@@ -1170,11 +1246,12 @@
       </w:pPr>
       <w:r>
         <w:rPr>
+          <w:sz w:val="22"/>
+          <w:szCs w:val="22"/>
+          <w:lang w:val="uz-Cyrl-UZ"/>
           <w:b/>
           <w:bCs/>
-          <w:sz w:val="22"/>
-          <w:szCs w:val="22"/>
-          <w:lang w:val="uz-Cyrl-UZ"/>
+          <w:color w:val="000000"/>
         </w:rPr>
         <w:t>сайланадиган органларнинг аъзосими (тўлиқ кўрсатилиши лозим):</w:t>
       </w:r>
@@ -1212,6 +1289,10 @@
           <w:sz w:val="22"/>
           <w:szCs w:val="22"/>
           <w:lang w:val="uz-Cyrl-UZ"/>
+          <w:b w:val="0"/>
+          <w:bCs w:val="0"/>
+          <w:u w:val="single"/>
+          <w:color w:val="000000"/>
         </w:rPr>
         <w:t xml:space="preserve">{{deputatligi}}</w:t>
       </w:r>
@@ -1348,11 +1429,12 @@
       </w:r>
       <w:r>
         <w:rPr>
+          <w:sz w:val="28"/>
+          <w:szCs w:val="28"/>
+          <w:lang w:val="uz-Cyrl-UZ"/>
           <w:b/>
           <w:bCs/>
-          <w:sz w:val="28"/>
-          <w:szCs w:val="28"/>
-          <w:lang w:val="uz-Cyrl-UZ"/>
+          <w:color w:val="000000"/>
         </w:rPr>
         <w:t>МЕҲНАТ ФАОЛИЯТИ</w:t>
       </w:r>
@@ -1374,6 +1456,10 @@
         <w:rPr>
           <w:sz w:val="22"/>
           <w:lang w:val="uz-Cyrl-UZ"/>
+          <w:b w:val="0"/>
+          <w:bCs w:val="0"/>
+          <w:u w:val="single"/>
+          <w:color w:val="000000"/>
         </w:rPr>
         <w:t>{{mehnat_faoliyati}}</w:t>
       </w:r>
@@ -1395,6 +1481,10 @@
         <w:rPr>
           <w:sz w:val="22"/>
           <w:lang w:val="uz-Cyrl-UZ"/>
+          <w:b w:val="0"/>
+          <w:bCs w:val="0"/>
+          <w:u w:val="single"/>
+          <w:color w:val="000000"/>
         </w:rPr>
         <w:t>{{mehnat_faoliyati_2}}</w:t>
       </w:r>
@@ -1416,6 +1506,10 @@
         <w:rPr>
           <w:sz w:val="22"/>
           <w:lang w:val="uz-Cyrl-UZ"/>
+          <w:b w:val="0"/>
+          <w:bCs w:val="0"/>
+          <w:u w:val="single"/>
+          <w:color w:val="000000"/>
         </w:rPr>
         <w:t>{{mehnat_faoliyati_3}}</w:t>
       </w:r>
@@ -1437,6 +1531,10 @@
         <w:rPr>
           <w:sz w:val="22"/>
           <w:lang w:val="uz-Cyrl-UZ"/>
+          <w:b w:val="0"/>
+          <w:bCs w:val="0"/>
+          <w:u w:val="single"/>
+          <w:color w:val="000000"/>
         </w:rPr>
         <w:t>{{mehnat_faoliyati_4}}</w:t>
       </w:r>
@@ -1458,6 +1556,10 @@
         <w:rPr>
           <w:sz w:val="22"/>
           <w:lang w:val="uz-Cyrl-UZ"/>
+          <w:b w:val="0"/>
+          <w:bCs w:val="0"/>
+          <w:u w:val="single"/>
+          <w:color w:val="000000"/>
         </w:rPr>
         <w:t>{{mehnat_faoliyati_5}}</w:t>
       </w:r>
@@ -1479,6 +1581,10 @@
         <w:rPr>
           <w:sz w:val="22"/>
           <w:lang w:val="uz-Cyrl-UZ"/>
+          <w:b w:val="0"/>
+          <w:bCs w:val="0"/>
+          <w:u w:val="single"/>
+          <w:color w:val="000000"/>
         </w:rPr>
         <w:t>{{mehnat_faoliyati_6}}</w:t>
       </w:r>
@@ -1500,6 +1606,10 @@
         <w:rPr>
           <w:sz w:val="22"/>
           <w:lang w:val="uz-Cyrl-UZ"/>
+          <w:b w:val="0"/>
+          <w:bCs w:val="0"/>
+          <w:u w:val="single"/>
+          <w:color w:val="000000"/>
         </w:rPr>
         <w:t>{{mehnat_faoliyati_7}}</w:t>
       </w:r>
@@ -1521,6 +1631,10 @@
         <w:rPr>
           <w:sz w:val="22"/>
           <w:lang w:val="uz-Cyrl-UZ"/>
+          <w:b w:val="0"/>
+          <w:bCs w:val="0"/>
+          <w:u w:val="single"/>
+          <w:color w:val="000000"/>
         </w:rPr>
         <w:t>{{mehnat_faoliyati_8}}</w:t>
       </w:r>
@@ -1662,9 +1776,10 @@
       </w:r>
       <w:r>
         <w:rPr>
+          <w:lang/>
           <w:b/>
           <w:bCs/>
-          <w:lang/>
+          <w:color w:val="000000"/>
         </w:rPr>
         <w:pict>
           <v:shape id="_x0000_s1090" o:spid="_x0000_s1090" o:spt="62" type="#_x0000_t62" style="position:absolute;left:0pt;margin-left:-40.3pt;margin-top:-13.5pt;height:20.1pt;width:67.9pt;z-index:251670528;mso-width-relative:page;mso-height-relative:page;" coordsize="21600,21600" adj="27247,51475">
@@ -1707,9 +1822,12 @@
       </w:r>
       <w:r>
         <w:rPr>
-          <w:b/>
           <w:sz w:val="24"/>
           <w:lang w:val="uz-Cyrl-UZ"/>
+          <w:b w:val="0"/>
+          <w:bCs w:val="0"/>
+          <w:u w:val="single"/>
+          <w:color w:val="000000"/>
         </w:rPr>
         <w:t>{{fish}}нинг яқин қариндошлари ҳақида</w:t>
       </w:r>
@@ -1727,9 +1845,10 @@
       </w:pPr>
       <w:r>
         <w:rPr>
+          <w:lang/>
           <w:b/>
           <w:bCs/>
-          <w:lang/>
+          <w:color w:val="000000"/>
         </w:rPr>
         <w:pict>
           <v:shape id="_x0000_s1063" o:spid="_x0000_s1063" o:spt="62" type="#_x0000_t62" style="position:absolute;left:0pt;margin-left:418pt;margin-top:-0.4pt;height:20.1pt;width:67.9pt;z-index:251663360;mso-width-relative:page;mso-height-relative:page;" coordsize="21600,21600" adj="-9798,-376">
@@ -1772,9 +1891,10 @@
       </w:r>
       <w:r>
         <w:rPr>
+          <w:lang w:val="uz-Cyrl-UZ"/>
           <w:b/>
           <w:bCs/>
-          <w:lang w:val="uz-Cyrl-UZ"/>
+          <w:color w:val="000000"/>
         </w:rPr>
         <w:t>МАЪЛУМОТ</w:t>
       </w:r>
@@ -1859,28 +1979,34 @@
             </w:pPr>
             <w:r>
               <w:rPr>
+                <w:sz w:val="22"/>
+                <w:szCs w:val="22"/>
+                <w:lang w:val="uz-Cyrl-UZ"/>
                 <w:b/>
-                <w:sz w:val="22"/>
-                <w:szCs w:val="22"/>
-                <w:lang w:val="uz-Cyrl-UZ"/>
+                <w:bCs/>
+                <w:color w:val="000000"/>
               </w:rPr>
               <w:t>Қариндош</w:t>
             </w:r>
             <w:r>
               <w:rPr>
+                <w:sz w:val="22"/>
+                <w:szCs w:val="22"/>
+                <w:lang w:val="uz-Latn-UZ"/>
                 <w:b/>
-                <w:sz w:val="22"/>
-                <w:szCs w:val="22"/>
-                <w:lang w:val="uz-Latn-UZ"/>
+                <w:bCs/>
+                <w:color w:val="000000"/>
               </w:rPr>
               <w:t>-</w:t>
             </w:r>
             <w:r>
               <w:rPr>
+                <w:sz w:val="22"/>
+                <w:szCs w:val="22"/>
+                <w:lang w:val="uz-Cyrl-UZ"/>
                 <w:b/>
-                <w:sz w:val="22"/>
-                <w:szCs w:val="22"/>
-                <w:lang w:val="uz-Cyrl-UZ"/>
+                <w:bCs/>
+                <w:color w:val="000000"/>
               </w:rPr>
               <w:t>лиги</w:t>
             </w:r>
@@ -1904,10 +2030,12 @@
             </w:pPr>
             <w:r>
               <w:rPr>
+                <w:sz w:val="22"/>
+                <w:szCs w:val="22"/>
+                <w:lang w:val="uz-Cyrl-UZ"/>
                 <w:b/>
-                <w:sz w:val="22"/>
-                <w:szCs w:val="22"/>
-                <w:lang w:val="uz-Cyrl-UZ"/>
+                <w:bCs/>
+                <w:color w:val="000000"/>
               </w:rPr>
               <w:t xml:space="preserve">Фамилияси, исми </w:t>
             </w:r>
@@ -1922,10 +2050,12 @@
             </w:r>
             <w:r>
               <w:rPr>
+                <w:sz w:val="22"/>
+                <w:szCs w:val="22"/>
+                <w:lang w:val="uz-Cyrl-UZ"/>
                 <w:b/>
-                <w:sz w:val="22"/>
-                <w:szCs w:val="22"/>
-                <w:lang w:val="uz-Cyrl-UZ"/>
+                <w:bCs/>
+                <w:color w:val="000000"/>
               </w:rPr>
               <w:t xml:space="preserve">ва отасининг исми </w:t>
             </w:r>
@@ -1949,10 +2079,12 @@
             </w:pPr>
             <w:r>
               <w:rPr>
+                <w:sz w:val="22"/>
+                <w:szCs w:val="22"/>
+                <w:lang w:val="uz-Cyrl-UZ"/>
                 <w:b/>
-                <w:sz w:val="22"/>
-                <w:szCs w:val="22"/>
-                <w:lang w:val="uz-Cyrl-UZ"/>
+                <w:bCs/>
+                <w:color w:val="000000"/>
               </w:rPr>
               <w:t xml:space="preserve">Туғилган йили </w:t>
             </w:r>
@@ -1967,10 +2099,12 @@
             </w:r>
             <w:r>
               <w:rPr>
+                <w:sz w:val="22"/>
+                <w:szCs w:val="22"/>
+                <w:lang w:val="uz-Cyrl-UZ"/>
                 <w:b/>
-                <w:sz w:val="22"/>
-                <w:szCs w:val="22"/>
-                <w:lang w:val="uz-Cyrl-UZ"/>
+                <w:bCs/>
+                <w:color w:val="000000"/>
               </w:rPr>
               <w:t>ва жойи</w:t>
             </w:r>
@@ -1994,10 +2128,12 @@
             </w:pPr>
             <w:r>
               <w:rPr>
+                <w:sz w:val="22"/>
+                <w:szCs w:val="22"/>
+                <w:lang w:val="uz-Cyrl-UZ"/>
                 <w:b/>
-                <w:sz w:val="22"/>
-                <w:szCs w:val="22"/>
-                <w:lang w:val="uz-Cyrl-UZ"/>
+                <w:bCs/>
+                <w:color w:val="000000"/>
               </w:rPr>
               <w:t>Иш жойи ва лавозими</w:t>
             </w:r>
@@ -2021,10 +2157,12 @@
             </w:pPr>
             <w:r>
               <w:rPr>
+                <w:sz w:val="22"/>
+                <w:szCs w:val="22"/>
+                <w:lang w:val="uz-Cyrl-UZ"/>
                 <w:b/>
-                <w:sz w:val="22"/>
-                <w:szCs w:val="22"/>
-                <w:lang w:val="uz-Cyrl-UZ"/>
+                <w:bCs/>
+                <w:color w:val="000000"/>
               </w:rPr>
               <w:t>Турар жойи</w:t>
             </w:r>
@@ -2071,10 +2209,12 @@
             </w:pPr>
             <w:r>
               <w:rPr>
+                <w:sz w:val="22"/>
+                <w:szCs w:val="22"/>
+                <w:lang w:val="uz-Cyrl-UZ"/>
                 <w:b/>
-                <w:sz w:val="22"/>
-                <w:szCs w:val="22"/>
-                <w:lang w:val="uz-Cyrl-UZ"/>
+                <w:bCs/>
+                <w:color w:val="000000"/>
               </w:rPr>
               <w:t>Отаси</w:t>
             </w:r>
@@ -2100,6 +2240,10 @@
                 <w:sz w:val="22"/>
                 <w:szCs w:val="22"/>
                 <w:lang w:val="uz-Cyrl-UZ"/>
+                <w:b w:val="0"/>
+                <w:bCs w:val="0"/>
+                <w:u w:val="single"/>
+                <w:color w:val="000000"/>
               </w:rPr>
               <w:t>{{ota}}</w:t>
             </w:r>
@@ -2125,6 +2269,10 @@
                 <w:sz w:val="22"/>
                 <w:szCs w:val="22"/>
                 <w:lang w:val="uz-Cyrl-UZ"/>
+                <w:b w:val="0"/>
+                <w:bCs w:val="0"/>
+                <w:u w:val="single"/>
+                <w:color w:val="000000"/>
               </w:rPr>
               <w:t>{{ota_yil}}</w:t>
             </w:r>
@@ -2150,6 +2298,10 @@
                 <w:sz w:val="22"/>
                 <w:szCs w:val="22"/>
                 <w:lang w:val="uz-Cyrl-UZ"/>
+                <w:b w:val="0"/>
+                <w:bCs w:val="0"/>
+                <w:u w:val="single"/>
+                <w:color w:val="000000"/>
               </w:rPr>
               <w:t>{{ota_ish}}</w:t>
             </w:r>
@@ -2175,6 +2327,10 @@
                 <w:sz w:val="22"/>
                 <w:szCs w:val="22"/>
                 <w:lang w:val="uz-Cyrl-UZ"/>
+                <w:b w:val="0"/>
+                <w:bCs w:val="0"/>
+                <w:u w:val="single"/>
+                <w:color w:val="000000"/>
               </w:rPr>
               <w:t>{{ota_tur}}</w:t>
             </w:r>
@@ -2221,10 +2377,12 @@
             </w:pPr>
             <w:r>
               <w:rPr>
+                <w:sz w:val="22"/>
+                <w:szCs w:val="22"/>
+                <w:lang w:val="uz-Cyrl-UZ"/>
                 <w:b/>
-                <w:sz w:val="22"/>
-                <w:szCs w:val="22"/>
-                <w:lang w:val="uz-Cyrl-UZ"/>
+                <w:bCs/>
+                <w:color w:val="000000"/>
               </w:rPr>
               <w:t>Онаси</w:t>
             </w:r>
@@ -2250,6 +2408,10 @@
                 <w:sz w:val="22"/>
                 <w:szCs w:val="22"/>
                 <w:lang w:val="uz-Cyrl-UZ"/>
+                <w:b w:val="0"/>
+                <w:bCs w:val="0"/>
+                <w:u w:val="single"/>
+                <w:color w:val="000000"/>
               </w:rPr>
               <w:t>{{ona}}</w:t>
             </w:r>
@@ -2275,6 +2437,10 @@
                 <w:sz w:val="22"/>
                 <w:szCs w:val="22"/>
                 <w:lang w:val="uz-Cyrl-UZ"/>
+                <w:b w:val="0"/>
+                <w:bCs w:val="0"/>
+                <w:u w:val="single"/>
+                <w:color w:val="000000"/>
               </w:rPr>
               <w:t>{{ona_yil}}</w:t>
             </w:r>
@@ -2301,6 +2467,10 @@
                 <w:sz w:val="22"/>
                 <w:szCs w:val="22"/>
                 <w:lang w:val="uz-Cyrl-UZ"/>
+                <w:b w:val="0"/>
+                <w:bCs w:val="0"/>
+                <w:u w:val="single"/>
+                <w:color w:val="000000"/>
               </w:rPr>
               <w:t>{{ona_ish}}</w:t>
             </w:r>
@@ -2347,10 +2517,12 @@
             </w:pPr>
             <w:r>
               <w:rPr>
+                <w:sz w:val="22"/>
+                <w:szCs w:val="22"/>
+                <w:lang w:val="uz-Cyrl-UZ"/>
                 <w:b/>
-                <w:sz w:val="22"/>
-                <w:szCs w:val="22"/>
-                <w:lang w:val="uz-Cyrl-UZ"/>
+                <w:bCs/>
+                <w:color w:val="000000"/>
               </w:rPr>
               <w:t>Опаси</w:t>
             </w:r>
@@ -2376,6 +2548,10 @@
                 <w:sz w:val="22"/>
                 <w:szCs w:val="22"/>
                 <w:lang w:val="uz-Cyrl-UZ"/>
+                <w:b w:val="0"/>
+                <w:bCs w:val="0"/>
+                <w:u w:val="single"/>
+                <w:color w:val="000000"/>
               </w:rPr>
               <w:t>{{opa}}</w:t>
             </w:r>
@@ -2401,6 +2577,10 @@
                 <w:sz w:val="22"/>
                 <w:szCs w:val="22"/>
                 <w:lang w:val="uz-Cyrl-UZ"/>
+                <w:b w:val="0"/>
+                <w:bCs w:val="0"/>
+                <w:u w:val="single"/>
+                <w:color w:val="000000"/>
               </w:rPr>
               <w:t>{{opa_yil}}</w:t>
             </w:r>
@@ -2426,6 +2606,10 @@
                 <w:sz w:val="22"/>
                 <w:szCs w:val="22"/>
                 <w:lang w:val="uz-Cyrl-UZ"/>
+                <w:b w:val="0"/>
+                <w:bCs w:val="0"/>
+                <w:u w:val="single"/>
+                <w:color w:val="000000"/>
               </w:rPr>
               <w:t>{{opa_ish}}</w:t>
             </w:r>
@@ -2451,6 +2635,10 @@
                 <w:sz w:val="22"/>
                 <w:szCs w:val="22"/>
                 <w:lang w:val="uz-Cyrl-UZ"/>
+                <w:b w:val="0"/>
+                <w:bCs w:val="0"/>
+                <w:u w:val="single"/>
+                <w:color w:val="000000"/>
               </w:rPr>
               <w:t>{{opa_tur}}</w:t>
             </w:r>
@@ -2497,10 +2685,12 @@
             </w:pPr>
             <w:r>
               <w:rPr>
+                <w:sz w:val="22"/>
+                <w:szCs w:val="22"/>
+                <w:lang w:val="uz-Cyrl-UZ"/>
                 <w:b/>
-                <w:sz w:val="22"/>
-                <w:szCs w:val="22"/>
-                <w:lang w:val="uz-Cyrl-UZ"/>
+                <w:bCs/>
+                <w:color w:val="000000"/>
               </w:rPr>
               <w:t>Синглиси</w:t>
             </w:r>
@@ -2526,6 +2716,10 @@
                 <w:sz w:val="22"/>
                 <w:szCs w:val="22"/>
                 <w:lang w:val="uz-Cyrl-UZ"/>
+                <w:b w:val="0"/>
+                <w:bCs w:val="0"/>
+                <w:u w:val="single"/>
+                <w:color w:val="000000"/>
               </w:rPr>
               <w:t>{{singil}}</w:t>
             </w:r>
@@ -2551,6 +2745,10 @@
                 <w:sz w:val="22"/>
                 <w:szCs w:val="22"/>
                 <w:lang w:val="uz-Cyrl-UZ"/>
+                <w:b w:val="0"/>
+                <w:bCs w:val="0"/>
+                <w:u w:val="single"/>
+                <w:color w:val="000000"/>
               </w:rPr>
               <w:t>{{singil_yil}}</w:t>
             </w:r>
@@ -2576,6 +2774,10 @@
                 <w:sz w:val="22"/>
                 <w:szCs w:val="22"/>
                 <w:lang w:val="uz-Cyrl-UZ"/>
+                <w:b w:val="0"/>
+                <w:bCs w:val="0"/>
+                <w:u w:val="single"/>
+                <w:color w:val="000000"/>
               </w:rPr>
               <w:t>{{singil_ish}}</w:t>
             </w:r>
@@ -2601,6 +2803,10 @@
                 <w:sz w:val="22"/>
                 <w:szCs w:val="22"/>
                 <w:lang w:val="uz-Cyrl-UZ"/>
+                <w:b w:val="0"/>
+                <w:bCs w:val="0"/>
+                <w:u w:val="single"/>
+                <w:color w:val="000000"/>
               </w:rPr>
               <w:t>{{singil_tur}}</w:t>
             </w:r>
@@ -2647,10 +2853,12 @@
             </w:pPr>
             <w:r>
               <w:rPr>
+                <w:sz w:val="22"/>
+                <w:szCs w:val="22"/>
+                <w:lang w:val="uz-Cyrl-UZ"/>
                 <w:b/>
-                <w:sz w:val="22"/>
-                <w:szCs w:val="22"/>
-                <w:lang w:val="uz-Cyrl-UZ"/>
+                <w:bCs/>
+                <w:color w:val="000000"/>
               </w:rPr>
               <w:t>Укаси</w:t>
             </w:r>
@@ -2676,6 +2884,10 @@
                 <w:sz w:val="22"/>
                 <w:szCs w:val="22"/>
                 <w:lang w:val="uz-Cyrl-UZ"/>
+                <w:b w:val="0"/>
+                <w:bCs w:val="0"/>
+                <w:u w:val="single"/>
+                <w:color w:val="000000"/>
               </w:rPr>
               <w:t>{{uka}}</w:t>
             </w:r>
@@ -2701,6 +2913,10 @@
                 <w:sz w:val="22"/>
                 <w:szCs w:val="22"/>
                 <w:lang w:val="uz-Cyrl-UZ"/>
+                <w:b w:val="0"/>
+                <w:bCs w:val="0"/>
+                <w:u w:val="single"/>
+                <w:color w:val="000000"/>
               </w:rPr>
               <w:t>{{uka_yil}}</w:t>
             </w:r>
@@ -2726,6 +2942,10 @@
                 <w:sz w:val="22"/>
                 <w:szCs w:val="22"/>
                 <w:lang w:val="uz-Cyrl-UZ"/>
+                <w:b w:val="0"/>
+                <w:bCs w:val="0"/>
+                <w:u w:val="single"/>
+                <w:color w:val="000000"/>
               </w:rPr>
               <w:t>{{uka_ish}}</w:t>
             </w:r>
@@ -2751,6 +2971,10 @@
                 <w:sz w:val="22"/>
                 <w:szCs w:val="22"/>
                 <w:lang w:val="uz-Cyrl-UZ"/>
+                <w:b w:val="0"/>
+                <w:bCs w:val="0"/>
+                <w:u w:val="single"/>
+                <w:color w:val="000000"/>
               </w:rPr>
               <w:t>{{uka_tur}}</w:t>
             </w:r>
@@ -2797,10 +3021,12 @@
             </w:pPr>
             <w:r>
               <w:rPr>
+                <w:sz w:val="22"/>
+                <w:szCs w:val="22"/>
+                <w:lang w:val="uz-Cyrl-UZ"/>
                 <w:b/>
-                <w:sz w:val="22"/>
-                <w:szCs w:val="22"/>
-                <w:lang w:val="uz-Cyrl-UZ"/>
+                <w:bCs/>
+                <w:color w:val="000000"/>
               </w:rPr>
               <w:t>Укаси</w:t>
             </w:r>
@@ -2826,6 +3052,10 @@
                 <w:sz w:val="22"/>
                 <w:szCs w:val="22"/>
                 <w:lang w:val="uz-Cyrl-UZ"/>
+                <w:b w:val="0"/>
+                <w:bCs w:val="0"/>
+                <w:u w:val="single"/>
+                <w:color w:val="000000"/>
               </w:rPr>
               <w:t>{{aka}}</w:t>
             </w:r>
@@ -2851,6 +3081,10 @@
                 <w:sz w:val="22"/>
                 <w:szCs w:val="22"/>
                 <w:lang w:val="uz-Cyrl-UZ"/>
+                <w:b w:val="0"/>
+                <w:bCs w:val="0"/>
+                <w:u w:val="single"/>
+                <w:color w:val="000000"/>
               </w:rPr>
               <w:t>{{aka_yil}}</w:t>
             </w:r>
@@ -2876,6 +3110,10 @@
                 <w:sz w:val="22"/>
                 <w:szCs w:val="22"/>
                 <w:lang w:val="uz-Cyrl-UZ"/>
+                <w:b w:val="0"/>
+                <w:bCs w:val="0"/>
+                <w:u w:val="single"/>
+                <w:color w:val="000000"/>
               </w:rPr>
               <w:t>{{aka_ish}}</w:t>
             </w:r>
@@ -2901,6 +3139,10 @@
                 <w:sz w:val="22"/>
                 <w:szCs w:val="22"/>
                 <w:lang w:val="uz-Cyrl-UZ"/>
+                <w:b w:val="0"/>
+                <w:bCs w:val="0"/>
+                <w:u w:val="single"/>
+                <w:color w:val="000000"/>
               </w:rPr>
               <w:t>{{aka_tur}}</w:t>
             </w:r>
@@ -2947,10 +3189,12 @@
             </w:pPr>
             <w:r>
               <w:rPr>
+                <w:sz w:val="22"/>
+                <w:szCs w:val="22"/>
+                <w:lang w:val="uz-Cyrl-UZ"/>
                 <w:b/>
-                <w:sz w:val="22"/>
-                <w:szCs w:val="22"/>
-                <w:lang w:val="uz-Cyrl-UZ"/>
+                <w:bCs/>
+                <w:color w:val="000000"/>
               </w:rPr>
               <w:t>Турмуш ўртоғи</w:t>
             </w:r>
@@ -2976,6 +3220,10 @@
                 <w:sz w:val="22"/>
                 <w:szCs w:val="22"/>
                 <w:lang w:val="uz-Cyrl-UZ"/>
+                <w:b w:val="0"/>
+                <w:bCs w:val="0"/>
+                <w:u w:val="single"/>
+                <w:color w:val="000000"/>
               </w:rPr>
               <w:t>{{turmush_ortogi}}</w:t>
             </w:r>
@@ -3001,6 +3249,10 @@
                 <w:sz w:val="22"/>
                 <w:szCs w:val="22"/>
                 <w:lang w:val="uz-Cyrl-UZ"/>
+                <w:b w:val="0"/>
+                <w:bCs w:val="0"/>
+                <w:u w:val="single"/>
+                <w:color w:val="000000"/>
               </w:rPr>
               <w:t>{{turmush_ortogi_yil}}</w:t>
             </w:r>
@@ -3026,6 +3278,10 @@
                 <w:sz w:val="22"/>
                 <w:szCs w:val="22"/>
                 <w:lang w:val="uz-Cyrl-UZ"/>
+                <w:b w:val="0"/>
+                <w:bCs w:val="0"/>
+                <w:u w:val="single"/>
+                <w:color w:val="000000"/>
               </w:rPr>
               <w:t>{{turmush_ortogi_ish}}</w:t>
             </w:r>
@@ -3051,6 +3307,10 @@
                 <w:sz w:val="22"/>
                 <w:szCs w:val="22"/>
                 <w:lang w:val="uz-Cyrl-UZ"/>
+                <w:b w:val="0"/>
+                <w:bCs w:val="0"/>
+                <w:u w:val="single"/>
+                <w:color w:val="000000"/>
               </w:rPr>
               <w:t>{{turmush_ortogi_tur}}</w:t>
             </w:r>
@@ -3097,10 +3357,12 @@
             </w:pPr>
             <w:r>
               <w:rPr>
+                <w:sz w:val="22"/>
+                <w:szCs w:val="22"/>
+                <w:lang w:val="uz-Cyrl-UZ"/>
                 <w:b/>
-                <w:sz w:val="22"/>
-                <w:szCs w:val="22"/>
-                <w:lang w:val="uz-Cyrl-UZ"/>
+                <w:bCs/>
+                <w:color w:val="000000"/>
               </w:rPr>
               <w:t>Ўғли</w:t>
             </w:r>
@@ -3126,6 +3388,10 @@
                 <w:sz w:val="22"/>
                 <w:szCs w:val="22"/>
                 <w:lang w:val="uz-Cyrl-UZ"/>
+                <w:b w:val="0"/>
+                <w:bCs w:val="0"/>
+                <w:u w:val="single"/>
+                <w:color w:val="000000"/>
               </w:rPr>
               <w:t>{{farzandlar}}</w:t>
             </w:r>
@@ -3151,6 +3417,10 @@
                 <w:sz w:val="22"/>
                 <w:szCs w:val="22"/>
                 <w:lang w:val="uz-Cyrl-UZ"/>
+                <w:b w:val="0"/>
+                <w:bCs w:val="0"/>
+                <w:u w:val="single"/>
+                <w:color w:val="000000"/>
               </w:rPr>
               <w:t>{{farzandlar_yil}}</w:t>
             </w:r>
@@ -3176,6 +3446,10 @@
                 <w:sz w:val="22"/>
                 <w:szCs w:val="22"/>
                 <w:lang w:val="uz-Cyrl-UZ"/>
+                <w:b w:val="0"/>
+                <w:bCs w:val="0"/>
+                <w:u w:val="single"/>
+                <w:color w:val="000000"/>
               </w:rPr>
               <w:t>{{farzandlar_ish}}</w:t>
             </w:r>
@@ -3201,6 +3475,10 @@
                 <w:sz w:val="22"/>
                 <w:szCs w:val="22"/>
                 <w:lang w:val="uz-Cyrl-UZ"/>
+                <w:b w:val="0"/>
+                <w:bCs w:val="0"/>
+                <w:u w:val="single"/>
+                <w:color w:val="000000"/>
               </w:rPr>
               <w:t>{{farzandlar_tur}}</w:t>
             </w:r>
@@ -3247,10 +3525,12 @@
             </w:pPr>
             <w:r>
               <w:rPr>
+                <w:sz w:val="22"/>
+                <w:szCs w:val="22"/>
+                <w:lang w:val="uz-Cyrl-UZ"/>
                 <w:b/>
-                <w:sz w:val="22"/>
-                <w:szCs w:val="22"/>
-                <w:lang w:val="uz-Cyrl-UZ"/>
+                <w:bCs/>
+                <w:color w:val="000000"/>
               </w:rPr>
               <w:t>Қизи</w:t>
             </w:r>
@@ -3276,6 +3556,10 @@
                 <w:sz w:val="22"/>
                 <w:szCs w:val="22"/>
                 <w:lang w:val="uz-Cyrl-UZ"/>
+                <w:b w:val="0"/>
+                <w:bCs w:val="0"/>
+                <w:u w:val="single"/>
+                <w:color w:val="000000"/>
               </w:rPr>
               <w:t>{{farzandlar_2}}</w:t>
             </w:r>
@@ -3301,6 +3585,10 @@
                 <w:sz w:val="22"/>
                 <w:szCs w:val="22"/>
                 <w:lang w:val="uz-Cyrl-UZ"/>
+                <w:b w:val="0"/>
+                <w:bCs w:val="0"/>
+                <w:u w:val="single"/>
+                <w:color w:val="000000"/>
               </w:rPr>
               <w:t>{{farzandlar_2_yil}}</w:t>
             </w:r>
@@ -3326,6 +3614,10 @@
                 <w:sz w:val="22"/>
                 <w:szCs w:val="22"/>
                 <w:lang w:val="uz-Cyrl-UZ"/>
+                <w:b w:val="0"/>
+                <w:bCs w:val="0"/>
+                <w:u w:val="single"/>
+                <w:color w:val="000000"/>
               </w:rPr>
               <w:t>{{farzandlar_2_ish}}</w:t>
             </w:r>
@@ -3351,6 +3643,10 @@
                 <w:sz w:val="22"/>
                 <w:szCs w:val="22"/>
                 <w:lang w:val="uz-Cyrl-UZ"/>
+                <w:b w:val="0"/>
+                <w:bCs w:val="0"/>
+                <w:u w:val="single"/>
+                <w:color w:val="000000"/>
               </w:rPr>
               <w:t>{{farzandlar_2_tur}}</w:t>
             </w:r>
@@ -3398,10 +3694,12 @@
             </w:pPr>
             <w:r>
               <w:rPr>
+                <w:sz w:val="22"/>
+                <w:szCs w:val="22"/>
+                <w:lang w:val="uz-Cyrl-UZ"/>
                 <w:b/>
-                <w:sz w:val="22"/>
-                <w:szCs w:val="22"/>
-                <w:lang w:val="uz-Cyrl-UZ"/>
+                <w:bCs/>
+                <w:color w:val="000000"/>
               </w:rPr>
               <w:t>Ўғли</w:t>
             </w:r>
@@ -3427,6 +3725,10 @@
                 <w:sz w:val="22"/>
                 <w:szCs w:val="22"/>
                 <w:lang w:val="uz-Cyrl-UZ"/>
+                <w:b w:val="0"/>
+                <w:bCs w:val="0"/>
+                <w:u w:val="single"/>
+                <w:color w:val="000000"/>
               </w:rPr>
               <w:t>{{farzandlar_3}}</w:t>
             </w:r>
@@ -3452,6 +3754,10 @@
                 <w:sz w:val="22"/>
                 <w:szCs w:val="22"/>
                 <w:lang w:val="uz-Cyrl-UZ"/>
+                <w:b w:val="0"/>
+                <w:bCs w:val="0"/>
+                <w:u w:val="single"/>
+                <w:color w:val="000000"/>
               </w:rPr>
               <w:t>{{farzandlar_3_yil}}</w:t>
             </w:r>
@@ -3477,6 +3783,10 @@
                 <w:sz w:val="22"/>
                 <w:szCs w:val="22"/>
                 <w:lang w:val="uz-Cyrl-UZ"/>
+                <w:b w:val="0"/>
+                <w:bCs w:val="0"/>
+                <w:u w:val="single"/>
+                <w:color w:val="000000"/>
               </w:rPr>
               <w:t>{{farzandlar_3_ish}}</w:t>
             </w:r>
@@ -3502,6 +3812,10 @@
                 <w:sz w:val="22"/>
                 <w:szCs w:val="22"/>
                 <w:lang w:val="uz-Cyrl-UZ"/>
+                <w:b w:val="0"/>
+                <w:bCs w:val="0"/>
+                <w:u w:val="single"/>
+                <w:color w:val="000000"/>
               </w:rPr>
               <w:t>{{farzandlar_3_tur}}</w:t>
             </w:r>
@@ -3548,10 +3862,12 @@
             </w:pPr>
             <w:r>
               <w:rPr>
+                <w:sz w:val="22"/>
+                <w:szCs w:val="22"/>
+                <w:lang w:val="uz-Cyrl-UZ"/>
                 <w:b/>
-                <w:sz w:val="22"/>
-                <w:szCs w:val="22"/>
-                <w:lang w:val="uz-Cyrl-UZ"/>
+                <w:bCs/>
+                <w:color w:val="000000"/>
               </w:rPr>
               <w:t>Ўғли</w:t>
             </w:r>
@@ -3577,6 +3893,10 @@
                 <w:sz w:val="22"/>
                 <w:szCs w:val="22"/>
                 <w:lang w:val="uz-Cyrl-UZ"/>
+                <w:b w:val="0"/>
+                <w:bCs w:val="0"/>
+                <w:u w:val="single"/>
+                <w:color w:val="000000"/>
               </w:rPr>
               <w:t>{{farzandlar_4}}</w:t>
             </w:r>
@@ -3602,6 +3922,10 @@
                 <w:sz w:val="22"/>
                 <w:szCs w:val="22"/>
                 <w:lang w:val="uz-Cyrl-UZ"/>
+                <w:b w:val="0"/>
+                <w:bCs w:val="0"/>
+                <w:u w:val="single"/>
+                <w:color w:val="000000"/>
               </w:rPr>
               <w:t>{{farzandlar_4_yil}}</w:t>
             </w:r>
@@ -3627,6 +3951,10 @@
                 <w:sz w:val="22"/>
                 <w:szCs w:val="22"/>
                 <w:lang w:val="uz-Cyrl-UZ"/>
+                <w:b w:val="0"/>
+                <w:bCs w:val="0"/>
+                <w:u w:val="single"/>
+                <w:color w:val="000000"/>
               </w:rPr>
               <w:t>{{farzandlar_4_ish}}</w:t>
             </w:r>
@@ -3652,6 +3980,10 @@
                 <w:sz w:val="22"/>
                 <w:szCs w:val="22"/>
                 <w:lang w:val="uz-Cyrl-UZ"/>
+                <w:b w:val="0"/>
+                <w:bCs w:val="0"/>
+                <w:u w:val="single"/>
+                <w:color w:val="000000"/>
               </w:rPr>
               <w:t>{{farzandlar_4_tur}}</w:t>
             </w:r>
@@ -3698,10 +4030,12 @@
             </w:pPr>
             <w:r>
               <w:rPr>
+                <w:sz w:val="22"/>
+                <w:szCs w:val="22"/>
+                <w:lang w:val="uz-Cyrl-UZ"/>
                 <w:b/>
-                <w:sz w:val="22"/>
-                <w:szCs w:val="22"/>
-                <w:lang w:val="uz-Cyrl-UZ"/>
+                <w:bCs/>
+                <w:color w:val="000000"/>
               </w:rPr>
               <w:t>Қизи</w:t>
             </w:r>
@@ -3727,6 +4061,10 @@
                 <w:sz w:val="22"/>
                 <w:szCs w:val="22"/>
                 <w:lang w:val="uz-Cyrl-UZ"/>
+                <w:b w:val="0"/>
+                <w:bCs w:val="0"/>
+                <w:u w:val="single"/>
+                <w:color w:val="000000"/>
               </w:rPr>
               <w:t>{{farzandlar_5}}</w:t>
             </w:r>
@@ -3752,6 +4090,10 @@
                 <w:sz w:val="22"/>
                 <w:szCs w:val="22"/>
                 <w:lang w:val="uz-Cyrl-UZ"/>
+                <w:b w:val="0"/>
+                <w:bCs w:val="0"/>
+                <w:u w:val="single"/>
+                <w:color w:val="000000"/>
               </w:rPr>
               <w:t>{{farzandlar_5_yil}}</w:t>
             </w:r>
@@ -3777,6 +4119,10 @@
                 <w:sz w:val="22"/>
                 <w:szCs w:val="22"/>
                 <w:lang w:val="uz-Cyrl-UZ"/>
+                <w:b w:val="0"/>
+                <w:bCs w:val="0"/>
+                <w:u w:val="single"/>
+                <w:color w:val="000000"/>
               </w:rPr>
               <w:t>{{farzandlar_5_ish}}</w:t>
             </w:r>
@@ -3802,6 +4148,10 @@
                 <w:sz w:val="22"/>
                 <w:szCs w:val="22"/>
                 <w:lang w:val="uz-Cyrl-UZ"/>
+                <w:b w:val="0"/>
+                <w:bCs w:val="0"/>
+                <w:u w:val="single"/>
+                <w:color w:val="000000"/>
               </w:rPr>
               <w:t>{{farzandlar_5_tur}}</w:t>
             </w:r>
@@ -3849,10 +4199,12 @@
             </w:pPr>
             <w:r>
               <w:rPr>
+                <w:sz w:val="22"/>
+                <w:szCs w:val="22"/>
+                <w:lang w:val="uz-Cyrl-UZ"/>
                 <w:b/>
-                <w:sz w:val="22"/>
-                <w:szCs w:val="22"/>
-                <w:lang w:val="uz-Cyrl-UZ"/>
+                <w:bCs/>
+                <w:color w:val="000000"/>
               </w:rPr>
               <w:t>Ўғли</w:t>
             </w:r>
@@ -3878,6 +4230,10 @@
                 <w:sz w:val="22"/>
                 <w:szCs w:val="22"/>
                 <w:lang w:val="uz-Cyrl-UZ"/>
+                <w:b w:val="0"/>
+                <w:bCs w:val="0"/>
+                <w:u w:val="single"/>
+                <w:color w:val="000000"/>
               </w:rPr>
               <w:t>{{farzandlar_6}}</w:t>
             </w:r>
@@ -3903,6 +4259,10 @@
                 <w:sz w:val="22"/>
                 <w:szCs w:val="22"/>
                 <w:lang w:val="uz-Cyrl-UZ"/>
+                <w:b w:val="0"/>
+                <w:bCs w:val="0"/>
+                <w:u w:val="single"/>
+                <w:color w:val="000000"/>
               </w:rPr>
               <w:t>{{farzandlar_6_yil}}</w:t>
             </w:r>
@@ -3928,6 +4288,10 @@
                 <w:sz w:val="22"/>
                 <w:szCs w:val="22"/>
                 <w:lang w:val="uz-Cyrl-UZ"/>
+                <w:b w:val="0"/>
+                <w:bCs w:val="0"/>
+                <w:u w:val="single"/>
+                <w:color w:val="000000"/>
               </w:rPr>
               <w:t>{{farzandlar_6_ish}}</w:t>
             </w:r>
@@ -3953,6 +4317,10 @@
                 <w:sz w:val="22"/>
                 <w:szCs w:val="22"/>
                 <w:lang w:val="uz-Cyrl-UZ"/>
+                <w:b w:val="0"/>
+                <w:bCs w:val="0"/>
+                <w:u w:val="single"/>
+                <w:color w:val="000000"/>
               </w:rPr>
               <w:t>{{farzandlar_6_tur}}</w:t>
             </w:r>
@@ -3999,10 +4367,12 @@
             </w:pPr>
             <w:r>
               <w:rPr>
+                <w:sz w:val="22"/>
+                <w:szCs w:val="22"/>
+                <w:lang w:val="uz-Cyrl-UZ"/>
                 <w:b/>
-                <w:sz w:val="22"/>
-                <w:szCs w:val="22"/>
-                <w:lang w:val="uz-Cyrl-UZ"/>
+                <w:bCs/>
+                <w:color w:val="000000"/>
               </w:rPr>
               <w:t>Қайнотаси</w:t>
             </w:r>
@@ -4028,6 +4398,10 @@
                 <w:sz w:val="22"/>
                 <w:szCs w:val="22"/>
                 <w:lang w:val="uz-Cyrl-UZ"/>
+                <w:b w:val="0"/>
+                <w:bCs w:val="0"/>
+                <w:u w:val="single"/>
+                <w:color w:val="000000"/>
               </w:rPr>
               <w:t>{{qaynota}}</w:t>
             </w:r>
@@ -4053,6 +4427,10 @@
                 <w:sz w:val="22"/>
                 <w:szCs w:val="22"/>
                 <w:lang w:val="uz-Cyrl-UZ"/>
+                <w:b w:val="0"/>
+                <w:bCs w:val="0"/>
+                <w:u w:val="single"/>
+                <w:color w:val="000000"/>
               </w:rPr>
               <w:t>{{qaynota_yil}}</w:t>
             </w:r>
@@ -4079,6 +4457,10 @@
                 <w:sz w:val="22"/>
                 <w:szCs w:val="22"/>
                 <w:lang w:val="uz-Cyrl-UZ"/>
+                <w:b w:val="0"/>
+                <w:bCs w:val="0"/>
+                <w:u w:val="single"/>
+                <w:color w:val="000000"/>
               </w:rPr>
               <w:t>{{qaynota_ish}}</w:t>
             </w:r>
@@ -4125,10 +4507,12 @@
             </w:pPr>
             <w:r>
               <w:rPr>
+                <w:sz w:val="22"/>
+                <w:szCs w:val="22"/>
+                <w:lang w:val="uz-Cyrl-UZ"/>
                 <w:b/>
-                <w:sz w:val="22"/>
-                <w:szCs w:val="22"/>
-                <w:lang w:val="uz-Cyrl-UZ"/>
+                <w:bCs/>
+                <w:color w:val="000000"/>
               </w:rPr>
               <w:t>Қайнонаси</w:t>
             </w:r>
@@ -4154,6 +4538,10 @@
                 <w:sz w:val="22"/>
                 <w:szCs w:val="22"/>
                 <w:lang w:val="uz-Cyrl-UZ"/>
+                <w:b w:val="0"/>
+                <w:bCs w:val="0"/>
+                <w:u w:val="single"/>
+                <w:color w:val="000000"/>
               </w:rPr>
               <w:t>{{qaynona}}</w:t>
             </w:r>
@@ -4179,6 +4567,10 @@
                 <w:sz w:val="22"/>
                 <w:szCs w:val="22"/>
                 <w:lang w:val="uz-Cyrl-UZ"/>
+                <w:b w:val="0"/>
+                <w:bCs w:val="0"/>
+                <w:u w:val="single"/>
+                <w:color w:val="000000"/>
               </w:rPr>
               <w:t>{{qaynona_yil}}</w:t>
             </w:r>
@@ -4204,6 +4596,10 @@
                 <w:sz w:val="22"/>
                 <w:szCs w:val="22"/>
                 <w:lang w:val="uz-Cyrl-UZ"/>
+                <w:b w:val="0"/>
+                <w:bCs w:val="0"/>
+                <w:u w:val="single"/>
+                <w:color w:val="000000"/>
               </w:rPr>
               <w:t>{{qaynona_ish}}</w:t>
             </w:r>
@@ -4229,6 +4625,10 @@
                 <w:sz w:val="22"/>
                 <w:szCs w:val="22"/>
                 <w:lang w:val="uz-Cyrl-UZ"/>
+                <w:b w:val="0"/>
+                <w:bCs w:val="0"/>
+                <w:u w:val="single"/>
+                <w:color w:val="000000"/>
               </w:rPr>
               <w:t>{{qaynona_tur}}</w:t>
             </w:r>

--- a/templates/obyektivka_master.docx
+++ b/templates/obyektivka_master.docx
@@ -25,74 +25,10 @@
       <w:bookmarkEnd w:id="0"/>
       <w:r>
         <w:rPr>
+          <w:rFonts w:ascii="Times New Roman" w:hAnsi="Times New Roman"/>
+          <w:lang w:val="uz-Cyrl-UZ"/>
           <w:sz w:val="28"/>
           <w:szCs w:val="28"/>
-          <w:lang/>
-        </w:rPr>
-        <w:pict>
-          <v:shape id="_x0000_s1089" o:spid="_x0000_s1089" o:spt="62" type="#_x0000_t62" style="position:absolute;left:0pt;margin-left:-71.55pt;margin-top:19.65pt;height:25.95pt;width:77.1pt;z-index:251669504;mso-width-relative:page;mso-height-relative:page;" coordsize="21600,21600" adj="19863,35875">
-            <v:path/>
-            <v:fill focussize="0,0"/>
-            <v:stroke/>
-            <v:imagedata o:title=""/>
-            <o:lock v:ext="edit"/>
-            <o:callout minusx="t" minusy="t"/>
-            <v:textbox>
-              <w:txbxContent>
-                <w:p>
-                  <w:pPr>
-                    <w:rPr>
-                      <w:lang w:val="uz-Cyrl-UZ"/>
-                    </w:rPr>
-                  </w:pPr>
-                  <w:r>
-                    <w:t>Шрифт 1</w:t>
-                  </w:r>
-                  <w:r>
-                    <w:rPr>
-                      <w:lang w:val="uz-Cyrl-UZ"/>
-                    </w:rPr>
-                    <w:t>1</w:t>
-                  </w:r>
-                </w:p>
-              </w:txbxContent>
-            </v:textbox>
-          </v:shape>
-        </w:pict>
-      </w:r>
-      <w:r>
-        <w:rPr>
-          <w:rFonts w:ascii="Times New Roman" w:hAnsi="Times New Roman"/>
-          <w:sz w:val="28"/>
-          <w:szCs w:val="28"/>
-          <w:lang/>
-        </w:rPr>
-        <w:pict>
-          <v:shape id="_x0000_s1036" o:spid="_x0000_s1036" o:spt="62" type="#_x0000_t62" style="position:absolute;left:0pt;margin-left:317pt;margin-top:-2pt;height:25.95pt;width:77.1pt;z-index:251661312;mso-width-relative:page;mso-height-relative:page;" coordsize="21600,21600" adj="-8783,7783">
-            <v:path/>
-            <v:fill focussize="0,0"/>
-            <v:stroke/>
-            <v:imagedata o:title=""/>
-            <o:lock v:ext="edit"/>
-            <o:callout minusx="t" minusy="t"/>
-            <v:textbox>
-              <w:txbxContent>
-                <w:p>
-                  <w:r>
-                    <w:t>Шрифт 14</w:t>
-                  </w:r>
-                </w:p>
-              </w:txbxContent>
-            </v:textbox>
-          </v:shape>
-        </w:pict>
-      </w:r>
-      <w:r>
-        <w:rPr>
-          <w:rFonts w:ascii="Times New Roman" w:hAnsi="Times New Roman"/>
-          <w:sz w:val="28"/>
-          <w:szCs w:val="28"/>
-          <w:lang w:val="uz-Cyrl-UZ"/>
         </w:rPr>
         <w:t>МАЪЛУМОТНОМА</w:t>
       </w:r>
@@ -118,39 +54,13 @@
       </w:pPr>
       <w:r>
         <w:rPr>
-          <w:sz w:val="28"/>
-          <w:szCs w:val="28"/>
-          <w:lang/>
-        </w:rPr>
-        <w:pict>
-          <v:shape id="_x0000_s1035" o:spid="_x0000_s1035" o:spt="62" type="#_x0000_t62" style="position:absolute;left:0pt;margin-left:16pt;margin-top:1.9pt;height:25.95pt;width:77.1pt;z-index:251660288;mso-width-relative:page;mso-height-relative:page;" coordsize="21600,21600" adj="28422,18603">
-            <v:path/>
-            <v:fill focussize="0,0"/>
-            <v:stroke/>
-            <v:imagedata o:title=""/>
-            <o:lock v:ext="edit"/>
-            <o:callout minusx="t" minusy="t"/>
-            <v:textbox>
-              <w:txbxContent>
-                <w:p>
-                  <w:r>
-                    <w:t>Шрифт 14</w:t>
-                  </w:r>
-                </w:p>
-              </w:txbxContent>
-            </v:textbox>
-          </v:shape>
-        </w:pict>
-      </w:r>
-      <w:r>
-        <w:rPr>
-          <w:sz w:val="28"/>
-          <w:szCs w:val="28"/>
           <w:lang w:val="uz-Cyrl-UZ"/>
           <w:b w:val="0"/>
           <w:bCs w:val="0"/>
           <w:u w:val="single"/>
           <w:color w:val="000000"/>
+          <w:sz w:val="20"/>
+          <w:szCs w:val="20"/>
         </w:rPr>
         <w:pict>
           <v:rect id="_x0000_s1030" o:spid="_x0000_s1030" o:spt="1" style="position:absolute;left:0pt;margin-left:405pt;margin-top:1.9pt;height:113.4pt;width:85.05pt;z-index:251659264;mso-width-relative:page;mso-height-relative:page;" coordsize="21600,21600">
@@ -173,80 +83,80 @@
                   </w:pPr>
                   <w:r>
                     <w:rPr>
-                      <w:sz w:val="20"/>
-                      <w:szCs w:val="21"/>
                       <w:lang w:val="uz-Latn-UZ"/>
                       <w:b w:val="0"/>
                       <w:bCs w:val="0"/>
                       <w:u w:val="single"/>
                       <w:color w:val="000000"/>
+                      <w:sz w:val="20"/>
+                      <w:szCs w:val="20"/>
                     </w:rPr>
                     <w:t>{{photo}}</w:t>
                   </w:r>
                   <w:r>
                     <w:rPr>
+                      <w:lang w:val="uz-Latn-UZ"/>
                       <w:sz w:val="20"/>
-                      <w:szCs w:val="21"/>
-                      <w:lang w:val="uz-Latn-UZ"/>
+                      <w:szCs w:val="20"/>
                     </w:rPr>
                     <w:br w:type="textWrapping"/>
                   </w:r>
                   <w:r>
                     <w:rPr>
+                      <w:lang w:val="uz-Cyrl-UZ"/>
                       <w:sz w:val="20"/>
-                      <w:szCs w:val="21"/>
-                      <w:lang w:val="uz-Cyrl-UZ"/>
+                      <w:szCs w:val="20"/>
                     </w:rPr>
                     <w:t xml:space="preserve">3х4 см, </w:t>
                   </w:r>
                   <w:r>
                     <w:rPr>
-                      <w:sz w:val="20"/>
-                      <w:szCs w:val="21"/>
                       <w:u w:val="single"/>
                       <w:lang w:val="uz-Cyrl-UZ"/>
+                      <w:sz w:val="20"/>
+                      <w:szCs w:val="20"/>
                     </w:rPr>
                     <w:t xml:space="preserve">охирги </w:t>
                   </w:r>
                   <w:r>
                     <w:rPr>
-                      <w:sz w:val="20"/>
-                      <w:szCs w:val="21"/>
                       <w:u w:val="single"/>
                       <w:lang w:val="uz-Latn-UZ"/>
+                      <w:sz w:val="20"/>
+                      <w:szCs w:val="20"/>
                     </w:rPr>
                     <w:br w:type="textWrapping"/>
                   </w:r>
                   <w:r>
                     <w:rPr>
-                      <w:sz w:val="20"/>
-                      <w:szCs w:val="21"/>
                       <w:u w:val="single"/>
                       <w:lang w:val="uz-Cyrl-UZ"/>
+                      <w:sz w:val="20"/>
+                      <w:szCs w:val="20"/>
                     </w:rPr>
                     <w:t>3 ой давомида</w:t>
                   </w:r>
                   <w:r>
                     <w:rPr>
+                      <w:lang w:val="uz-Cyrl-UZ"/>
                       <w:sz w:val="20"/>
-                      <w:szCs w:val="21"/>
-                      <w:lang w:val="uz-Cyrl-UZ"/>
+                      <w:szCs w:val="20"/>
                     </w:rPr>
                     <w:t xml:space="preserve"> олинган рангли фотосурат, электрон кўринишда </w:t>
                   </w:r>
                   <w:r>
                     <w:rPr>
+                      <w:lang w:val="uz-Cyrl-UZ"/>
                       <w:sz w:val="18"/>
-                      <w:szCs w:val="20"/>
-                      <w:lang w:val="uz-Cyrl-UZ"/>
+                      <w:szCs w:val="18"/>
                     </w:rPr>
                     <w:t>(расмий кийимда).</w:t>
                   </w:r>
                   <w:r>
                     <w:rPr>
+                      <w:lang w:val="uz-Cyrl-UZ"/>
                       <w:sz w:val="20"/>
-                      <w:szCs w:val="21"/>
-                      <w:lang w:val="uz-Cyrl-UZ"/>
+                      <w:szCs w:val="20"/>
                     </w:rPr>
                     <w:t xml:space="preserve">  </w:t>
                   </w:r>
@@ -277,13 +187,13 @@
       </w:pPr>
       <w:r>
         <w:rPr>
+          <w:lang w:val="uz-Cyrl-UZ"/>
+          <w:u w:val="single"/>
+          <w:color w:val="000000"/>
           <w:sz w:val="28"/>
           <w:szCs w:val="28"/>
-          <w:lang w:val="uz-Cyrl-UZ"/>
-          <w:b w:val="0"/>
-          <w:bCs w:val="0"/>
-          <w:u w:val="single"/>
-          <w:color w:val="000000"/>
+          <w:b/>
+          <w:bCs/>
         </w:rPr>
         <w:t>{{fish}}</w:t>
       </w:r>
@@ -318,13 +228,13 @@
       </w:pPr>
       <w:r>
         <w:rPr>
-          <w:sz w:val="22"/>
-          <w:szCs w:val="22"/>
           <w:lang w:val="uz-Cyrl-UZ"/>
           <w:b w:val="0"/>
           <w:bCs w:val="0"/>
           <w:u w:val="single"/>
           <w:color w:val="000000"/>
+          <w:sz w:val="22"/>
+          <w:szCs w:val="22"/>
         </w:rPr>
         <w:t>{{hozirgi_yil}}</w:t>
       </w:r>
@@ -351,6 +261,8 @@
           <w:bCs w:val="0"/>
           <w:u w:val="single"/>
           <w:color w:val="000000"/>
+          <w:sz w:val="22"/>
+          <w:szCs w:val="22"/>
         </w:rPr>
         <w:t>{{hozirgi_ish}}</w:t>
       </w:r>
@@ -375,9 +287,9 @@
         <w:rPr>
           <w:b/>
           <w:bCs/>
-          <w:sz w:val="22"/>
-          <w:szCs w:val="22"/>
           <w:lang/>
+          <w:sz w:val="22"/>
+          <w:szCs w:val="22"/>
         </w:rPr>
         <w:pict>
           <v:shape id="_x0000_s1083" o:spid="_x0000_s1083" o:spt="87" type="#_x0000_t87" style="position:absolute;left:0pt;margin-left:-18.45pt;margin-top:14.7pt;height:247.9pt;width:8.95pt;mso-wrap-distance-bottom:0pt;mso-wrap-distance-left:9pt;mso-wrap-distance-right:9pt;mso-wrap-distance-top:0pt;z-index:251665408;mso-width-relative:page;mso-height-relative:page;" filled="f" coordsize="21600,21600">
@@ -392,31 +304,31 @@
       </w:r>
       <w:r>
         <w:rPr>
-          <w:sz w:val="22"/>
-          <w:szCs w:val="22"/>
           <w:lang w:val="uz-Cyrl-UZ"/>
           <w:b/>
           <w:bCs/>
           <w:color w:val="000000"/>
+          <w:sz w:val="22"/>
+          <w:szCs w:val="22"/>
         </w:rPr>
         <w:t>Туғилган йили:</w:t>
       </w:r>
       <w:r>
         <w:rPr>
-          <w:sz w:val="22"/>
-          <w:szCs w:val="22"/>
-          <w:lang w:val="uz-Cyrl-UZ"/>
+          <w:lang w:val="uz-Cyrl-UZ"/>
+          <w:sz w:val="22"/>
+          <w:szCs w:val="22"/>
         </w:rPr>
         <w:tab/>
       </w:r>
       <w:r>
         <w:rPr>
-          <w:sz w:val="22"/>
-          <w:szCs w:val="22"/>
           <w:lang w:val="uz-Cyrl-UZ"/>
           <w:b/>
           <w:bCs/>
           <w:color w:val="000000"/>
+          <w:sz w:val="22"/>
+          <w:szCs w:val="22"/>
         </w:rPr>
         <w:t>Туғилган жойи:</w:t>
       </w:r>
@@ -439,33 +351,33 @@
       </w:pPr>
       <w:r>
         <w:rPr>
-          <w:sz w:val="22"/>
-          <w:szCs w:val="22"/>
           <w:lang w:val="uz-Cyrl-UZ"/>
           <w:b w:val="0"/>
           <w:bCs w:val="0"/>
           <w:u w:val="single"/>
           <w:color w:val="000000"/>
+          <w:sz w:val="22"/>
+          <w:szCs w:val="22"/>
         </w:rPr>
         <w:t>{{tugilgan_sana}}</w:t>
       </w:r>
       <w:r>
         <w:rPr>
-          <w:sz w:val="22"/>
-          <w:szCs w:val="22"/>
-          <w:lang w:val="uz-Cyrl-UZ"/>
+          <w:lang w:val="uz-Cyrl-UZ"/>
+          <w:sz w:val="22"/>
+          <w:szCs w:val="22"/>
         </w:rPr>
         <w:tab/>
       </w:r>
       <w:r>
         <w:rPr>
-          <w:sz w:val="22"/>
-          <w:szCs w:val="22"/>
           <w:lang w:val="uz-Cyrl-UZ"/>
           <w:b w:val="0"/>
           <w:bCs w:val="0"/>
           <w:u w:val="single"/>
           <w:color w:val="000000"/>
+          <w:sz w:val="22"/>
+          <w:szCs w:val="22"/>
         </w:rPr>
         <w:t xml:space="preserve">{{tugilgan_joy}}</w:t>
       </w:r>
@@ -488,31 +400,31 @@
       </w:pPr>
       <w:r>
         <w:rPr>
-          <w:sz w:val="22"/>
-          <w:szCs w:val="22"/>
           <w:lang w:val="uz-Cyrl-UZ"/>
           <w:b/>
           <w:bCs/>
           <w:color w:val="000000"/>
+          <w:sz w:val="22"/>
+          <w:szCs w:val="22"/>
         </w:rPr>
         <w:t>Миллати:</w:t>
       </w:r>
       <w:r>
         <w:rPr>
-          <w:sz w:val="22"/>
-          <w:szCs w:val="22"/>
-          <w:lang w:val="uz-Cyrl-UZ"/>
+          <w:lang w:val="uz-Cyrl-UZ"/>
+          <w:sz w:val="22"/>
+          <w:szCs w:val="22"/>
         </w:rPr>
         <w:tab/>
       </w:r>
       <w:r>
         <w:rPr>
-          <w:sz w:val="22"/>
-          <w:szCs w:val="22"/>
           <w:lang w:val="uz-Cyrl-UZ"/>
           <w:b/>
           <w:bCs/>
           <w:color w:val="000000"/>
+          <w:sz w:val="22"/>
+          <w:szCs w:val="22"/>
         </w:rPr>
         <w:t>Партиявийлиги:</w:t>
       </w:r>
@@ -534,33 +446,33 @@
       </w:pPr>
       <w:r>
         <w:rPr>
-          <w:sz w:val="22"/>
-          <w:szCs w:val="22"/>
           <w:lang w:val="uz-Cyrl-UZ"/>
           <w:b w:val="0"/>
           <w:bCs w:val="0"/>
           <w:u w:val="single"/>
           <w:color w:val="000000"/>
+          <w:sz w:val="22"/>
+          <w:szCs w:val="22"/>
         </w:rPr>
         <w:t>{{millati}}</w:t>
       </w:r>
       <w:r>
         <w:rPr>
-          <w:sz w:val="22"/>
-          <w:szCs w:val="22"/>
-          <w:lang w:val="uz-Cyrl-UZ"/>
+          <w:lang w:val="uz-Cyrl-UZ"/>
+          <w:sz w:val="22"/>
+          <w:szCs w:val="22"/>
         </w:rPr>
         <w:tab/>
       </w:r>
       <w:r>
         <w:rPr>
-          <w:sz w:val="22"/>
-          <w:szCs w:val="22"/>
           <w:lang w:val="uz-Cyrl-UZ"/>
           <w:b w:val="0"/>
           <w:bCs w:val="0"/>
           <w:u w:val="single"/>
           <w:color w:val="000000"/>
+          <w:sz w:val="22"/>
+          <w:szCs w:val="22"/>
         </w:rPr>
         <w:t>{{partiyaviyligi}}</w:t>
       </w:r>
@@ -585,31 +497,31 @@
       </w:pPr>
       <w:r>
         <w:rPr>
-          <w:sz w:val="22"/>
-          <w:szCs w:val="22"/>
           <w:lang w:val="uz-Cyrl-UZ"/>
           <w:b/>
           <w:bCs/>
           <w:color w:val="000000"/>
+          <w:sz w:val="22"/>
+          <w:szCs w:val="22"/>
         </w:rPr>
         <w:t>Маълумоти:</w:t>
       </w:r>
       <w:r>
         <w:rPr>
-          <w:sz w:val="22"/>
-          <w:szCs w:val="22"/>
-          <w:lang w:val="uz-Cyrl-UZ"/>
+          <w:lang w:val="uz-Cyrl-UZ"/>
+          <w:sz w:val="22"/>
+          <w:szCs w:val="22"/>
         </w:rPr>
         <w:tab/>
       </w:r>
       <w:r>
         <w:rPr>
-          <w:sz w:val="22"/>
-          <w:szCs w:val="22"/>
           <w:lang w:val="uz-Cyrl-UZ"/>
           <w:b/>
           <w:bCs/>
           <w:color w:val="000000"/>
+          <w:sz w:val="22"/>
+          <w:szCs w:val="22"/>
         </w:rPr>
         <w:t>Тамомлаган:</w:t>
       </w:r>
@@ -632,29 +544,29 @@
       </w:pPr>
       <w:r>
         <w:rPr>
-          <w:sz w:val="22"/>
-          <w:szCs w:val="22"/>
           <w:lang w:val="uz-Cyrl-UZ"/>
           <w:b w:val="0"/>
           <w:bCs w:val="0"/>
           <w:u w:val="single"/>
           <w:color w:val="000000"/>
+          <w:sz w:val="22"/>
+          <w:szCs w:val="22"/>
         </w:rPr>
         <w:t>{{malumoti}}</w:t>
       </w:r>
       <w:r>
         <w:rPr>
-          <w:sz w:val="22"/>
-          <w:szCs w:val="22"/>
-          <w:lang w:val="uz-Cyrl-UZ"/>
+          <w:lang w:val="uz-Cyrl-UZ"/>
+          <w:sz w:val="22"/>
+          <w:szCs w:val="22"/>
         </w:rPr>
         <w:tab/>
       </w:r>
       <w:r>
         <w:rPr>
-          <w:sz w:val="22"/>
-          <w:szCs w:val="22"/>
-          <w:lang w:val="uz-Cyrl-UZ"/>
+          <w:lang w:val="uz-Cyrl-UZ"/>
+          <w:sz w:val="22"/>
+          <w:szCs w:val="22"/>
         </w:rPr>
         <w:t>1982 й</w:t>
       </w:r>
@@ -667,9 +579,9 @@
       </w:r>
       <w:r>
         <w:rPr>
-          <w:sz w:val="22"/>
-          <w:szCs w:val="22"/>
-          <w:lang w:val="uz-Cyrl-UZ"/>
+          <w:lang w:val="uz-Cyrl-UZ"/>
+          <w:sz w:val="22"/>
+          <w:szCs w:val="22"/>
         </w:rPr>
         <w:t xml:space="preserve"> Тошкент давлат университети (кундузги)</w:t>
       </w:r>
@@ -692,12 +604,12 @@
       </w:pPr>
       <w:r>
         <w:rPr>
-          <w:sz w:val="22"/>
-          <w:szCs w:val="22"/>
           <w:lang/>
           <w:b/>
           <w:bCs/>
           <w:color w:val="000000"/>
+          <w:sz w:val="22"/>
+          <w:szCs w:val="22"/>
         </w:rPr>
         <w:pict>
           <v:shape id="_x0000_s1077" o:spid="_x0000_s1077" o:spt="62" type="#_x0000_t62" style="position:absolute;left:0pt;margin-left:349.7pt;margin-top:15.75pt;height:99pt;width:153pt;z-index:251664384;mso-width-relative:page;mso-height-relative:page;" coordsize="21600,21600" adj="-5845,12851">
@@ -727,25 +639,28 @@
                   </w:pPr>
                   <w:r>
                     <w:rPr>
+                      <w:lang w:val="uz-Cyrl-UZ"/>
                       <w:sz w:val="22"/>
-                      <w:lang w:val="uz-Cyrl-UZ"/>
+                      <w:szCs w:val="22"/>
                     </w:rPr>
                     <w:t xml:space="preserve">Ҳарбий (махсус) унвони </w:t>
                   </w:r>
                   <w:r>
                     <w:rPr>
-                      <w:sz w:val="22"/>
                       <w:lang w:val="uz-Cyrl-UZ"/>
                       <w:b/>
                       <w:bCs/>
                       <w:color w:val="000000"/>
+                      <w:sz w:val="22"/>
+                      <w:szCs w:val="22"/>
                     </w:rPr>
                     <w:t>фақат</w:t>
                   </w:r>
                   <w:r>
                     <w:rPr>
+                      <w:lang w:val="uz-Cyrl-UZ"/>
                       <w:sz w:val="22"/>
-                      <w:lang w:val="uz-Cyrl-UZ"/>
+                      <w:szCs w:val="22"/>
                     </w:rPr>
                     <w:t xml:space="preserve"> ҳарбий ва ҳуқуқни муҳофаза қилиш идоралари ходимлари учун кўрсатилади.</w:t>
                   </w:r>
@@ -764,12 +679,12 @@
       </w:r>
       <w:r>
         <w:rPr>
-          <w:sz w:val="22"/>
-          <w:szCs w:val="22"/>
           <w:lang w:val="uz-Cyrl-UZ"/>
           <w:b/>
           <w:bCs/>
           <w:color w:val="000000"/>
+          <w:sz w:val="22"/>
+          <w:szCs w:val="22"/>
         </w:rPr>
         <w:t>Маълумоти бўйича мутахассислиги:</w:t>
       </w:r>
@@ -777,21 +692,21 @@
         <w:rPr>
           <w:b/>
           <w:bCs/>
-          <w:sz w:val="22"/>
-          <w:szCs w:val="22"/>
-          <w:lang w:val="uz-Cyrl-UZ"/>
+          <w:lang w:val="uz-Cyrl-UZ"/>
+          <w:sz w:val="22"/>
+          <w:szCs w:val="22"/>
         </w:rPr>
         <w:tab/>
       </w:r>
       <w:r>
         <w:rPr>
-          <w:sz w:val="22"/>
-          <w:szCs w:val="22"/>
           <w:lang w:val="uz-Cyrl-UZ"/>
           <w:b w:val="0"/>
           <w:bCs w:val="0"/>
           <w:u w:val="single"/>
           <w:color w:val="000000"/>
+          <w:sz w:val="22"/>
+          <w:szCs w:val="22"/>
         </w:rPr>
         <w:t>{{mutaxassisligi}}</w:t>
       </w:r>
@@ -814,90 +729,31 @@
       </w:pPr>
       <w:r>
         <w:rPr>
-          <w:sz w:val="22"/>
-          <w:szCs w:val="22"/>
-          <w:lang/>
-        </w:rPr>
-        <w:pict>
-          <v:rect id="_x0000_s1084" o:spid="_x0000_s1084" o:spt="1" style="position:absolute;left:0pt;margin-left:-38.75pt;margin-top:3.1pt;height:31.7pt;width:20.8pt;mso-wrap-distance-bottom:0pt;mso-wrap-distance-left:9pt;mso-wrap-distance-right:9pt;mso-wrap-distance-top:0pt;z-index:251666432;mso-width-relative:page;mso-height-relative:page;" coordsize="21600,21600">
-            <v:path/>
-            <v:fill focussize="0,0"/>
-            <v:stroke/>
-            <v:imagedata o:title=""/>
-            <o:lock v:ext="edit"/>
-            <v:textbox>
-              <w:txbxContent>
-                <w:p>
-                  <w:pPr>
-                    <w:ind w:left="-113" w:right="-156"/>
-                    <w:rPr>
-                      <w:sz w:val="18"/>
-                      <w:szCs w:val="20"/>
-                    </w:rPr>
-                  </w:pPr>
-                  <w:r>
-                    <w:rPr>
-                      <w:sz w:val="18"/>
-                      <w:szCs w:val="20"/>
-                      <w:lang w:val="uz-Cyrl-UZ"/>
-                    </w:rPr>
-                    <w:t>8</w:t>
-                  </w:r>
-                  <w:r>
-                    <w:rPr>
-                      <w:sz w:val="18"/>
-                      <w:szCs w:val="20"/>
-                    </w:rPr>
-                    <w:t xml:space="preserve"> пт</w:t>
-                  </w:r>
-                  <w:r>
-                    <w:rPr>
-                      <w:sz w:val="18"/>
-                      <w:szCs w:val="20"/>
-                    </w:rPr>
-                    <w:br w:type="textWrapping"/>
-                  </w:r>
-                  <w:r>
-                    <w:rPr>
-                      <w:sz w:val="18"/>
-                      <w:szCs w:val="20"/>
-                    </w:rPr>
-                    <w:t>0 пт</w:t>
-                  </w:r>
-                </w:p>
-              </w:txbxContent>
-            </v:textbox>
-            <w10:wrap type="square"/>
-          </v:rect>
-        </w:pict>
-      </w:r>
-      <w:r>
-        <w:rPr>
-          <w:sz w:val="22"/>
-          <w:szCs w:val="22"/>
           <w:lang w:val="uz-Cyrl-UZ"/>
           <w:b/>
           <w:bCs/>
           <w:color w:val="000000"/>
+          <w:sz w:val="22"/>
+          <w:szCs w:val="22"/>
         </w:rPr>
         <w:t>Илмий даражаси:</w:t>
       </w:r>
       <w:r>
         <w:rPr>
-          <w:sz w:val="22"/>
-          <w:szCs w:val="22"/>
-          <w:lang w:val="uz-Cyrl-UZ"/>
+          <w:lang w:val="uz-Cyrl-UZ"/>
+          <w:sz w:val="22"/>
+          <w:szCs w:val="22"/>
         </w:rPr>
         <w:tab/>
       </w:r>
       <w:r>
         <w:rPr>
-          <w:sz w:val="22"/>
-          <w:szCs w:val="22"/>
           <w:lang w:val="uz-Cyrl-UZ"/>
           <w:b/>
           <w:bCs/>
           <w:color w:val="000000"/>
+          <w:sz w:val="22"/>
+          <w:szCs w:val="22"/>
         </w:rPr>
         <w:t>Илмий унвони:</w:t>
       </w:r>
@@ -918,32 +774,32 @@
       </w:pPr>
       <w:r>
         <w:rPr>
-          <w:sz w:val="22"/>
-          <w:szCs w:val="22"/>
           <w:lang w:val="uz-Cyrl-UZ"/>
           <w:b w:val="0"/>
           <w:bCs w:val="0"/>
           <w:u w:val="single"/>
           <w:color w:val="000000"/>
+          <w:sz w:val="22"/>
+          <w:szCs w:val="22"/>
         </w:rPr>
         <w:t>{{ilmiy_darajasi}}</w:t>
       </w:r>
       <w:r>
         <w:rPr>
-          <w:sz w:val="22"/>
-          <w:szCs w:val="22"/>
-          <w:lang w:val="uz-Cyrl-UZ"/>
+          <w:lang w:val="uz-Cyrl-UZ"/>
+          <w:sz w:val="22"/>
+          <w:szCs w:val="22"/>
         </w:rPr>
         <w:tab/>
       </w:r>
       <w:r>
         <w:rPr>
-          <w:sz w:val="22"/>
-          <w:szCs w:val="22"/>
           <w:b w:val="0"/>
           <w:bCs w:val="0"/>
           <w:u w:val="single"/>
           <w:color w:val="000000"/>
+          <w:sz w:val="22"/>
+          <w:szCs w:val="22"/>
         </w:rPr>
         <w:t>{{ilmiy_unvoni}}</w:t>
       </w:r>
@@ -967,12 +823,12 @@
       </w:pPr>
       <w:r>
         <w:rPr>
-          <w:sz w:val="22"/>
-          <w:szCs w:val="22"/>
           <w:lang w:val="uz-Cyrl-UZ"/>
           <w:b/>
           <w:bCs/>
           <w:color w:val="000000"/>
+          <w:sz w:val="22"/>
+          <w:szCs w:val="22"/>
         </w:rPr>
         <w:t>Қайси чет тилларини билади:</w:t>
       </w:r>
@@ -987,12 +843,12 @@
       </w:r>
       <w:r>
         <w:rPr>
-          <w:sz w:val="22"/>
-          <w:szCs w:val="22"/>
           <w:lang w:val="uz-Cyrl-UZ"/>
           <w:b/>
           <w:bCs/>
           <w:color w:val="000000"/>
+          <w:sz w:val="22"/>
+          <w:szCs w:val="22"/>
         </w:rPr>
         <w:t>Ҳарбий (махсус) унвони:</w:t>
       </w:r>
@@ -1015,33 +871,33 @@
       </w:pPr>
       <w:r>
         <w:rPr>
-          <w:sz w:val="22"/>
-          <w:szCs w:val="22"/>
           <w:lang w:val="uz-Cyrl-UZ"/>
           <w:b w:val="0"/>
           <w:bCs w:val="0"/>
           <w:u w:val="single"/>
           <w:color w:val="000000"/>
+          <w:sz w:val="22"/>
+          <w:szCs w:val="22"/>
         </w:rPr>
         <w:t xml:space="preserve">{{chet_tillari}}</w:t>
       </w:r>
       <w:r>
         <w:rPr>
-          <w:sz w:val="22"/>
-          <w:szCs w:val="22"/>
-          <w:lang w:val="uz-Cyrl-UZ"/>
+          <w:lang w:val="uz-Cyrl-UZ"/>
+          <w:sz w:val="22"/>
+          <w:szCs w:val="22"/>
         </w:rPr>
         <w:tab/>
       </w:r>
       <w:r>
         <w:rPr>
-          <w:sz w:val="22"/>
-          <w:szCs w:val="22"/>
           <w:lang w:val="uz-Cyrl-UZ"/>
           <w:b w:val="0"/>
           <w:bCs w:val="0"/>
           <w:u w:val="single"/>
           <w:color w:val="000000"/>
+          <w:sz w:val="22"/>
+          <w:szCs w:val="22"/>
         </w:rPr>
         <w:t>{{harbiy_unvoni}}</w:t>
       </w:r>
@@ -1064,12 +920,12 @@
       </w:pPr>
       <w:r>
         <w:rPr>
-          <w:sz w:val="22"/>
-          <w:szCs w:val="22"/>
           <w:lang w:val="uz-Cyrl-UZ"/>
           <w:b/>
           <w:bCs/>
           <w:color w:val="000000"/>
+          <w:sz w:val="22"/>
+          <w:szCs w:val="22"/>
         </w:rPr>
         <w:t>Давлат мукофотлари ва премиялари билан тақдирланганми (қанақа):</w:t>
       </w:r>
@@ -1077,9 +933,9 @@
         <w:rPr>
           <w:b/>
           <w:bCs/>
-          <w:sz w:val="22"/>
-          <w:szCs w:val="22"/>
-          <w:lang w:val="uz-Cyrl-UZ"/>
+          <w:lang w:val="uz-Cyrl-UZ"/>
+          <w:sz w:val="22"/>
+          <w:szCs w:val="22"/>
         </w:rPr>
         <w:tab/>
       </w:r>
@@ -1087,9 +943,9 @@
         <w:rPr>
           <w:b/>
           <w:bCs/>
-          <w:sz w:val="22"/>
-          <w:szCs w:val="22"/>
-          <w:lang w:val="uz-Cyrl-UZ"/>
+          <w:lang w:val="uz-Cyrl-UZ"/>
+          <w:sz w:val="22"/>
+          <w:szCs w:val="22"/>
         </w:rPr>
         <w:tab/>
       </w:r>
@@ -1108,17 +964,17 @@
       </w:pPr>
       <w:r>
         <w:rPr>
-          <w:sz w:val="22"/>
-          <w:szCs w:val="22"/>
           <w:lang/>
+          <w:sz w:val="22"/>
+          <w:szCs w:val="22"/>
         </w:rPr>
         <w:t xml:space="preserve">2005 </w:t>
       </w:r>
       <w:r>
         <w:rPr>
-          <w:sz w:val="22"/>
-          <w:szCs w:val="22"/>
-          <w:lang w:val="uz-Cyrl-UZ"/>
+          <w:lang w:val="uz-Cyrl-UZ"/>
+          <w:sz w:val="22"/>
+          <w:szCs w:val="22"/>
         </w:rPr>
         <w:t>й. “Шуҳрати” медал, 2010 й. “Меҳнат шуҳрати” ордени</w:t>
       </w:r>
@@ -1142,13 +998,13 @@
       </w:pPr>
       <w:r>
         <w:rPr>
-          <w:sz w:val="22"/>
-          <w:szCs w:val="22"/>
           <w:highlight w:val="yellow"/>
           <w:lang w:val="uz-Cyrl-UZ"/>
           <w:b/>
           <w:bCs/>
           <w:color w:val="000000"/>
+          <w:sz w:val="22"/>
+          <w:szCs w:val="22"/>
         </w:rPr>
         <w:t>Идоравий мукофотлар билан тақдирланганми (қанақа):</w:t>
       </w:r>
@@ -1156,10 +1012,10 @@
         <w:rPr>
           <w:b/>
           <w:bCs/>
-          <w:sz w:val="22"/>
-          <w:szCs w:val="22"/>
           <w:highlight w:val="yellow"/>
           <w:lang w:val="uz-Cyrl-UZ"/>
+          <w:sz w:val="22"/>
+          <w:szCs w:val="22"/>
         </w:rPr>
         <w:tab/>
       </w:r>
@@ -1167,10 +1023,10 @@
         <w:rPr>
           <w:b/>
           <w:bCs/>
-          <w:sz w:val="22"/>
-          <w:szCs w:val="22"/>
           <w:highlight w:val="yellow"/>
           <w:lang w:val="uz-Cyrl-UZ"/>
+          <w:sz w:val="22"/>
+          <w:szCs w:val="22"/>
         </w:rPr>
         <w:tab/>
       </w:r>
@@ -1189,14 +1045,14 @@
       </w:pPr>
       <w:r>
         <w:rPr>
-          <w:sz w:val="22"/>
-          <w:szCs w:val="22"/>
           <w:highlight w:val="yellow"/>
           <w:lang w:val="uz-Cyrl-UZ"/>
           <w:b w:val="0"/>
           <w:bCs w:val="0"/>
           <w:u w:val="single"/>
           <w:color w:val="000000"/>
+          <w:sz w:val="22"/>
+          <w:szCs w:val="22"/>
         </w:rPr>
         <w:t>{{idoriy_mukofotlari}}</w:t>
       </w:r>
@@ -1219,12 +1075,12 @@
       </w:pPr>
       <w:r>
         <w:rPr>
-          <w:sz w:val="22"/>
-          <w:szCs w:val="22"/>
           <w:lang w:val="uz-Cyrl-UZ"/>
           <w:b/>
           <w:bCs/>
           <w:color w:val="000000"/>
+          <w:sz w:val="22"/>
+          <w:szCs w:val="22"/>
         </w:rPr>
         <w:t>Халқ депутатлари, республика, вилоят, шаҳар ва туман Кенгаши депутатими ёки бошқа</w:t>
       </w:r>
@@ -1246,28 +1102,28 @@
       </w:pPr>
       <w:r>
         <w:rPr>
-          <w:sz w:val="22"/>
-          <w:szCs w:val="22"/>
           <w:lang w:val="uz-Cyrl-UZ"/>
           <w:b/>
           <w:bCs/>
           <w:color w:val="000000"/>
+          <w:sz w:val="22"/>
+          <w:szCs w:val="22"/>
         </w:rPr>
         <w:t>сайланадиган органларнинг аъзосими (тўлиқ кўрсатилиши лозим):</w:t>
       </w:r>
       <w:r>
         <w:rPr>
-          <w:sz w:val="22"/>
-          <w:szCs w:val="22"/>
-          <w:lang w:val="uz-Cyrl-UZ"/>
+          <w:lang w:val="uz-Cyrl-UZ"/>
+          <w:sz w:val="22"/>
+          <w:szCs w:val="22"/>
         </w:rPr>
         <w:tab/>
       </w:r>
       <w:r>
         <w:rPr>
-          <w:sz w:val="22"/>
-          <w:szCs w:val="22"/>
-          <w:lang w:val="uz-Cyrl-UZ"/>
+          <w:lang w:val="uz-Cyrl-UZ"/>
+          <w:sz w:val="22"/>
+          <w:szCs w:val="22"/>
         </w:rPr>
         <w:tab/>
       </w:r>
@@ -1286,13 +1142,13 @@
       </w:pPr>
       <w:r>
         <w:rPr>
-          <w:sz w:val="22"/>
-          <w:szCs w:val="22"/>
           <w:lang w:val="uz-Cyrl-UZ"/>
           <w:b w:val="0"/>
           <w:bCs w:val="0"/>
           <w:u w:val="single"/>
           <w:color w:val="000000"/>
+          <w:sz w:val="22"/>
+          <w:szCs w:val="22"/>
         </w:rPr>
         <w:t xml:space="preserve">{{deputatligi}}</w:t>
       </w:r>
@@ -1309,32 +1165,6 @@
           <w:lang w:val="uz-Cyrl-UZ"/>
         </w:rPr>
       </w:pPr>
-      <w:r>
-        <w:rPr>
-          <w:sz w:val="22"/>
-          <w:szCs w:val="22"/>
-          <w:lang/>
-        </w:rPr>
-        <w:pict>
-          <v:shape id="_x0000_s1037" o:spid="_x0000_s1037" o:spt="62" type="#_x0000_t62" style="position:absolute;left:0pt;margin-left:365.95pt;margin-top:8.25pt;height:25.95pt;width:77.1pt;z-index:251662336;mso-width-relative:page;mso-height-relative:page;" coordsize="21600,21600" adj="-9007,11195">
-            <v:path/>
-            <v:fill focussize="0,0"/>
-            <v:stroke/>
-            <v:imagedata o:title=""/>
-            <o:lock v:ext="edit"/>
-            <o:callout minusx="t" minusy="t"/>
-            <v:textbox>
-              <w:txbxContent>
-                <w:p>
-                  <w:r>
-                    <w:t>Шрифт 14</w:t>
-                  </w:r>
-                </w:p>
-              </w:txbxContent>
-            </v:textbox>
-          </v:shape>
-        </w:pict>
-      </w:r>
     </w:p>
     <w:p>
       <w:pPr>
@@ -1354,87 +1184,12 @@
       </w:pPr>
       <w:r>
         <w:rPr>
-          <w:sz w:val="22"/>
-          <w:szCs w:val="22"/>
-          <w:lang/>
-        </w:rPr>
-        <w:pict>
-          <v:group id="_x0000_s1085" o:spid="_x0000_s1085" o:spt="203" style="position:absolute;left:0pt;margin-left:-27.85pt;margin-top:10.95pt;height:33.15pt;width:26.35pt;z-index:251667456;mso-width-relative:page;mso-height-relative:page;" coordorigin="424,2797" coordsize="694,305">
-            <o:lock v:ext="edit"/>
-            <v:shape id="_x0000_s1086" o:spid="_x0000_s1086" o:spt="87" type="#_x0000_t87" style="position:absolute;left:975;top:2846;height:220;width:143;" filled="f" coordsize="21600,21600">
-              <v:path arrowok="t"/>
-              <v:fill on="f" focussize="0,0"/>
-              <v:stroke/>
-              <v:imagedata o:title=""/>
-              <o:lock v:ext="edit"/>
-            </v:shape>
-            <v:roundrect id="_x0000_s1087" o:spid="_x0000_s1087" o:spt="2" style="position:absolute;left:424;top:2797;height:305;width:551;" coordsize="21600,21600" arcsize="0.166666666666667">
-              <v:path/>
-              <v:fill focussize="0,0"/>
-              <v:stroke/>
-              <v:imagedata o:title=""/>
-              <o:lock v:ext="edit"/>
-              <v:textbox inset="0mm,0mm,0mm,0mm">
-                <w:txbxContent>
-                  <w:p>
-                    <w:pPr>
-                      <w:jc w:val="center"/>
-                      <w:rPr>
-                        <w:sz w:val="20"/>
-                        <w:szCs w:val="20"/>
-                      </w:rPr>
-                    </w:pPr>
-                    <w:r>
-                      <w:rPr>
-                        <w:sz w:val="4"/>
-                        <w:szCs w:val="4"/>
-                      </w:rPr>
-                      <w:br w:type="textWrapping"/>
-                    </w:r>
-                    <w:r>
-                      <w:rPr>
-                        <w:sz w:val="20"/>
-                        <w:szCs w:val="20"/>
-                        <w:lang w:val="uz-Cyrl-UZ"/>
-                      </w:rPr>
-                      <w:t>4</w:t>
-                    </w:r>
-                    <w:r>
-                      <w:rPr>
-                        <w:sz w:val="20"/>
-                        <w:szCs w:val="20"/>
-                      </w:rPr>
-                      <w:t xml:space="preserve"> пт</w:t>
-                    </w:r>
-                    <w:r>
-                      <w:rPr>
-                        <w:sz w:val="20"/>
-                        <w:szCs w:val="20"/>
-                      </w:rPr>
-                      <w:br w:type="textWrapping"/>
-                    </w:r>
-                    <w:r>
-                      <w:rPr>
-                        <w:sz w:val="20"/>
-                        <w:szCs w:val="20"/>
-                      </w:rPr>
-                      <w:t>0 пт</w:t>
-                    </w:r>
-                  </w:p>
-                </w:txbxContent>
-              </v:textbox>
-            </v:roundrect>
-          </v:group>
-        </w:pict>
-      </w:r>
-      <w:r>
-        <w:rPr>
+          <w:lang w:val="uz-Cyrl-UZ"/>
+          <w:color w:val="000000"/>
           <w:sz w:val="28"/>
           <w:szCs w:val="28"/>
-          <w:lang w:val="uz-Cyrl-UZ"/>
           <w:b/>
           <w:bCs/>
-          <w:color w:val="000000"/>
         </w:rPr>
         <w:t>МЕҲНАТ ФАОЛИЯТИ</w:t>
       </w:r>
@@ -1454,12 +1209,13 @@
       </w:pPr>
       <w:r>
         <w:rPr>
-          <w:sz w:val="22"/>
           <w:lang w:val="uz-Cyrl-UZ"/>
           <w:b w:val="0"/>
           <w:bCs w:val="0"/>
           <w:u w:val="single"/>
           <w:color w:val="000000"/>
+          <w:sz w:val="22"/>
+          <w:szCs w:val="22"/>
         </w:rPr>
         <w:t>{{mehnat_faoliyati}}</w:t>
       </w:r>
@@ -1479,12 +1235,13 @@
       </w:pPr>
       <w:r>
         <w:rPr>
-          <w:sz w:val="22"/>
           <w:lang w:val="uz-Cyrl-UZ"/>
           <w:b w:val="0"/>
           <w:bCs w:val="0"/>
           <w:u w:val="single"/>
           <w:color w:val="000000"/>
+          <w:sz w:val="22"/>
+          <w:szCs w:val="22"/>
         </w:rPr>
         <w:t>{{mehnat_faoliyati_2}}</w:t>
       </w:r>
@@ -1504,12 +1261,13 @@
       </w:pPr>
       <w:r>
         <w:rPr>
-          <w:sz w:val="22"/>
           <w:lang w:val="uz-Cyrl-UZ"/>
           <w:b w:val="0"/>
           <w:bCs w:val="0"/>
           <w:u w:val="single"/>
           <w:color w:val="000000"/>
+          <w:sz w:val="22"/>
+          <w:szCs w:val="22"/>
         </w:rPr>
         <w:t>{{mehnat_faoliyati_3}}</w:t>
       </w:r>
@@ -1529,12 +1287,13 @@
       </w:pPr>
       <w:r>
         <w:rPr>
-          <w:sz w:val="22"/>
           <w:lang w:val="uz-Cyrl-UZ"/>
           <w:b w:val="0"/>
           <w:bCs w:val="0"/>
           <w:u w:val="single"/>
           <w:color w:val="000000"/>
+          <w:sz w:val="22"/>
+          <w:szCs w:val="22"/>
         </w:rPr>
         <w:t>{{mehnat_faoliyati_4}}</w:t>
       </w:r>
@@ -1554,12 +1313,13 @@
       </w:pPr>
       <w:r>
         <w:rPr>
-          <w:sz w:val="22"/>
           <w:lang w:val="uz-Cyrl-UZ"/>
           <w:b w:val="0"/>
           <w:bCs w:val="0"/>
           <w:u w:val="single"/>
           <w:color w:val="000000"/>
+          <w:sz w:val="22"/>
+          <w:szCs w:val="22"/>
         </w:rPr>
         <w:t>{{mehnat_faoliyati_5}}</w:t>
       </w:r>
@@ -1579,12 +1339,13 @@
       </w:pPr>
       <w:r>
         <w:rPr>
-          <w:sz w:val="22"/>
           <w:lang w:val="uz-Cyrl-UZ"/>
           <w:b w:val="0"/>
           <w:bCs w:val="0"/>
           <w:u w:val="single"/>
           <w:color w:val="000000"/>
+          <w:sz w:val="22"/>
+          <w:szCs w:val="22"/>
         </w:rPr>
         <w:t>{{mehnat_faoliyati_6}}</w:t>
       </w:r>
@@ -1604,12 +1365,13 @@
       </w:pPr>
       <w:r>
         <w:rPr>
-          <w:sz w:val="22"/>
           <w:lang w:val="uz-Cyrl-UZ"/>
           <w:b w:val="0"/>
           <w:bCs w:val="0"/>
           <w:u w:val="single"/>
           <w:color w:val="000000"/>
+          <w:sz w:val="22"/>
+          <w:szCs w:val="22"/>
         </w:rPr>
         <w:t>{{mehnat_faoliyati_7}}</w:t>
       </w:r>
@@ -1629,12 +1391,13 @@
       </w:pPr>
       <w:r>
         <w:rPr>
-          <w:sz w:val="22"/>
           <w:lang w:val="uz-Cyrl-UZ"/>
           <w:b w:val="0"/>
           <w:bCs w:val="0"/>
           <w:u w:val="single"/>
           <w:color w:val="000000"/>
+          <w:sz w:val="22"/>
+          <w:szCs w:val="22"/>
         </w:rPr>
         <w:t>{{mehnat_faoliyati_8}}</w:t>
       </w:r>
@@ -1730,104 +1493,23 @@
       </w:pPr>
       <w:r>
         <w:rPr>
-          <w:sz w:val="22"/>
-          <w:szCs w:val="22"/>
-          <w:lang/>
-        </w:rPr>
-        <w:pict>
-          <v:shape id="_x0000_s1088" o:spid="_x0000_s1088" o:spt="62" type="#_x0000_t62" style="position:absolute;left:0pt;margin-left:18.45pt;margin-top:5.25pt;height:22.55pt;width:77.1pt;z-index:251668480;mso-width-relative:page;mso-height-relative:page;" coordsize="21600,21600" adj="20045,-47798">
-            <v:path/>
-            <v:fill focussize="0,0"/>
-            <v:stroke/>
-            <v:imagedata o:title=""/>
-            <o:lock v:ext="edit"/>
-            <o:callout minusx="t" minusy="t"/>
-            <v:textbox>
-              <w:txbxContent>
-                <w:p>
-                  <w:pPr>
-                    <w:rPr>
-                      <w:lang w:val="uz-Cyrl-UZ"/>
-                    </w:rPr>
-                  </w:pPr>
-                  <w:r>
-                    <w:t>Шрифт 1</w:t>
-                  </w:r>
-                  <w:r>
-                    <w:rPr>
-                      <w:lang w:val="uz-Cyrl-UZ"/>
-                    </w:rPr>
-                    <w:t>1</w:t>
-                  </w:r>
-                </w:p>
-              </w:txbxContent>
-            </v:textbox>
-          </v:shape>
-        </w:pict>
-      </w:r>
-      <w:r>
-        <w:rPr>
-          <w:b/>
-          <w:sz w:val="22"/>
-          <w:szCs w:val="22"/>
-          <w:lang w:val="uz-Cyrl-UZ"/>
-        </w:rPr>
-        <w:br w:type="page"/>
-      </w:r>
-      <w:r>
-        <w:rPr>
-          <w:lang/>
+          <w:lang w:val="uz-Cyrl-UZ"/>
+          <w:sz w:val="24"/>
+          <w:szCs w:val="24"/>
           <w:b/>
           <w:bCs/>
-          <w:color w:val="000000"/>
-        </w:rPr>
-        <w:pict>
-          <v:shape id="_x0000_s1090" o:spid="_x0000_s1090" o:spt="62" type="#_x0000_t62" style="position:absolute;left:0pt;margin-left:-40.3pt;margin-top:-13.5pt;height:20.1pt;width:67.9pt;z-index:251670528;mso-width-relative:page;mso-height-relative:page;" coordsize="21600,21600" adj="27247,51475">
-            <v:path/>
-            <v:fill focussize="0,0"/>
-            <v:stroke/>
-            <v:imagedata o:title=""/>
-            <o:lock v:ext="edit"/>
-            <o:callout minusx="t" minusy="t"/>
-            <v:textbox>
-              <w:txbxContent>
-                <w:p>
-                  <w:pPr>
-                    <w:rPr>
-                      <w:sz w:val="22"/>
-                      <w:szCs w:val="22"/>
-                      <w:lang w:val="uz-Cyrl-UZ"/>
-                    </w:rPr>
-                  </w:pPr>
-                  <w:r>
-                    <w:rPr>
-                      <w:sz w:val="22"/>
-                      <w:szCs w:val="22"/>
-                    </w:rPr>
-                    <w:t>Шрифт 1</w:t>
-                  </w:r>
-                  <w:r>
-                    <w:rPr>
-                      <w:sz w:val="22"/>
-                      <w:szCs w:val="22"/>
-                      <w:lang w:val="uz-Cyrl-UZ"/>
-                    </w:rPr>
-                    <w:t>1</w:t>
-                  </w:r>
-                </w:p>
-              </w:txbxContent>
-            </v:textbox>
-          </v:shape>
-        </w:pict>
-      </w:r>
-      <w:r>
-        <w:rPr>
-          <w:sz w:val="24"/>
-          <w:lang w:val="uz-Cyrl-UZ"/>
-          <w:b w:val="0"/>
-          <w:bCs w:val="0"/>
+        </w:rPr>
+        <w:br w:type="page"/>
+      </w:r>
+      <w:r>
+        <w:rPr>
+          <w:lang w:val="uz-Cyrl-UZ"/>
           <w:u w:val="single"/>
           <w:color w:val="000000"/>
+          <w:sz w:val="24"/>
+          <w:szCs w:val="24"/>
+          <w:b/>
+          <w:bCs/>
         </w:rPr>
         <w:t>{{fish}}нинг яқин қариндошлари ҳақида</w:t>
       </w:r>
@@ -1845,56 +1527,12 @@
       </w:pPr>
       <w:r>
         <w:rPr>
-          <w:lang/>
+          <w:lang w:val="uz-Cyrl-UZ"/>
+          <w:color w:val="000000"/>
+          <w:sz w:val="24"/>
+          <w:szCs w:val="24"/>
           <w:b/>
           <w:bCs/>
-          <w:color w:val="000000"/>
-        </w:rPr>
-        <w:pict>
-          <v:shape id="_x0000_s1063" o:spid="_x0000_s1063" o:spt="62" type="#_x0000_t62" style="position:absolute;left:0pt;margin-left:418pt;margin-top:-0.4pt;height:20.1pt;width:67.9pt;z-index:251663360;mso-width-relative:page;mso-height-relative:page;" coordsize="21600,21600" adj="-9798,-376">
-            <v:path/>
-            <v:fill focussize="0,0"/>
-            <v:stroke/>
-            <v:imagedata o:title=""/>
-            <o:lock v:ext="edit"/>
-            <o:callout minusx="t" minusy="t"/>
-            <v:textbox>
-              <w:txbxContent>
-                <w:p>
-                  <w:pPr>
-                    <w:rPr>
-                      <w:sz w:val="22"/>
-                      <w:szCs w:val="22"/>
-                      <w:lang w:val="uz-Cyrl-UZ"/>
-                    </w:rPr>
-                  </w:pPr>
-                  <w:r>
-                    <w:rPr>
-                      <w:sz w:val="22"/>
-                      <w:szCs w:val="22"/>
-                    </w:rPr>
-                    <w:t>Шрифт 1</w:t>
-                  </w:r>
-                  <w:r>
-                    <w:rPr>
-                      <w:sz w:val="22"/>
-                      <w:szCs w:val="22"/>
-                      <w:lang w:val="uz-Cyrl-UZ"/>
-                    </w:rPr>
-                    <w:t>2</w:t>
-                  </w:r>
-                </w:p>
-              </w:txbxContent>
-            </v:textbox>
-          </v:shape>
-        </w:pict>
-      </w:r>
-      <w:r>
-        <w:rPr>
-          <w:lang w:val="uz-Cyrl-UZ"/>
-          <w:b/>
-          <w:bCs/>
-          <w:color w:val="000000"/>
         </w:rPr>
         <w:t>МАЪЛУМОТ</w:t>
       </w:r>
@@ -1979,34 +1617,34 @@
             </w:pPr>
             <w:r>
               <w:rPr>
-                <w:sz w:val="22"/>
-                <w:szCs w:val="22"/>
                 <w:lang w:val="uz-Cyrl-UZ"/>
                 <w:b/>
                 <w:bCs/>
                 <w:color w:val="000000"/>
+                <w:sz w:val="22"/>
+                <w:szCs w:val="22"/>
               </w:rPr>
               <w:t>Қариндош</w:t>
             </w:r>
             <w:r>
               <w:rPr>
-                <w:sz w:val="22"/>
-                <w:szCs w:val="22"/>
                 <w:lang w:val="uz-Latn-UZ"/>
                 <w:b/>
                 <w:bCs/>
                 <w:color w:val="000000"/>
+                <w:sz w:val="22"/>
+                <w:szCs w:val="22"/>
               </w:rPr>
               <w:t>-</w:t>
             </w:r>
             <w:r>
               <w:rPr>
-                <w:sz w:val="22"/>
-                <w:szCs w:val="22"/>
                 <w:lang w:val="uz-Cyrl-UZ"/>
                 <w:b/>
                 <w:bCs/>
                 <w:color w:val="000000"/>
+                <w:sz w:val="22"/>
+                <w:szCs w:val="22"/>
               </w:rPr>
               <w:t>лиги</w:t>
             </w:r>
@@ -2030,32 +1668,32 @@
             </w:pPr>
             <w:r>
               <w:rPr>
-                <w:sz w:val="22"/>
-                <w:szCs w:val="22"/>
                 <w:lang w:val="uz-Cyrl-UZ"/>
                 <w:b/>
                 <w:bCs/>
                 <w:color w:val="000000"/>
+                <w:sz w:val="22"/>
+                <w:szCs w:val="22"/>
               </w:rPr>
               <w:t xml:space="preserve">Фамилияси, исми </w:t>
             </w:r>
             <w:r>
               <w:rPr>
                 <w:b/>
-                <w:sz w:val="22"/>
-                <w:szCs w:val="22"/>
-                <w:lang w:val="uz-Cyrl-UZ"/>
+                <w:lang w:val="uz-Cyrl-UZ"/>
+                <w:sz w:val="22"/>
+                <w:szCs w:val="22"/>
               </w:rPr>
               <w:br w:type="textWrapping"/>
             </w:r>
             <w:r>
               <w:rPr>
-                <w:sz w:val="22"/>
-                <w:szCs w:val="22"/>
                 <w:lang w:val="uz-Cyrl-UZ"/>
                 <w:b/>
                 <w:bCs/>
                 <w:color w:val="000000"/>
+                <w:sz w:val="22"/>
+                <w:szCs w:val="22"/>
               </w:rPr>
               <w:t xml:space="preserve">ва отасининг исми </w:t>
             </w:r>
@@ -2079,69 +1717,41 @@
             </w:pPr>
             <w:r>
               <w:rPr>
-                <w:sz w:val="22"/>
-                <w:szCs w:val="22"/>
-                <w:lang w:val="uz-Cyrl-UZ"/>
+                <w:lang w:val="uz-Cyrl-UZ"/>
+                <w:color w:val="000000"/>
+                <w:sz w:val="22"/>
+                <w:szCs w:val="22"/>
                 <w:b/>
                 <w:bCs/>
-                <w:color w:val="000000"/>
               </w:rPr>
               <w:t xml:space="preserve">Туғилган йили </w:t>
             </w:r>
             <w:r>
               <w:rPr>
-                <w:b/>
-                <w:sz w:val="22"/>
-                <w:szCs w:val="22"/>
-                <w:lang w:val="uz-Cyrl-UZ"/>
-              </w:rPr>
-              <w:br w:type="textWrapping"/>
-            </w:r>
-            <w:r>
-              <w:rPr>
-                <w:sz w:val="22"/>
-                <w:szCs w:val="22"/>
-                <w:lang w:val="uz-Cyrl-UZ"/>
+                <w:lang w:val="uz-Cyrl-UZ"/>
+                <w:sz w:val="22"/>
+                <w:szCs w:val="22"/>
                 <w:b/>
                 <w:bCs/>
-                <w:color w:val="000000"/>
-              </w:rPr>
-              <w:t>ва жойи</w:t>
-            </w:r>
-          </w:p>
-        </w:tc>
-        <w:tc>
-          <w:tcPr>
-            <w:tcW w:w="3027" w:type="dxa"/>
-            <w:noWrap w:val="0"/>
-            <w:vAlign w:val="center"/>
-          </w:tcPr>
-          <w:p>
-            <w:pPr>
-              <w:jc w:val="center"/>
-              <w:rPr>
-                <w:b/>
-                <w:sz w:val="22"/>
-                <w:szCs w:val="22"/>
-                <w:lang w:val="uz-Cyrl-UZ"/>
-              </w:rPr>
-            </w:pPr>
-            <w:r>
-              <w:rPr>
-                <w:sz w:val="22"/>
-                <w:szCs w:val="22"/>
-                <w:lang w:val="uz-Cyrl-UZ"/>
+              </w:rPr>
+              <w:br w:type="textWrapping"/>
+            </w:r>
+            <w:r>
+              <w:rPr>
+                <w:lang w:val="uz-Cyrl-UZ"/>
+                <w:color w:val="000000"/>
+                <w:sz w:val="22"/>
+                <w:szCs w:val="22"/>
                 <w:b/>
                 <w:bCs/>
-                <w:color w:val="000000"/>
-              </w:rPr>
-              <w:t>Иш жойи ва лавозими</w:t>
-            </w:r>
-          </w:p>
-        </w:tc>
-        <w:tc>
-          <w:tcPr>
-            <w:tcW w:w="2057" w:type="dxa"/>
+              </w:rPr>
+              <w:t>ва жойи</w:t>
+            </w:r>
+          </w:p>
+        </w:tc>
+        <w:tc>
+          <w:tcPr>
+            <w:tcW w:w="3027" w:type="dxa"/>
             <w:noWrap w:val="0"/>
             <w:vAlign w:val="center"/>
           </w:tcPr>
@@ -2157,12 +1767,41 @@
             </w:pPr>
             <w:r>
               <w:rPr>
-                <w:sz w:val="22"/>
-                <w:szCs w:val="22"/>
-                <w:lang w:val="uz-Cyrl-UZ"/>
+                <w:lang w:val="uz-Cyrl-UZ"/>
+                <w:color w:val="000000"/>
+                <w:sz w:val="22"/>
+                <w:szCs w:val="22"/>
                 <w:b/>
                 <w:bCs/>
-                <w:color w:val="000000"/>
+              </w:rPr>
+              <w:t>Иш жойи ва лавозими</w:t>
+            </w:r>
+          </w:p>
+        </w:tc>
+        <w:tc>
+          <w:tcPr>
+            <w:tcW w:w="2057" w:type="dxa"/>
+            <w:noWrap w:val="0"/>
+            <w:vAlign w:val="center"/>
+          </w:tcPr>
+          <w:p>
+            <w:pPr>
+              <w:jc w:val="center"/>
+              <w:rPr>
+                <w:b/>
+                <w:sz w:val="22"/>
+                <w:szCs w:val="22"/>
+                <w:lang w:val="uz-Cyrl-UZ"/>
+              </w:rPr>
+            </w:pPr>
+            <w:r>
+              <w:rPr>
+                <w:lang w:val="uz-Cyrl-UZ"/>
+                <w:color w:val="000000"/>
+                <w:sz w:val="22"/>
+                <w:szCs w:val="22"/>
+                <w:b/>
+                <w:bCs/>
               </w:rPr>
               <w:t>Турар жойи</w:t>
             </w:r>
@@ -2209,12 +1848,12 @@
             </w:pPr>
             <w:r>
               <w:rPr>
-                <w:sz w:val="22"/>
-                <w:szCs w:val="22"/>
-                <w:lang w:val="uz-Cyrl-UZ"/>
+                <w:lang w:val="uz-Cyrl-UZ"/>
+                <w:color w:val="000000"/>
+                <w:sz w:val="22"/>
+                <w:szCs w:val="22"/>
                 <w:b/>
                 <w:bCs/>
-                <w:color w:val="000000"/>
               </w:rPr>
               <w:t>Отаси</w:t>
             </w:r>
@@ -2237,13 +1876,13 @@
             </w:pPr>
             <w:r>
               <w:rPr>
-                <w:sz w:val="22"/>
-                <w:szCs w:val="22"/>
-                <w:lang w:val="uz-Cyrl-UZ"/>
-                <w:b w:val="0"/>
-                <w:bCs w:val="0"/>
-                <w:u w:val="single"/>
-                <w:color w:val="000000"/>
+                <w:lang w:val="uz-Cyrl-UZ"/>
+                <w:b w:val="0"/>
+                <w:bCs w:val="0"/>
+                <w:u w:val="single"/>
+                <w:color w:val="000000"/>
+                <w:sz w:val="22"/>
+                <w:szCs w:val="22"/>
               </w:rPr>
               <w:t>{{ota}}</w:t>
             </w:r>
@@ -2266,13 +1905,13 @@
             </w:pPr>
             <w:r>
               <w:rPr>
-                <w:sz w:val="22"/>
-                <w:szCs w:val="22"/>
-                <w:lang w:val="uz-Cyrl-UZ"/>
-                <w:b w:val="0"/>
-                <w:bCs w:val="0"/>
-                <w:u w:val="single"/>
-                <w:color w:val="000000"/>
+                <w:lang w:val="uz-Cyrl-UZ"/>
+                <w:b w:val="0"/>
+                <w:bCs w:val="0"/>
+                <w:u w:val="single"/>
+                <w:color w:val="000000"/>
+                <w:sz w:val="22"/>
+                <w:szCs w:val="22"/>
               </w:rPr>
               <w:t>{{ota_yil}}</w:t>
             </w:r>
@@ -2295,13 +1934,13 @@
             </w:pPr>
             <w:r>
               <w:rPr>
-                <w:sz w:val="22"/>
-                <w:szCs w:val="22"/>
-                <w:lang w:val="uz-Cyrl-UZ"/>
-                <w:b w:val="0"/>
-                <w:bCs w:val="0"/>
-                <w:u w:val="single"/>
-                <w:color w:val="000000"/>
+                <w:lang w:val="uz-Cyrl-UZ"/>
+                <w:b w:val="0"/>
+                <w:bCs w:val="0"/>
+                <w:u w:val="single"/>
+                <w:color w:val="000000"/>
+                <w:sz w:val="22"/>
+                <w:szCs w:val="22"/>
               </w:rPr>
               <w:t>{{ota_ish}}</w:t>
             </w:r>
@@ -2324,13 +1963,13 @@
             </w:pPr>
             <w:r>
               <w:rPr>
-                <w:sz w:val="22"/>
-                <w:szCs w:val="22"/>
-                <w:lang w:val="uz-Cyrl-UZ"/>
-                <w:b w:val="0"/>
-                <w:bCs w:val="0"/>
-                <w:u w:val="single"/>
-                <w:color w:val="000000"/>
+                <w:lang w:val="uz-Cyrl-UZ"/>
+                <w:b w:val="0"/>
+                <w:bCs w:val="0"/>
+                <w:u w:val="single"/>
+                <w:color w:val="000000"/>
+                <w:sz w:val="22"/>
+                <w:szCs w:val="22"/>
               </w:rPr>
               <w:t>{{ota_tur}}</w:t>
             </w:r>
@@ -2377,12 +2016,12 @@
             </w:pPr>
             <w:r>
               <w:rPr>
-                <w:sz w:val="22"/>
-                <w:szCs w:val="22"/>
-                <w:lang w:val="uz-Cyrl-UZ"/>
+                <w:lang w:val="uz-Cyrl-UZ"/>
+                <w:color w:val="000000"/>
+                <w:sz w:val="22"/>
+                <w:szCs w:val="22"/>
                 <w:b/>
                 <w:bCs/>
-                <w:color w:val="000000"/>
               </w:rPr>
               <w:t>Онаси</w:t>
             </w:r>
@@ -2405,13 +2044,13 @@
             </w:pPr>
             <w:r>
               <w:rPr>
-                <w:sz w:val="22"/>
-                <w:szCs w:val="22"/>
-                <w:lang w:val="uz-Cyrl-UZ"/>
-                <w:b w:val="0"/>
-                <w:bCs w:val="0"/>
-                <w:u w:val="single"/>
-                <w:color w:val="000000"/>
+                <w:lang w:val="uz-Cyrl-UZ"/>
+                <w:b w:val="0"/>
+                <w:bCs w:val="0"/>
+                <w:u w:val="single"/>
+                <w:color w:val="000000"/>
+                <w:sz w:val="22"/>
+                <w:szCs w:val="22"/>
               </w:rPr>
               <w:t>{{ona}}</w:t>
             </w:r>
@@ -2434,13 +2073,13 @@
             </w:pPr>
             <w:r>
               <w:rPr>
-                <w:sz w:val="22"/>
-                <w:szCs w:val="22"/>
-                <w:lang w:val="uz-Cyrl-UZ"/>
-                <w:b w:val="0"/>
-                <w:bCs w:val="0"/>
-                <w:u w:val="single"/>
-                <w:color w:val="000000"/>
+                <w:lang w:val="uz-Cyrl-UZ"/>
+                <w:b w:val="0"/>
+                <w:bCs w:val="0"/>
+                <w:u w:val="single"/>
+                <w:color w:val="000000"/>
+                <w:sz w:val="22"/>
+                <w:szCs w:val="22"/>
               </w:rPr>
               <w:t>{{ona_yil}}</w:t>
             </w:r>
@@ -2464,13 +2103,13 @@
             </w:pPr>
             <w:r>
               <w:rPr>
-                <w:sz w:val="22"/>
-                <w:szCs w:val="22"/>
-                <w:lang w:val="uz-Cyrl-UZ"/>
-                <w:b w:val="0"/>
-                <w:bCs w:val="0"/>
-                <w:u w:val="single"/>
-                <w:color w:val="000000"/>
+                <w:lang w:val="uz-Cyrl-UZ"/>
+                <w:b w:val="0"/>
+                <w:bCs w:val="0"/>
+                <w:u w:val="single"/>
+                <w:color w:val="000000"/>
+                <w:sz w:val="22"/>
+                <w:szCs w:val="22"/>
               </w:rPr>
               <w:t>{{ona_ish}}</w:t>
             </w:r>
@@ -2517,12 +2156,12 @@
             </w:pPr>
             <w:r>
               <w:rPr>
-                <w:sz w:val="22"/>
-                <w:szCs w:val="22"/>
-                <w:lang w:val="uz-Cyrl-UZ"/>
+                <w:lang w:val="uz-Cyrl-UZ"/>
+                <w:color w:val="000000"/>
+                <w:sz w:val="22"/>
+                <w:szCs w:val="22"/>
                 <w:b/>
                 <w:bCs/>
-                <w:color w:val="000000"/>
               </w:rPr>
               <w:t>Опаси</w:t>
             </w:r>
@@ -2545,13 +2184,13 @@
             </w:pPr>
             <w:r>
               <w:rPr>
-                <w:sz w:val="22"/>
-                <w:szCs w:val="22"/>
-                <w:lang w:val="uz-Cyrl-UZ"/>
-                <w:b w:val="0"/>
-                <w:bCs w:val="0"/>
-                <w:u w:val="single"/>
-                <w:color w:val="000000"/>
+                <w:lang w:val="uz-Cyrl-UZ"/>
+                <w:b w:val="0"/>
+                <w:bCs w:val="0"/>
+                <w:u w:val="single"/>
+                <w:color w:val="000000"/>
+                <w:sz w:val="22"/>
+                <w:szCs w:val="22"/>
               </w:rPr>
               <w:t>{{opa}}</w:t>
             </w:r>
@@ -2574,13 +2213,13 @@
             </w:pPr>
             <w:r>
               <w:rPr>
-                <w:sz w:val="22"/>
-                <w:szCs w:val="22"/>
-                <w:lang w:val="uz-Cyrl-UZ"/>
-                <w:b w:val="0"/>
-                <w:bCs w:val="0"/>
-                <w:u w:val="single"/>
-                <w:color w:val="000000"/>
+                <w:lang w:val="uz-Cyrl-UZ"/>
+                <w:b w:val="0"/>
+                <w:bCs w:val="0"/>
+                <w:u w:val="single"/>
+                <w:color w:val="000000"/>
+                <w:sz w:val="22"/>
+                <w:szCs w:val="22"/>
               </w:rPr>
               <w:t>{{opa_yil}}</w:t>
             </w:r>
@@ -2603,13 +2242,13 @@
             </w:pPr>
             <w:r>
               <w:rPr>
-                <w:sz w:val="22"/>
-                <w:szCs w:val="22"/>
-                <w:lang w:val="uz-Cyrl-UZ"/>
-                <w:b w:val="0"/>
-                <w:bCs w:val="0"/>
-                <w:u w:val="single"/>
-                <w:color w:val="000000"/>
+                <w:lang w:val="uz-Cyrl-UZ"/>
+                <w:b w:val="0"/>
+                <w:bCs w:val="0"/>
+                <w:u w:val="single"/>
+                <w:color w:val="000000"/>
+                <w:sz w:val="22"/>
+                <w:szCs w:val="22"/>
               </w:rPr>
               <w:t>{{opa_ish}}</w:t>
             </w:r>
@@ -2632,13 +2271,13 @@
             </w:pPr>
             <w:r>
               <w:rPr>
-                <w:sz w:val="22"/>
-                <w:szCs w:val="22"/>
-                <w:lang w:val="uz-Cyrl-UZ"/>
-                <w:b w:val="0"/>
-                <w:bCs w:val="0"/>
-                <w:u w:val="single"/>
-                <w:color w:val="000000"/>
+                <w:lang w:val="uz-Cyrl-UZ"/>
+                <w:b w:val="0"/>
+                <w:bCs w:val="0"/>
+                <w:u w:val="single"/>
+                <w:color w:val="000000"/>
+                <w:sz w:val="22"/>
+                <w:szCs w:val="22"/>
               </w:rPr>
               <w:t>{{opa_tur}}</w:t>
             </w:r>
@@ -2685,12 +2324,12 @@
             </w:pPr>
             <w:r>
               <w:rPr>
-                <w:sz w:val="22"/>
-                <w:szCs w:val="22"/>
-                <w:lang w:val="uz-Cyrl-UZ"/>
+                <w:lang w:val="uz-Cyrl-UZ"/>
+                <w:color w:val="000000"/>
+                <w:sz w:val="22"/>
+                <w:szCs w:val="22"/>
                 <w:b/>
                 <w:bCs/>
-                <w:color w:val="000000"/>
               </w:rPr>
               <w:t>Синглиси</w:t>
             </w:r>
@@ -2713,13 +2352,13 @@
             </w:pPr>
             <w:r>
               <w:rPr>
-                <w:sz w:val="22"/>
-                <w:szCs w:val="22"/>
-                <w:lang w:val="uz-Cyrl-UZ"/>
-                <w:b w:val="0"/>
-                <w:bCs w:val="0"/>
-                <w:u w:val="single"/>
-                <w:color w:val="000000"/>
+                <w:lang w:val="uz-Cyrl-UZ"/>
+                <w:b w:val="0"/>
+                <w:bCs w:val="0"/>
+                <w:u w:val="single"/>
+                <w:color w:val="000000"/>
+                <w:sz w:val="22"/>
+                <w:szCs w:val="22"/>
               </w:rPr>
               <w:t>{{singil}}</w:t>
             </w:r>
@@ -2742,13 +2381,13 @@
             </w:pPr>
             <w:r>
               <w:rPr>
-                <w:sz w:val="22"/>
-                <w:szCs w:val="22"/>
-                <w:lang w:val="uz-Cyrl-UZ"/>
-                <w:b w:val="0"/>
-                <w:bCs w:val="0"/>
-                <w:u w:val="single"/>
-                <w:color w:val="000000"/>
+                <w:lang w:val="uz-Cyrl-UZ"/>
+                <w:b w:val="0"/>
+                <w:bCs w:val="0"/>
+                <w:u w:val="single"/>
+                <w:color w:val="000000"/>
+                <w:sz w:val="22"/>
+                <w:szCs w:val="22"/>
               </w:rPr>
               <w:t>{{singil_yil}}</w:t>
             </w:r>
@@ -2771,13 +2410,13 @@
             </w:pPr>
             <w:r>
               <w:rPr>
-                <w:sz w:val="22"/>
-                <w:szCs w:val="22"/>
-                <w:lang w:val="uz-Cyrl-UZ"/>
-                <w:b w:val="0"/>
-                <w:bCs w:val="0"/>
-                <w:u w:val="single"/>
-                <w:color w:val="000000"/>
+                <w:lang w:val="uz-Cyrl-UZ"/>
+                <w:b w:val="0"/>
+                <w:bCs w:val="0"/>
+                <w:u w:val="single"/>
+                <w:color w:val="000000"/>
+                <w:sz w:val="22"/>
+                <w:szCs w:val="22"/>
               </w:rPr>
               <w:t>{{singil_ish}}</w:t>
             </w:r>
@@ -2800,13 +2439,13 @@
             </w:pPr>
             <w:r>
               <w:rPr>
-                <w:sz w:val="22"/>
-                <w:szCs w:val="22"/>
-                <w:lang w:val="uz-Cyrl-UZ"/>
-                <w:b w:val="0"/>
-                <w:bCs w:val="0"/>
-                <w:u w:val="single"/>
-                <w:color w:val="000000"/>
+                <w:lang w:val="uz-Cyrl-UZ"/>
+                <w:b w:val="0"/>
+                <w:bCs w:val="0"/>
+                <w:u w:val="single"/>
+                <w:color w:val="000000"/>
+                <w:sz w:val="22"/>
+                <w:szCs w:val="22"/>
               </w:rPr>
               <w:t>{{singil_tur}}</w:t>
             </w:r>
@@ -2853,12 +2492,12 @@
             </w:pPr>
             <w:r>
               <w:rPr>
-                <w:sz w:val="22"/>
-                <w:szCs w:val="22"/>
-                <w:lang w:val="uz-Cyrl-UZ"/>
+                <w:lang w:val="uz-Cyrl-UZ"/>
+                <w:color w:val="000000"/>
+                <w:sz w:val="22"/>
+                <w:szCs w:val="22"/>
                 <w:b/>
                 <w:bCs/>
-                <w:color w:val="000000"/>
               </w:rPr>
               <w:t>Укаси</w:t>
             </w:r>
@@ -2881,13 +2520,13 @@
             </w:pPr>
             <w:r>
               <w:rPr>
-                <w:sz w:val="22"/>
-                <w:szCs w:val="22"/>
-                <w:lang w:val="uz-Cyrl-UZ"/>
-                <w:b w:val="0"/>
-                <w:bCs w:val="0"/>
-                <w:u w:val="single"/>
-                <w:color w:val="000000"/>
+                <w:lang w:val="uz-Cyrl-UZ"/>
+                <w:b w:val="0"/>
+                <w:bCs w:val="0"/>
+                <w:u w:val="single"/>
+                <w:color w:val="000000"/>
+                <w:sz w:val="22"/>
+                <w:szCs w:val="22"/>
               </w:rPr>
               <w:t>{{uka}}</w:t>
             </w:r>
@@ -2910,13 +2549,13 @@
             </w:pPr>
             <w:r>
               <w:rPr>
-                <w:sz w:val="22"/>
-                <w:szCs w:val="22"/>
-                <w:lang w:val="uz-Cyrl-UZ"/>
-                <w:b w:val="0"/>
-                <w:bCs w:val="0"/>
-                <w:u w:val="single"/>
-                <w:color w:val="000000"/>
+                <w:lang w:val="uz-Cyrl-UZ"/>
+                <w:b w:val="0"/>
+                <w:bCs w:val="0"/>
+                <w:u w:val="single"/>
+                <w:color w:val="000000"/>
+                <w:sz w:val="22"/>
+                <w:szCs w:val="22"/>
               </w:rPr>
               <w:t>{{uka_yil}}</w:t>
             </w:r>
@@ -2939,13 +2578,13 @@
             </w:pPr>
             <w:r>
               <w:rPr>
-                <w:sz w:val="22"/>
-                <w:szCs w:val="22"/>
-                <w:lang w:val="uz-Cyrl-UZ"/>
-                <w:b w:val="0"/>
-                <w:bCs w:val="0"/>
-                <w:u w:val="single"/>
-                <w:color w:val="000000"/>
+                <w:lang w:val="uz-Cyrl-UZ"/>
+                <w:b w:val="0"/>
+                <w:bCs w:val="0"/>
+                <w:u w:val="single"/>
+                <w:color w:val="000000"/>
+                <w:sz w:val="22"/>
+                <w:szCs w:val="22"/>
               </w:rPr>
               <w:t>{{uka_ish}}</w:t>
             </w:r>
@@ -2968,13 +2607,13 @@
             </w:pPr>
             <w:r>
               <w:rPr>
-                <w:sz w:val="22"/>
-                <w:szCs w:val="22"/>
-                <w:lang w:val="uz-Cyrl-UZ"/>
-                <w:b w:val="0"/>
-                <w:bCs w:val="0"/>
-                <w:u w:val="single"/>
-                <w:color w:val="000000"/>
+                <w:lang w:val="uz-Cyrl-UZ"/>
+                <w:b w:val="0"/>
+                <w:bCs w:val="0"/>
+                <w:u w:val="single"/>
+                <w:color w:val="000000"/>
+                <w:sz w:val="22"/>
+                <w:szCs w:val="22"/>
               </w:rPr>
               <w:t>{{uka_tur}}</w:t>
             </w:r>
@@ -3021,12 +2660,12 @@
             </w:pPr>
             <w:r>
               <w:rPr>
-                <w:sz w:val="22"/>
-                <w:szCs w:val="22"/>
-                <w:lang w:val="uz-Cyrl-UZ"/>
+                <w:lang w:val="uz-Cyrl-UZ"/>
+                <w:color w:val="000000"/>
+                <w:sz w:val="22"/>
+                <w:szCs w:val="22"/>
                 <w:b/>
                 <w:bCs/>
-                <w:color w:val="000000"/>
               </w:rPr>
               <w:t>Укаси</w:t>
             </w:r>
@@ -3049,13 +2688,13 @@
             </w:pPr>
             <w:r>
               <w:rPr>
-                <w:sz w:val="22"/>
-                <w:szCs w:val="22"/>
-                <w:lang w:val="uz-Cyrl-UZ"/>
-                <w:b w:val="0"/>
-                <w:bCs w:val="0"/>
-                <w:u w:val="single"/>
-                <w:color w:val="000000"/>
+                <w:lang w:val="uz-Cyrl-UZ"/>
+                <w:b w:val="0"/>
+                <w:bCs w:val="0"/>
+                <w:u w:val="single"/>
+                <w:color w:val="000000"/>
+                <w:sz w:val="22"/>
+                <w:szCs w:val="22"/>
               </w:rPr>
               <w:t>{{aka}}</w:t>
             </w:r>
@@ -3078,13 +2717,13 @@
             </w:pPr>
             <w:r>
               <w:rPr>
-                <w:sz w:val="22"/>
-                <w:szCs w:val="22"/>
-                <w:lang w:val="uz-Cyrl-UZ"/>
-                <w:b w:val="0"/>
-                <w:bCs w:val="0"/>
-                <w:u w:val="single"/>
-                <w:color w:val="000000"/>
+                <w:lang w:val="uz-Cyrl-UZ"/>
+                <w:b w:val="0"/>
+                <w:bCs w:val="0"/>
+                <w:u w:val="single"/>
+                <w:color w:val="000000"/>
+                <w:sz w:val="22"/>
+                <w:szCs w:val="22"/>
               </w:rPr>
               <w:t>{{aka_yil}}</w:t>
             </w:r>
@@ -3107,13 +2746,13 @@
             </w:pPr>
             <w:r>
               <w:rPr>
-                <w:sz w:val="22"/>
-                <w:szCs w:val="22"/>
-                <w:lang w:val="uz-Cyrl-UZ"/>
-                <w:b w:val="0"/>
-                <w:bCs w:val="0"/>
-                <w:u w:val="single"/>
-                <w:color w:val="000000"/>
+                <w:lang w:val="uz-Cyrl-UZ"/>
+                <w:b w:val="0"/>
+                <w:bCs w:val="0"/>
+                <w:u w:val="single"/>
+                <w:color w:val="000000"/>
+                <w:sz w:val="22"/>
+                <w:szCs w:val="22"/>
               </w:rPr>
               <w:t>{{aka_ish}}</w:t>
             </w:r>
@@ -3136,13 +2775,13 @@
             </w:pPr>
             <w:r>
               <w:rPr>
-                <w:sz w:val="22"/>
-                <w:szCs w:val="22"/>
-                <w:lang w:val="uz-Cyrl-UZ"/>
-                <w:b w:val="0"/>
-                <w:bCs w:val="0"/>
-                <w:u w:val="single"/>
-                <w:color w:val="000000"/>
+                <w:lang w:val="uz-Cyrl-UZ"/>
+                <w:b w:val="0"/>
+                <w:bCs w:val="0"/>
+                <w:u w:val="single"/>
+                <w:color w:val="000000"/>
+                <w:sz w:val="22"/>
+                <w:szCs w:val="22"/>
               </w:rPr>
               <w:t>{{aka_tur}}</w:t>
             </w:r>
@@ -3189,12 +2828,12 @@
             </w:pPr>
             <w:r>
               <w:rPr>
-                <w:sz w:val="22"/>
-                <w:szCs w:val="22"/>
-                <w:lang w:val="uz-Cyrl-UZ"/>
+                <w:lang w:val="uz-Cyrl-UZ"/>
+                <w:color w:val="000000"/>
+                <w:sz w:val="22"/>
+                <w:szCs w:val="22"/>
                 <w:b/>
                 <w:bCs/>
-                <w:color w:val="000000"/>
               </w:rPr>
               <w:t>Турмуш ўртоғи</w:t>
             </w:r>
@@ -3217,13 +2856,13 @@
             </w:pPr>
             <w:r>
               <w:rPr>
-                <w:sz w:val="22"/>
-                <w:szCs w:val="22"/>
-                <w:lang w:val="uz-Cyrl-UZ"/>
-                <w:b w:val="0"/>
-                <w:bCs w:val="0"/>
-                <w:u w:val="single"/>
-                <w:color w:val="000000"/>
+                <w:lang w:val="uz-Cyrl-UZ"/>
+                <w:b w:val="0"/>
+                <w:bCs w:val="0"/>
+                <w:u w:val="single"/>
+                <w:color w:val="000000"/>
+                <w:sz w:val="22"/>
+                <w:szCs w:val="22"/>
               </w:rPr>
               <w:t>{{turmush_ortogi}}</w:t>
             </w:r>
@@ -3246,13 +2885,13 @@
             </w:pPr>
             <w:r>
               <w:rPr>
-                <w:sz w:val="22"/>
-                <w:szCs w:val="22"/>
-                <w:lang w:val="uz-Cyrl-UZ"/>
-                <w:b w:val="0"/>
-                <w:bCs w:val="0"/>
-                <w:u w:val="single"/>
-                <w:color w:val="000000"/>
+                <w:lang w:val="uz-Cyrl-UZ"/>
+                <w:b w:val="0"/>
+                <w:bCs w:val="0"/>
+                <w:u w:val="single"/>
+                <w:color w:val="000000"/>
+                <w:sz w:val="22"/>
+                <w:szCs w:val="22"/>
               </w:rPr>
               <w:t>{{turmush_ortogi_yil}}</w:t>
             </w:r>
@@ -3275,13 +2914,13 @@
             </w:pPr>
             <w:r>
               <w:rPr>
-                <w:sz w:val="22"/>
-                <w:szCs w:val="22"/>
-                <w:lang w:val="uz-Cyrl-UZ"/>
-                <w:b w:val="0"/>
-                <w:bCs w:val="0"/>
-                <w:u w:val="single"/>
-                <w:color w:val="000000"/>
+                <w:lang w:val="uz-Cyrl-UZ"/>
+                <w:b w:val="0"/>
+                <w:bCs w:val="0"/>
+                <w:u w:val="single"/>
+                <w:color w:val="000000"/>
+                <w:sz w:val="22"/>
+                <w:szCs w:val="22"/>
               </w:rPr>
               <w:t>{{turmush_ortogi_ish}}</w:t>
             </w:r>
@@ -3304,13 +2943,13 @@
             </w:pPr>
             <w:r>
               <w:rPr>
-                <w:sz w:val="22"/>
-                <w:szCs w:val="22"/>
-                <w:lang w:val="uz-Cyrl-UZ"/>
-                <w:b w:val="0"/>
-                <w:bCs w:val="0"/>
-                <w:u w:val="single"/>
-                <w:color w:val="000000"/>
+                <w:lang w:val="uz-Cyrl-UZ"/>
+                <w:b w:val="0"/>
+                <w:bCs w:val="0"/>
+                <w:u w:val="single"/>
+                <w:color w:val="000000"/>
+                <w:sz w:val="22"/>
+                <w:szCs w:val="22"/>
               </w:rPr>
               <w:t>{{turmush_ortogi_tur}}</w:t>
             </w:r>
@@ -3357,12 +2996,12 @@
             </w:pPr>
             <w:r>
               <w:rPr>
-                <w:sz w:val="22"/>
-                <w:szCs w:val="22"/>
-                <w:lang w:val="uz-Cyrl-UZ"/>
+                <w:lang w:val="uz-Cyrl-UZ"/>
+                <w:color w:val="000000"/>
+                <w:sz w:val="22"/>
+                <w:szCs w:val="22"/>
                 <w:b/>
                 <w:bCs/>
-                <w:color w:val="000000"/>
               </w:rPr>
               <w:t>Ўғли</w:t>
             </w:r>
@@ -3385,13 +3024,13 @@
             </w:pPr>
             <w:r>
               <w:rPr>
-                <w:sz w:val="22"/>
-                <w:szCs w:val="22"/>
-                <w:lang w:val="uz-Cyrl-UZ"/>
-                <w:b w:val="0"/>
-                <w:bCs w:val="0"/>
-                <w:u w:val="single"/>
-                <w:color w:val="000000"/>
+                <w:lang w:val="uz-Cyrl-UZ"/>
+                <w:b w:val="0"/>
+                <w:bCs w:val="0"/>
+                <w:u w:val="single"/>
+                <w:color w:val="000000"/>
+                <w:sz w:val="22"/>
+                <w:szCs w:val="22"/>
               </w:rPr>
               <w:t>{{farzandlar}}</w:t>
             </w:r>
@@ -3414,13 +3053,13 @@
             </w:pPr>
             <w:r>
               <w:rPr>
-                <w:sz w:val="22"/>
-                <w:szCs w:val="22"/>
-                <w:lang w:val="uz-Cyrl-UZ"/>
-                <w:b w:val="0"/>
-                <w:bCs w:val="0"/>
-                <w:u w:val="single"/>
-                <w:color w:val="000000"/>
+                <w:lang w:val="uz-Cyrl-UZ"/>
+                <w:b w:val="0"/>
+                <w:bCs w:val="0"/>
+                <w:u w:val="single"/>
+                <w:color w:val="000000"/>
+                <w:sz w:val="22"/>
+                <w:szCs w:val="22"/>
               </w:rPr>
               <w:t>{{farzandlar_yil}}</w:t>
             </w:r>
@@ -3443,13 +3082,13 @@
             </w:pPr>
             <w:r>
               <w:rPr>
-                <w:sz w:val="22"/>
-                <w:szCs w:val="22"/>
-                <w:lang w:val="uz-Cyrl-UZ"/>
-                <w:b w:val="0"/>
-                <w:bCs w:val="0"/>
-                <w:u w:val="single"/>
-                <w:color w:val="000000"/>
+                <w:lang w:val="uz-Cyrl-UZ"/>
+                <w:b w:val="0"/>
+                <w:bCs w:val="0"/>
+                <w:u w:val="single"/>
+                <w:color w:val="000000"/>
+                <w:sz w:val="22"/>
+                <w:szCs w:val="22"/>
               </w:rPr>
               <w:t>{{farzandlar_ish}}</w:t>
             </w:r>
@@ -3472,13 +3111,13 @@
             </w:pPr>
             <w:r>
               <w:rPr>
-                <w:sz w:val="22"/>
-                <w:szCs w:val="22"/>
-                <w:lang w:val="uz-Cyrl-UZ"/>
-                <w:b w:val="0"/>
-                <w:bCs w:val="0"/>
-                <w:u w:val="single"/>
-                <w:color w:val="000000"/>
+                <w:lang w:val="uz-Cyrl-UZ"/>
+                <w:b w:val="0"/>
+                <w:bCs w:val="0"/>
+                <w:u w:val="single"/>
+                <w:color w:val="000000"/>
+                <w:sz w:val="22"/>
+                <w:szCs w:val="22"/>
               </w:rPr>
               <w:t>{{farzandlar_tur}}</w:t>
             </w:r>
@@ -3525,12 +3164,12 @@
             </w:pPr>
             <w:r>
               <w:rPr>
-                <w:sz w:val="22"/>
-                <w:szCs w:val="22"/>
-                <w:lang w:val="uz-Cyrl-UZ"/>
+                <w:lang w:val="uz-Cyrl-UZ"/>
+                <w:color w:val="000000"/>
+                <w:sz w:val="22"/>
+                <w:szCs w:val="22"/>
                 <w:b/>
                 <w:bCs/>
-                <w:color w:val="000000"/>
               </w:rPr>
               <w:t>Қизи</w:t>
             </w:r>
@@ -3553,13 +3192,13 @@
             </w:pPr>
             <w:r>
               <w:rPr>
-                <w:sz w:val="22"/>
-                <w:szCs w:val="22"/>
-                <w:lang w:val="uz-Cyrl-UZ"/>
-                <w:b w:val="0"/>
-                <w:bCs w:val="0"/>
-                <w:u w:val="single"/>
-                <w:color w:val="000000"/>
+                <w:lang w:val="uz-Cyrl-UZ"/>
+                <w:b w:val="0"/>
+                <w:bCs w:val="0"/>
+                <w:u w:val="single"/>
+                <w:color w:val="000000"/>
+                <w:sz w:val="22"/>
+                <w:szCs w:val="22"/>
               </w:rPr>
               <w:t>{{farzandlar_2}}</w:t>
             </w:r>
@@ -3582,13 +3221,13 @@
             </w:pPr>
             <w:r>
               <w:rPr>
-                <w:sz w:val="22"/>
-                <w:szCs w:val="22"/>
-                <w:lang w:val="uz-Cyrl-UZ"/>
-                <w:b w:val="0"/>
-                <w:bCs w:val="0"/>
-                <w:u w:val="single"/>
-                <w:color w:val="000000"/>
+                <w:lang w:val="uz-Cyrl-UZ"/>
+                <w:b w:val="0"/>
+                <w:bCs w:val="0"/>
+                <w:u w:val="single"/>
+                <w:color w:val="000000"/>
+                <w:sz w:val="22"/>
+                <w:szCs w:val="22"/>
               </w:rPr>
               <w:t>{{farzandlar_2_yil}}</w:t>
             </w:r>
@@ -3611,13 +3250,13 @@
             </w:pPr>
             <w:r>
               <w:rPr>
-                <w:sz w:val="22"/>
-                <w:szCs w:val="22"/>
-                <w:lang w:val="uz-Cyrl-UZ"/>
-                <w:b w:val="0"/>
-                <w:bCs w:val="0"/>
-                <w:u w:val="single"/>
-                <w:color w:val="000000"/>
+                <w:lang w:val="uz-Cyrl-UZ"/>
+                <w:b w:val="0"/>
+                <w:bCs w:val="0"/>
+                <w:u w:val="single"/>
+                <w:color w:val="000000"/>
+                <w:sz w:val="22"/>
+                <w:szCs w:val="22"/>
               </w:rPr>
               <w:t>{{farzandlar_2_ish}}</w:t>
             </w:r>
@@ -3640,13 +3279,13 @@
             </w:pPr>
             <w:r>
               <w:rPr>
-                <w:sz w:val="22"/>
-                <w:szCs w:val="22"/>
-                <w:lang w:val="uz-Cyrl-UZ"/>
-                <w:b w:val="0"/>
-                <w:bCs w:val="0"/>
-                <w:u w:val="single"/>
-                <w:color w:val="000000"/>
+                <w:lang w:val="uz-Cyrl-UZ"/>
+                <w:b w:val="0"/>
+                <w:bCs w:val="0"/>
+                <w:u w:val="single"/>
+                <w:color w:val="000000"/>
+                <w:sz w:val="22"/>
+                <w:szCs w:val="22"/>
               </w:rPr>
               <w:t>{{farzandlar_2_tur}}</w:t>
             </w:r>
@@ -3694,12 +3333,12 @@
             </w:pPr>
             <w:r>
               <w:rPr>
-                <w:sz w:val="22"/>
-                <w:szCs w:val="22"/>
-                <w:lang w:val="uz-Cyrl-UZ"/>
+                <w:lang w:val="uz-Cyrl-UZ"/>
+                <w:color w:val="000000"/>
+                <w:sz w:val="22"/>
+                <w:szCs w:val="22"/>
                 <w:b/>
                 <w:bCs/>
-                <w:color w:val="000000"/>
               </w:rPr>
               <w:t>Ўғли</w:t>
             </w:r>
@@ -3722,13 +3361,13 @@
             </w:pPr>
             <w:r>
               <w:rPr>
-                <w:sz w:val="22"/>
-                <w:szCs w:val="22"/>
-                <w:lang w:val="uz-Cyrl-UZ"/>
-                <w:b w:val="0"/>
-                <w:bCs w:val="0"/>
-                <w:u w:val="single"/>
-                <w:color w:val="000000"/>
+                <w:lang w:val="uz-Cyrl-UZ"/>
+                <w:b w:val="0"/>
+                <w:bCs w:val="0"/>
+                <w:u w:val="single"/>
+                <w:color w:val="000000"/>
+                <w:sz w:val="22"/>
+                <w:szCs w:val="22"/>
               </w:rPr>
               <w:t>{{farzandlar_3}}</w:t>
             </w:r>
@@ -3751,13 +3390,13 @@
             </w:pPr>
             <w:r>
               <w:rPr>
-                <w:sz w:val="22"/>
-                <w:szCs w:val="22"/>
-                <w:lang w:val="uz-Cyrl-UZ"/>
-                <w:b w:val="0"/>
-                <w:bCs w:val="0"/>
-                <w:u w:val="single"/>
-                <w:color w:val="000000"/>
+                <w:lang w:val="uz-Cyrl-UZ"/>
+                <w:b w:val="0"/>
+                <w:bCs w:val="0"/>
+                <w:u w:val="single"/>
+                <w:color w:val="000000"/>
+                <w:sz w:val="22"/>
+                <w:szCs w:val="22"/>
               </w:rPr>
               <w:t>{{farzandlar_3_yil}}</w:t>
             </w:r>
@@ -3780,13 +3419,13 @@
             </w:pPr>
             <w:r>
               <w:rPr>
-                <w:sz w:val="22"/>
-                <w:szCs w:val="22"/>
-                <w:lang w:val="uz-Cyrl-UZ"/>
-                <w:b w:val="0"/>
-                <w:bCs w:val="0"/>
-                <w:u w:val="single"/>
-                <w:color w:val="000000"/>
+                <w:lang w:val="uz-Cyrl-UZ"/>
+                <w:b w:val="0"/>
+                <w:bCs w:val="0"/>
+                <w:u w:val="single"/>
+                <w:color w:val="000000"/>
+                <w:sz w:val="22"/>
+                <w:szCs w:val="22"/>
               </w:rPr>
               <w:t>{{farzandlar_3_ish}}</w:t>
             </w:r>
@@ -3809,13 +3448,13 @@
             </w:pPr>
             <w:r>
               <w:rPr>
-                <w:sz w:val="22"/>
-                <w:szCs w:val="22"/>
-                <w:lang w:val="uz-Cyrl-UZ"/>
-                <w:b w:val="0"/>
-                <w:bCs w:val="0"/>
-                <w:u w:val="single"/>
-                <w:color w:val="000000"/>
+                <w:lang w:val="uz-Cyrl-UZ"/>
+                <w:b w:val="0"/>
+                <w:bCs w:val="0"/>
+                <w:u w:val="single"/>
+                <w:color w:val="000000"/>
+                <w:sz w:val="22"/>
+                <w:szCs w:val="22"/>
               </w:rPr>
               <w:t>{{farzandlar_3_tur}}</w:t>
             </w:r>
@@ -3862,12 +3501,12 @@
             </w:pPr>
             <w:r>
               <w:rPr>
-                <w:sz w:val="22"/>
-                <w:szCs w:val="22"/>
-                <w:lang w:val="uz-Cyrl-UZ"/>
+                <w:lang w:val="uz-Cyrl-UZ"/>
+                <w:color w:val="000000"/>
+                <w:sz w:val="22"/>
+                <w:szCs w:val="22"/>
                 <w:b/>
                 <w:bCs/>
-                <w:color w:val="000000"/>
               </w:rPr>
               <w:t>Ўғли</w:t>
             </w:r>
@@ -3890,13 +3529,13 @@
             </w:pPr>
             <w:r>
               <w:rPr>
-                <w:sz w:val="22"/>
-                <w:szCs w:val="22"/>
-                <w:lang w:val="uz-Cyrl-UZ"/>
-                <w:b w:val="0"/>
-                <w:bCs w:val="0"/>
-                <w:u w:val="single"/>
-                <w:color w:val="000000"/>
+                <w:lang w:val="uz-Cyrl-UZ"/>
+                <w:b w:val="0"/>
+                <w:bCs w:val="0"/>
+                <w:u w:val="single"/>
+                <w:color w:val="000000"/>
+                <w:sz w:val="22"/>
+                <w:szCs w:val="22"/>
               </w:rPr>
               <w:t>{{farzandlar_4}}</w:t>
             </w:r>
@@ -3919,13 +3558,13 @@
             </w:pPr>
             <w:r>
               <w:rPr>
-                <w:sz w:val="22"/>
-                <w:szCs w:val="22"/>
-                <w:lang w:val="uz-Cyrl-UZ"/>
-                <w:b w:val="0"/>
-                <w:bCs w:val="0"/>
-                <w:u w:val="single"/>
-                <w:color w:val="000000"/>
+                <w:lang w:val="uz-Cyrl-UZ"/>
+                <w:b w:val="0"/>
+                <w:bCs w:val="0"/>
+                <w:u w:val="single"/>
+                <w:color w:val="000000"/>
+                <w:sz w:val="22"/>
+                <w:szCs w:val="22"/>
               </w:rPr>
               <w:t>{{farzandlar_4_yil}}</w:t>
             </w:r>
@@ -3948,13 +3587,13 @@
             </w:pPr>
             <w:r>
               <w:rPr>
-                <w:sz w:val="22"/>
-                <w:szCs w:val="22"/>
-                <w:lang w:val="uz-Cyrl-UZ"/>
-                <w:b w:val="0"/>
-                <w:bCs w:val="0"/>
-                <w:u w:val="single"/>
-                <w:color w:val="000000"/>
+                <w:lang w:val="uz-Cyrl-UZ"/>
+                <w:b w:val="0"/>
+                <w:bCs w:val="0"/>
+                <w:u w:val="single"/>
+                <w:color w:val="000000"/>
+                <w:sz w:val="22"/>
+                <w:szCs w:val="22"/>
               </w:rPr>
               <w:t>{{farzandlar_4_ish}}</w:t>
             </w:r>
@@ -3977,13 +3616,13 @@
             </w:pPr>
             <w:r>
               <w:rPr>
-                <w:sz w:val="22"/>
-                <w:szCs w:val="22"/>
-                <w:lang w:val="uz-Cyrl-UZ"/>
-                <w:b w:val="0"/>
-                <w:bCs w:val="0"/>
-                <w:u w:val="single"/>
-                <w:color w:val="000000"/>
+                <w:lang w:val="uz-Cyrl-UZ"/>
+                <w:b w:val="0"/>
+                <w:bCs w:val="0"/>
+                <w:u w:val="single"/>
+                <w:color w:val="000000"/>
+                <w:sz w:val="22"/>
+                <w:szCs w:val="22"/>
               </w:rPr>
               <w:t>{{farzandlar_4_tur}}</w:t>
             </w:r>
@@ -4030,12 +3669,12 @@
             </w:pPr>
             <w:r>
               <w:rPr>
-                <w:sz w:val="22"/>
-                <w:szCs w:val="22"/>
-                <w:lang w:val="uz-Cyrl-UZ"/>
+                <w:lang w:val="uz-Cyrl-UZ"/>
+                <w:color w:val="000000"/>
+                <w:sz w:val="22"/>
+                <w:szCs w:val="22"/>
                 <w:b/>
                 <w:bCs/>
-                <w:color w:val="000000"/>
               </w:rPr>
               <w:t>Қизи</w:t>
             </w:r>
@@ -4058,13 +3697,13 @@
             </w:pPr>
             <w:r>
               <w:rPr>
-                <w:sz w:val="22"/>
-                <w:szCs w:val="22"/>
-                <w:lang w:val="uz-Cyrl-UZ"/>
-                <w:b w:val="0"/>
-                <w:bCs w:val="0"/>
-                <w:u w:val="single"/>
-                <w:color w:val="000000"/>
+                <w:lang w:val="uz-Cyrl-UZ"/>
+                <w:b w:val="0"/>
+                <w:bCs w:val="0"/>
+                <w:u w:val="single"/>
+                <w:color w:val="000000"/>
+                <w:sz w:val="22"/>
+                <w:szCs w:val="22"/>
               </w:rPr>
               <w:t>{{farzandlar_5}}</w:t>
             </w:r>
@@ -4087,13 +3726,13 @@
             </w:pPr>
             <w:r>
               <w:rPr>
-                <w:sz w:val="22"/>
-                <w:szCs w:val="22"/>
-                <w:lang w:val="uz-Cyrl-UZ"/>
-                <w:b w:val="0"/>
-                <w:bCs w:val="0"/>
-                <w:u w:val="single"/>
-                <w:color w:val="000000"/>
+                <w:lang w:val="uz-Cyrl-UZ"/>
+                <w:b w:val="0"/>
+                <w:bCs w:val="0"/>
+                <w:u w:val="single"/>
+                <w:color w:val="000000"/>
+                <w:sz w:val="22"/>
+                <w:szCs w:val="22"/>
               </w:rPr>
               <w:t>{{farzandlar_5_yil}}</w:t>
             </w:r>
@@ -4116,13 +3755,13 @@
             </w:pPr>
             <w:r>
               <w:rPr>
-                <w:sz w:val="22"/>
-                <w:szCs w:val="22"/>
-                <w:lang w:val="uz-Cyrl-UZ"/>
-                <w:b w:val="0"/>
-                <w:bCs w:val="0"/>
-                <w:u w:val="single"/>
-                <w:color w:val="000000"/>
+                <w:lang w:val="uz-Cyrl-UZ"/>
+                <w:b w:val="0"/>
+                <w:bCs w:val="0"/>
+                <w:u w:val="single"/>
+                <w:color w:val="000000"/>
+                <w:sz w:val="22"/>
+                <w:szCs w:val="22"/>
               </w:rPr>
               <w:t>{{farzandlar_5_ish}}</w:t>
             </w:r>
@@ -4145,13 +3784,13 @@
             </w:pPr>
             <w:r>
               <w:rPr>
-                <w:sz w:val="22"/>
-                <w:szCs w:val="22"/>
-                <w:lang w:val="uz-Cyrl-UZ"/>
-                <w:b w:val="0"/>
-                <w:bCs w:val="0"/>
-                <w:u w:val="single"/>
-                <w:color w:val="000000"/>
+                <w:lang w:val="uz-Cyrl-UZ"/>
+                <w:b w:val="0"/>
+                <w:bCs w:val="0"/>
+                <w:u w:val="single"/>
+                <w:color w:val="000000"/>
+                <w:sz w:val="22"/>
+                <w:szCs w:val="22"/>
               </w:rPr>
               <w:t>{{farzandlar_5_tur}}</w:t>
             </w:r>
@@ -4199,12 +3838,12 @@
             </w:pPr>
             <w:r>
               <w:rPr>
-                <w:sz w:val="22"/>
-                <w:szCs w:val="22"/>
-                <w:lang w:val="uz-Cyrl-UZ"/>
+                <w:lang w:val="uz-Cyrl-UZ"/>
+                <w:color w:val="000000"/>
+                <w:sz w:val="22"/>
+                <w:szCs w:val="22"/>
                 <w:b/>
                 <w:bCs/>
-                <w:color w:val="000000"/>
               </w:rPr>
               <w:t>Ўғли</w:t>
             </w:r>
@@ -4227,13 +3866,13 @@
             </w:pPr>
             <w:r>
               <w:rPr>
-                <w:sz w:val="22"/>
-                <w:szCs w:val="22"/>
-                <w:lang w:val="uz-Cyrl-UZ"/>
-                <w:b w:val="0"/>
-                <w:bCs w:val="0"/>
-                <w:u w:val="single"/>
-                <w:color w:val="000000"/>
+                <w:lang w:val="uz-Cyrl-UZ"/>
+                <w:b w:val="0"/>
+                <w:bCs w:val="0"/>
+                <w:u w:val="single"/>
+                <w:color w:val="000000"/>
+                <w:sz w:val="22"/>
+                <w:szCs w:val="22"/>
               </w:rPr>
               <w:t>{{farzandlar_6}}</w:t>
             </w:r>
@@ -4256,13 +3895,13 @@
             </w:pPr>
             <w:r>
               <w:rPr>
-                <w:sz w:val="22"/>
-                <w:szCs w:val="22"/>
-                <w:lang w:val="uz-Cyrl-UZ"/>
-                <w:b w:val="0"/>
-                <w:bCs w:val="0"/>
-                <w:u w:val="single"/>
-                <w:color w:val="000000"/>
+                <w:lang w:val="uz-Cyrl-UZ"/>
+                <w:b w:val="0"/>
+                <w:bCs w:val="0"/>
+                <w:u w:val="single"/>
+                <w:color w:val="000000"/>
+                <w:sz w:val="22"/>
+                <w:szCs w:val="22"/>
               </w:rPr>
               <w:t>{{farzandlar_6_yil}}</w:t>
             </w:r>
@@ -4285,13 +3924,13 @@
             </w:pPr>
             <w:r>
               <w:rPr>
-                <w:sz w:val="22"/>
-                <w:szCs w:val="22"/>
-                <w:lang w:val="uz-Cyrl-UZ"/>
-                <w:b w:val="0"/>
-                <w:bCs w:val="0"/>
-                <w:u w:val="single"/>
-                <w:color w:val="000000"/>
+                <w:lang w:val="uz-Cyrl-UZ"/>
+                <w:b w:val="0"/>
+                <w:bCs w:val="0"/>
+                <w:u w:val="single"/>
+                <w:color w:val="000000"/>
+                <w:sz w:val="22"/>
+                <w:szCs w:val="22"/>
               </w:rPr>
               <w:t>{{farzandlar_6_ish}}</w:t>
             </w:r>
@@ -4314,13 +3953,13 @@
             </w:pPr>
             <w:r>
               <w:rPr>
-                <w:sz w:val="22"/>
-                <w:szCs w:val="22"/>
-                <w:lang w:val="uz-Cyrl-UZ"/>
-                <w:b w:val="0"/>
-                <w:bCs w:val="0"/>
-                <w:u w:val="single"/>
-                <w:color w:val="000000"/>
+                <w:lang w:val="uz-Cyrl-UZ"/>
+                <w:b w:val="0"/>
+                <w:bCs w:val="0"/>
+                <w:u w:val="single"/>
+                <w:color w:val="000000"/>
+                <w:sz w:val="22"/>
+                <w:szCs w:val="22"/>
               </w:rPr>
               <w:t>{{farzandlar_6_tur}}</w:t>
             </w:r>
@@ -4367,12 +4006,12 @@
             </w:pPr>
             <w:r>
               <w:rPr>
-                <w:sz w:val="22"/>
-                <w:szCs w:val="22"/>
-                <w:lang w:val="uz-Cyrl-UZ"/>
+                <w:lang w:val="uz-Cyrl-UZ"/>
+                <w:color w:val="000000"/>
+                <w:sz w:val="22"/>
+                <w:szCs w:val="22"/>
                 <w:b/>
                 <w:bCs/>
-                <w:color w:val="000000"/>
               </w:rPr>
               <w:t>Қайнотаси</w:t>
             </w:r>
@@ -4395,13 +4034,13 @@
             </w:pPr>
             <w:r>
               <w:rPr>
-                <w:sz w:val="22"/>
-                <w:szCs w:val="22"/>
-                <w:lang w:val="uz-Cyrl-UZ"/>
-                <w:b w:val="0"/>
-                <w:bCs w:val="0"/>
-                <w:u w:val="single"/>
-                <w:color w:val="000000"/>
+                <w:lang w:val="uz-Cyrl-UZ"/>
+                <w:b w:val="0"/>
+                <w:bCs w:val="0"/>
+                <w:u w:val="single"/>
+                <w:color w:val="000000"/>
+                <w:sz w:val="22"/>
+                <w:szCs w:val="22"/>
               </w:rPr>
               <w:t>{{qaynota}}</w:t>
             </w:r>
@@ -4424,13 +4063,13 @@
             </w:pPr>
             <w:r>
               <w:rPr>
-                <w:sz w:val="22"/>
-                <w:szCs w:val="22"/>
-                <w:lang w:val="uz-Cyrl-UZ"/>
-                <w:b w:val="0"/>
-                <w:bCs w:val="0"/>
-                <w:u w:val="single"/>
-                <w:color w:val="000000"/>
+                <w:lang w:val="uz-Cyrl-UZ"/>
+                <w:b w:val="0"/>
+                <w:bCs w:val="0"/>
+                <w:u w:val="single"/>
+                <w:color w:val="000000"/>
+                <w:sz w:val="22"/>
+                <w:szCs w:val="22"/>
               </w:rPr>
               <w:t>{{qaynota_yil}}</w:t>
             </w:r>
@@ -4454,13 +4093,13 @@
             </w:pPr>
             <w:r>
               <w:rPr>
-                <w:sz w:val="22"/>
-                <w:szCs w:val="22"/>
-                <w:lang w:val="uz-Cyrl-UZ"/>
-                <w:b w:val="0"/>
-                <w:bCs w:val="0"/>
-                <w:u w:val="single"/>
-                <w:color w:val="000000"/>
+                <w:lang w:val="uz-Cyrl-UZ"/>
+                <w:b w:val="0"/>
+                <w:bCs w:val="0"/>
+                <w:u w:val="single"/>
+                <w:color w:val="000000"/>
+                <w:sz w:val="22"/>
+                <w:szCs w:val="22"/>
               </w:rPr>
               <w:t>{{qaynota_ish}}</w:t>
             </w:r>
@@ -4507,12 +4146,12 @@
             </w:pPr>
             <w:r>
               <w:rPr>
-                <w:sz w:val="22"/>
-                <w:szCs w:val="22"/>
-                <w:lang w:val="uz-Cyrl-UZ"/>
+                <w:lang w:val="uz-Cyrl-UZ"/>
+                <w:color w:val="000000"/>
+                <w:sz w:val="22"/>
+                <w:szCs w:val="22"/>
                 <w:b/>
                 <w:bCs/>
-                <w:color w:val="000000"/>
               </w:rPr>
               <w:t>Қайнонаси</w:t>
             </w:r>
@@ -4535,13 +4174,13 @@
             </w:pPr>
             <w:r>
               <w:rPr>
-                <w:sz w:val="22"/>
-                <w:szCs w:val="22"/>
-                <w:lang w:val="uz-Cyrl-UZ"/>
-                <w:b w:val="0"/>
-                <w:bCs w:val="0"/>
-                <w:u w:val="single"/>
-                <w:color w:val="000000"/>
+                <w:lang w:val="uz-Cyrl-UZ"/>
+                <w:b w:val="0"/>
+                <w:bCs w:val="0"/>
+                <w:u w:val="single"/>
+                <w:color w:val="000000"/>
+                <w:sz w:val="22"/>
+                <w:szCs w:val="22"/>
               </w:rPr>
               <w:t>{{qaynona}}</w:t>
             </w:r>
@@ -4564,13 +4203,13 @@
             </w:pPr>
             <w:r>
               <w:rPr>
-                <w:sz w:val="22"/>
-                <w:szCs w:val="22"/>
-                <w:lang w:val="uz-Cyrl-UZ"/>
-                <w:b w:val="0"/>
-                <w:bCs w:val="0"/>
-                <w:u w:val="single"/>
-                <w:color w:val="000000"/>
+                <w:lang w:val="uz-Cyrl-UZ"/>
+                <w:b w:val="0"/>
+                <w:bCs w:val="0"/>
+                <w:u w:val="single"/>
+                <w:color w:val="000000"/>
+                <w:sz w:val="22"/>
+                <w:szCs w:val="22"/>
               </w:rPr>
               <w:t>{{qaynona_yil}}</w:t>
             </w:r>
@@ -4593,13 +4232,13 @@
             </w:pPr>
             <w:r>
               <w:rPr>
-                <w:sz w:val="22"/>
-                <w:szCs w:val="22"/>
-                <w:lang w:val="uz-Cyrl-UZ"/>
-                <w:b w:val="0"/>
-                <w:bCs w:val="0"/>
-                <w:u w:val="single"/>
-                <w:color w:val="000000"/>
+                <w:lang w:val="uz-Cyrl-UZ"/>
+                <w:b w:val="0"/>
+                <w:bCs w:val="0"/>
+                <w:u w:val="single"/>
+                <w:color w:val="000000"/>
+                <w:sz w:val="22"/>
+                <w:szCs w:val="22"/>
               </w:rPr>
               <w:t>{{qaynona_ish}}</w:t>
             </w:r>
@@ -4622,13 +4261,13 @@
             </w:pPr>
             <w:r>
               <w:rPr>
-                <w:sz w:val="22"/>
-                <w:szCs w:val="22"/>
-                <w:lang w:val="uz-Cyrl-UZ"/>
-                <w:b w:val="0"/>
-                <w:bCs w:val="0"/>
-                <w:u w:val="single"/>
-                <w:color w:val="000000"/>
+                <w:lang w:val="uz-Cyrl-UZ"/>
+                <w:b w:val="0"/>
+                <w:bCs w:val="0"/>
+                <w:u w:val="single"/>
+                <w:color w:val="000000"/>
+                <w:sz w:val="22"/>
+                <w:szCs w:val="22"/>
               </w:rPr>
               <w:t>{{qaynona_tur}}</w:t>
             </w:r>

--- a/templates/obyektivka_master.docx
+++ b/templates/obyektivka_master.docx
@@ -201,19 +201,6 @@
     <w:p>
       <w:pPr>
         <w:widowControl w:val="0"/>
-        <w:autoSpaceDE w:val="0"/>
-        <w:autoSpaceDN w:val="0"/>
-        <w:adjustRightInd w:val="0"/>
-        <w:rPr>
-          <w:sz w:val="22"/>
-          <w:szCs w:val="22"/>
-          <w:lang w:val="uz-Cyrl-UZ"/>
-        </w:rPr>
-      </w:pPr>
-    </w:p>
-    <w:p>
-      <w:pPr>
-        <w:widowControl w:val="0"/>
         <w:tabs>
           <w:tab w:val="left" w:pos="675"/>
         </w:tabs>
@@ -291,16 +278,6 @@
           <w:sz w:val="22"/>
           <w:szCs w:val="22"/>
         </w:rPr>
-        <w:pict>
-          <v:shape id="_x0000_s1083" o:spid="_x0000_s1083" o:spt="87" type="#_x0000_t87" style="position:absolute;left:0pt;margin-left:-18.45pt;margin-top:14.7pt;height:247.9pt;width:8.95pt;mso-wrap-distance-bottom:0pt;mso-wrap-distance-left:9pt;mso-wrap-distance-right:9pt;mso-wrap-distance-top:0pt;z-index:251665408;mso-width-relative:page;mso-height-relative:page;" filled="f" coordsize="21600,21600">
-            <v:path arrowok="t"/>
-            <v:fill on="f" focussize="0,0"/>
-            <v:stroke/>
-            <v:imagedata o:title=""/>
-            <o:lock v:ext="edit"/>
-            <w10:wrap type="square"/>
-          </v:shape>
-        </w:pict>
       </w:r>
       <w:r>
         <w:rPr>
@@ -564,26 +541,14 @@
       </w:r>
       <w:r>
         <w:rPr>
-          <w:lang w:val="uz-Cyrl-UZ"/>
-          <w:sz w:val="22"/>
-          <w:szCs w:val="22"/>
-        </w:rPr>
-        <w:t>1982 й</w:t>
-      </w:r>
-      <w:r>
-        <w:rPr>
-          <w:sz w:val="22"/>
-          <w:szCs w:val="22"/>
-        </w:rPr>
-        <w:t>.</w:t>
-      </w:r>
-      <w:r>
-        <w:rPr>
-          <w:lang w:val="uz-Cyrl-UZ"/>
-          <w:sz w:val="22"/>
-          <w:szCs w:val="22"/>
-        </w:rPr>
-        <w:t xml:space="preserve"> Тошкент давлат университети (кундузги)</w:t>
+          <w:b w:val="0"/>
+          <w:bCs w:val="0"/>
+          <w:u w:val="single"/>
+          <w:color w:val="000000"/>
+          <w:sz w:val="22"/>
+          <w:szCs w:val="22"/>
+        </w:rPr>
+        <w:t>{{tamomlagan}}</w:t>
       </w:r>
     </w:p>
     <w:p>
@@ -602,81 +567,6 @@
           <w:lang w:val="uz-Cyrl-UZ"/>
         </w:rPr>
       </w:pPr>
-      <w:r>
-        <w:rPr>
-          <w:lang/>
-          <w:b/>
-          <w:bCs/>
-          <w:color w:val="000000"/>
-          <w:sz w:val="22"/>
-          <w:szCs w:val="22"/>
-        </w:rPr>
-        <w:pict>
-          <v:shape id="_x0000_s1077" o:spid="_x0000_s1077" o:spt="62" type="#_x0000_t62" style="position:absolute;left:0pt;margin-left:349.7pt;margin-top:15.75pt;height:99pt;width:153pt;z-index:251664384;mso-width-relative:page;mso-height-relative:page;" coordsize="21600,21600" adj="-5845,12851">
-            <v:path/>
-            <v:fill focussize="0,0"/>
-            <v:stroke/>
-            <v:imagedata o:title=""/>
-            <o:lock v:ext="edit"/>
-            <o:callout minusx="t" minusy="t"/>
-            <v:textbox>
-              <w:txbxContent>
-                <w:p>
-                  <w:pPr>
-                    <w:pStyle w:val="2"/>
-                    <w:numPr>
-                      <w:ilvl w:val="0"/>
-                      <w:numId w:val="0"/>
-                    </w:numPr>
-                    <w:tabs>
-                      <w:tab w:val="left" w:pos="284"/>
-                    </w:tabs>
-                    <w:jc w:val="center"/>
-                    <w:rPr>
-                      <w:sz w:val="22"/>
-                      <w:lang w:val="uz-Cyrl-UZ"/>
-                    </w:rPr>
-                  </w:pPr>
-                  <w:r>
-                    <w:rPr>
-                      <w:lang w:val="uz-Cyrl-UZ"/>
-                      <w:sz w:val="22"/>
-                      <w:szCs w:val="22"/>
-                    </w:rPr>
-                    <w:t xml:space="preserve">Ҳарбий (махсус) унвони </w:t>
-                  </w:r>
-                  <w:r>
-                    <w:rPr>
-                      <w:lang w:val="uz-Cyrl-UZ"/>
-                      <w:b/>
-                      <w:bCs/>
-                      <w:color w:val="000000"/>
-                      <w:sz w:val="22"/>
-                      <w:szCs w:val="22"/>
-                    </w:rPr>
-                    <w:t>фақат</w:t>
-                  </w:r>
-                  <w:r>
-                    <w:rPr>
-                      <w:lang w:val="uz-Cyrl-UZ"/>
-                      <w:sz w:val="22"/>
-                      <w:szCs w:val="22"/>
-                    </w:rPr>
-                    <w:t xml:space="preserve"> ҳарбий ва ҳуқуқни муҳофаза қилиш идоралари ходимлари учун кўрсатилади.</w:t>
-                  </w:r>
-                </w:p>
-                <w:p>
-                  <w:pPr>
-                    <w:rPr>
-                      <w:sz w:val="22"/>
-                    </w:rPr>
-                  </w:pPr>
-                </w:p>
-              </w:txbxContent>
-            </v:textbox>
-          </v:shape>
-        </w:pict>
-      </w:r>
       <w:r>
         <w:rPr>
           <w:lang w:val="uz-Cyrl-UZ"/>
@@ -1156,19 +1046,6 @@
     <w:p>
       <w:pPr>
         <w:widowControl w:val="0"/>
-        <w:autoSpaceDE w:val="0"/>
-        <w:autoSpaceDN w:val="0"/>
-        <w:adjustRightInd w:val="0"/>
-        <w:rPr>
-          <w:sz w:val="22"/>
-          <w:szCs w:val="22"/>
-          <w:lang w:val="uz-Cyrl-UZ"/>
-        </w:rPr>
-      </w:pPr>
-    </w:p>
-    <w:p>
-      <w:pPr>
-        <w:widowControl w:val="0"/>
         <w:tabs>
           <w:tab w:val="left" w:pos="4126"/>
         </w:tabs>
@@ -1404,81 +1281,6 @@
     </w:p>
     <w:p>
       <w:pPr>
-        <w:widowControl w:val="0"/>
-        <w:tabs>
-          <w:tab w:val="left" w:pos="7867"/>
-        </w:tabs>
-        <w:autoSpaceDE w:val="0"/>
-        <w:autoSpaceDN w:val="0"/>
-        <w:adjustRightInd w:val="0"/>
-        <w:ind w:left="540"/>
-        <w:rPr>
-          <w:b/>
-          <w:bCs/>
-          <w:sz w:val="12"/>
-          <w:szCs w:val="12"/>
-          <w:highlight w:val="yellow"/>
-          <w:lang w:val="uz-Cyrl-UZ"/>
-        </w:rPr>
-      </w:pPr>
-    </w:p>
-    <w:p>
-      <w:pPr>
-        <w:widowControl w:val="0"/>
-        <w:tabs>
-          <w:tab w:val="left" w:pos="7867"/>
-        </w:tabs>
-        <w:autoSpaceDE w:val="0"/>
-        <w:autoSpaceDN w:val="0"/>
-        <w:adjustRightInd w:val="0"/>
-        <w:ind w:left="540"/>
-        <w:rPr>
-          <w:b/>
-          <w:bCs/>
-          <w:sz w:val="22"/>
-          <w:szCs w:val="22"/>
-          <w:lang w:val="uz-Cyrl-UZ"/>
-        </w:rPr>
-      </w:pPr>
-    </w:p>
-    <w:p>
-      <w:pPr>
-        <w:pStyle w:val="2"/>
-        <w:numPr>
-          <w:ilvl w:val="0"/>
-          <w:numId w:val="0"/>
-        </w:numPr>
-        <w:tabs>
-          <w:tab w:val="left" w:pos="284"/>
-        </w:tabs>
-        <w:rPr>
-          <w:sz w:val="22"/>
-          <w:szCs w:val="22"/>
-          <w:lang w:val="uz-Cyrl-UZ"/>
-        </w:rPr>
-      </w:pPr>
-    </w:p>
-    <w:p>
-      <w:pPr>
-        <w:widowControl w:val="0"/>
-        <w:tabs>
-          <w:tab w:val="left" w:pos="7867"/>
-        </w:tabs>
-        <w:autoSpaceDE w:val="0"/>
-        <w:autoSpaceDN w:val="0"/>
-        <w:adjustRightInd w:val="0"/>
-        <w:ind w:left="540"/>
-        <w:rPr>
-          <w:b/>
-          <w:bCs/>
-          <w:sz w:val="22"/>
-          <w:szCs w:val="22"/>
-          <w:lang w:val="uz-Cyrl-UZ"/>
-        </w:rPr>
-      </w:pPr>
-    </w:p>
-    <w:p>
-      <w:pPr>
         <w:pStyle w:val="2"/>
         <w:numPr>
           <w:ilvl w:val="0"/>
@@ -1536,18 +1338,6 @@
         </w:rPr>
         <w:t>МАЪЛУМОТ</w:t>
       </w:r>
-    </w:p>
-    <w:p>
-      <w:pPr>
-        <w:jc w:val="center"/>
-        <w:rPr>
-          <w:b/>
-          <w:bCs/>
-          <w:sz w:val="10"/>
-          <w:szCs w:val="22"/>
-          <w:lang w:val="uz-Cyrl-UZ"/>
-        </w:rPr>
-      </w:pPr>
     </w:p>
     <w:tbl>
       <w:tblPr>
@@ -4275,15 +4065,6 @@
         </w:tc>
       </w:tr>
     </w:tbl>
-    <w:p>
-      <w:pPr>
-        <w:rPr>
-          <w:sz w:val="6"/>
-          <w:szCs w:val="22"/>
-          <w:lang w:val="uz-Cyrl-UZ"/>
-        </w:rPr>
-      </w:pPr>
-    </w:p>
     <w:sectPr>
       <w:pgSz w:w="11905" w:h="16837"/>
       <w:pgMar w:top="851" w:right="567" w:bottom="336" w:left="1525" w:header="720" w:footer="720" w:gutter="0"/>

--- a/templates/obyektivka_master.docx
+++ b/templates/obyektivka_master.docx
@@ -882,13 +882,11 @@
         <w:rPr>
           <w:sz w:val="22"/>
           <w:szCs w:val="22"/>
-          <w:highlight w:val="yellow"/>
           <w:lang w:val="uz-Cyrl-UZ"/>
         </w:rPr>
       </w:pPr>
       <w:r>
         <w:rPr>
-          <w:highlight w:val="yellow"/>
           <w:lang w:val="uz-Cyrl-UZ"/>
           <w:b/>
           <w:bCs/>
@@ -902,7 +900,6 @@
         <w:rPr>
           <w:b/>
           <w:bCs/>
-          <w:highlight w:val="yellow"/>
           <w:lang w:val="uz-Cyrl-UZ"/>
           <w:sz w:val="22"/>
           <w:szCs w:val="22"/>
@@ -913,7 +910,6 @@
         <w:rPr>
           <w:b/>
           <w:bCs/>
-          <w:highlight w:val="yellow"/>
           <w:lang w:val="uz-Cyrl-UZ"/>
           <w:sz w:val="22"/>
           <w:szCs w:val="22"/>
@@ -935,7 +931,6 @@
       </w:pPr>
       <w:r>
         <w:rPr>
-          <w:highlight w:val="yellow"/>
           <w:lang w:val="uz-Cyrl-UZ"/>
           <w:b w:val="0"/>
           <w:bCs w:val="0"/>

--- a/templates/obyektivka_master.docx
+++ b/templates/obyektivka_master.docx
@@ -29,6 +29,8 @@
           <w:lang w:val="uz-Cyrl-UZ"/>
           <w:sz w:val="28"/>
           <w:szCs w:val="28"/>
+          <w:b/>
+          <w:bCs/>
         </w:rPr>
         <w:t>МАЪЛУМОТНОМА</w:t>
       </w:r>
@@ -55,12 +57,12 @@
       <w:r>
         <w:rPr>
           <w:lang w:val="uz-Cyrl-UZ"/>
+          <w:u w:val="single"/>
+          <w:color w:val="000000"/>
+          <w:sz w:val="22"/>
+          <w:szCs w:val="22"/>
           <w:b w:val="0"/>
           <w:bCs w:val="0"/>
-          <w:u w:val="single"/>
-          <w:color w:val="000000"/>
-          <w:sz w:val="20"/>
-          <w:szCs w:val="20"/>
         </w:rPr>
         <w:pict>
           <v:rect id="_x0000_s1030" o:spid="_x0000_s1030" o:spt="1" style="position:absolute;left:0pt;margin-left:405pt;margin-top:1.9pt;height:113.4pt;width:85.05pt;z-index:251659264;mso-width-relative:page;mso-height-relative:page;" coordsize="21600,21600">
@@ -84,28 +86,32 @@
                   <w:r>
                     <w:rPr>
                       <w:lang w:val="uz-Latn-UZ"/>
+                      <w:u w:val="single"/>
+                      <w:color w:val="000000"/>
+                      <w:sz w:val="22"/>
+                      <w:szCs w:val="22"/>
                       <w:b w:val="0"/>
                       <w:bCs w:val="0"/>
-                      <w:u w:val="single"/>
-                      <w:color w:val="000000"/>
-                      <w:sz w:val="20"/>
-                      <w:szCs w:val="20"/>
                     </w:rPr>
                     <w:t>{{photo}}</w:t>
                   </w:r>
                   <w:r>
                     <w:rPr>
                       <w:lang w:val="uz-Latn-UZ"/>
-                      <w:sz w:val="20"/>
-                      <w:szCs w:val="20"/>
+                      <w:sz w:val="22"/>
+                      <w:szCs w:val="22"/>
+                      <w:b w:val="0"/>
+                      <w:bCs w:val="0"/>
                     </w:rPr>
                     <w:br w:type="textWrapping"/>
                   </w:r>
                   <w:r>
                     <w:rPr>
                       <w:lang w:val="uz-Cyrl-UZ"/>
-                      <w:sz w:val="20"/>
-                      <w:szCs w:val="20"/>
+                      <w:sz w:val="22"/>
+                      <w:szCs w:val="22"/>
+                      <w:b w:val="0"/>
+                      <w:bCs w:val="0"/>
                     </w:rPr>
                     <w:t xml:space="preserve">3х4 см, </w:t>
                   </w:r>
@@ -113,8 +119,10 @@
                     <w:rPr>
                       <w:u w:val="single"/>
                       <w:lang w:val="uz-Cyrl-UZ"/>
-                      <w:sz w:val="20"/>
-                      <w:szCs w:val="20"/>
+                      <w:sz w:val="22"/>
+                      <w:szCs w:val="22"/>
+                      <w:b w:val="0"/>
+                      <w:bCs w:val="0"/>
                     </w:rPr>
                     <w:t xml:space="preserve">охирги </w:t>
                   </w:r>
@@ -122,8 +130,10 @@
                     <w:rPr>
                       <w:u w:val="single"/>
                       <w:lang w:val="uz-Latn-UZ"/>
-                      <w:sz w:val="20"/>
-                      <w:szCs w:val="20"/>
+                      <w:sz w:val="22"/>
+                      <w:szCs w:val="22"/>
+                      <w:b w:val="0"/>
+                      <w:bCs w:val="0"/>
                     </w:rPr>
                     <w:br w:type="textWrapping"/>
                   </w:r>
@@ -131,32 +141,40 @@
                     <w:rPr>
                       <w:u w:val="single"/>
                       <w:lang w:val="uz-Cyrl-UZ"/>
-                      <w:sz w:val="20"/>
-                      <w:szCs w:val="20"/>
+                      <w:sz w:val="22"/>
+                      <w:szCs w:val="22"/>
+                      <w:b w:val="0"/>
+                      <w:bCs w:val="0"/>
                     </w:rPr>
                     <w:t>3 ой давомида</w:t>
                   </w:r>
                   <w:r>
                     <w:rPr>
                       <w:lang w:val="uz-Cyrl-UZ"/>
-                      <w:sz w:val="20"/>
-                      <w:szCs w:val="20"/>
+                      <w:sz w:val="22"/>
+                      <w:szCs w:val="22"/>
+                      <w:b w:val="0"/>
+                      <w:bCs w:val="0"/>
                     </w:rPr>
                     <w:t xml:space="preserve"> олинган рангли фотосурат, электрон кўринишда </w:t>
                   </w:r>
                   <w:r>
                     <w:rPr>
                       <w:lang w:val="uz-Cyrl-UZ"/>
-                      <w:sz w:val="18"/>
-                      <w:szCs w:val="18"/>
+                      <w:sz w:val="22"/>
+                      <w:szCs w:val="22"/>
+                      <w:b w:val="0"/>
+                      <w:bCs w:val="0"/>
                     </w:rPr>
                     <w:t>(расмий кийимда).</w:t>
                   </w:r>
                   <w:r>
                     <w:rPr>
                       <w:lang w:val="uz-Cyrl-UZ"/>
-                      <w:sz w:val="20"/>
-                      <w:szCs w:val="20"/>
+                      <w:sz w:val="22"/>
+                      <w:szCs w:val="22"/>
+                      <w:b w:val="0"/>
+                      <w:bCs w:val="0"/>
                     </w:rPr>
                     <w:t xml:space="preserve">  </w:t>
                   </w:r>
@@ -188,7 +206,6 @@
       <w:r>
         <w:rPr>
           <w:lang w:val="uz-Cyrl-UZ"/>
-          <w:u w:val="single"/>
           <w:color w:val="000000"/>
           <w:sz w:val="28"/>
           <w:szCs w:val="28"/>
@@ -882,11 +899,13 @@
         <w:rPr>
           <w:sz w:val="22"/>
           <w:szCs w:val="22"/>
+          <w:highlight w:val="yellow"/>
           <w:lang w:val="uz-Cyrl-UZ"/>
         </w:rPr>
       </w:pPr>
       <w:r>
         <w:rPr>
+          <w:highlight w:val="yellow"/>
           <w:lang w:val="uz-Cyrl-UZ"/>
           <w:b/>
           <w:bCs/>
@@ -900,6 +919,7 @@
         <w:rPr>
           <w:b/>
           <w:bCs/>
+          <w:highlight w:val="yellow"/>
           <w:lang w:val="uz-Cyrl-UZ"/>
           <w:sz w:val="22"/>
           <w:szCs w:val="22"/>
@@ -910,6 +930,7 @@
         <w:rPr>
           <w:b/>
           <w:bCs/>
+          <w:highlight w:val="yellow"/>
           <w:lang w:val="uz-Cyrl-UZ"/>
           <w:sz w:val="22"/>
           <w:szCs w:val="22"/>
@@ -931,6 +952,7 @@
       </w:pPr>
       <w:r>
         <w:rPr>
+          <w:highlight w:val="yellow"/>
           <w:lang w:val="uz-Cyrl-UZ"/>
           <w:b w:val="0"/>
           <w:bCs w:val="0"/>
@@ -1291,22 +1313,21 @@
       <w:r>
         <w:rPr>
           <w:lang w:val="uz-Cyrl-UZ"/>
-          <w:sz w:val="24"/>
-          <w:szCs w:val="24"/>
-          <w:b/>
-          <w:bCs/>
+          <w:sz w:val="22"/>
+          <w:szCs w:val="22"/>
+          <w:b w:val="0"/>
+          <w:bCs w:val="0"/>
         </w:rPr>
         <w:br w:type="page"/>
       </w:r>
       <w:r>
         <w:rPr>
           <w:lang w:val="uz-Cyrl-UZ"/>
-          <w:u w:val="single"/>
           <w:color w:val="000000"/>
-          <w:sz w:val="24"/>
-          <w:szCs w:val="24"/>
-          <w:b/>
-          <w:bCs/>
+          <w:sz w:val="22"/>
+          <w:szCs w:val="22"/>
+          <w:b w:val="0"/>
+          <w:bCs w:val="0"/>
         </w:rPr>
         <w:t>{{fish}}нинг яқин қариндошлари ҳақида</w:t>
       </w:r>
@@ -1406,8 +1427,8 @@
                 <w:b/>
                 <w:bCs/>
                 <w:color w:val="000000"/>
-                <w:sz w:val="22"/>
-                <w:szCs w:val="22"/>
+                <w:sz w:val="24"/>
+                <w:szCs w:val="24"/>
               </w:rPr>
               <w:t>Қариндош</w:t>
             </w:r>
@@ -1417,8 +1438,8 @@
                 <w:b/>
                 <w:bCs/>
                 <w:color w:val="000000"/>
-                <w:sz w:val="22"/>
-                <w:szCs w:val="22"/>
+                <w:sz w:val="24"/>
+                <w:szCs w:val="24"/>
               </w:rPr>
               <w:t>-</w:t>
             </w:r>
@@ -1428,8 +1449,8 @@
                 <w:b/>
                 <w:bCs/>
                 <w:color w:val="000000"/>
-                <w:sz w:val="22"/>
-                <w:szCs w:val="22"/>
+                <w:sz w:val="24"/>
+                <w:szCs w:val="24"/>
               </w:rPr>
               <w:t>лиги</w:t>
             </w:r>
@@ -1457,8 +1478,8 @@
                 <w:b/>
                 <w:bCs/>
                 <w:color w:val="000000"/>
-                <w:sz w:val="22"/>
-                <w:szCs w:val="22"/>
+                <w:sz w:val="24"/>
+                <w:szCs w:val="24"/>
               </w:rPr>
               <w:t xml:space="preserve">Фамилияси, исми </w:t>
             </w:r>
@@ -1466,8 +1487,8 @@
               <w:rPr>
                 <w:b/>
                 <w:lang w:val="uz-Cyrl-UZ"/>
-                <w:sz w:val="22"/>
-                <w:szCs w:val="22"/>
+                <w:sz w:val="24"/>
+                <w:szCs w:val="24"/>
               </w:rPr>
               <w:br w:type="textWrapping"/>
             </w:r>
@@ -1477,8 +1498,8 @@
                 <w:b/>
                 <w:bCs/>
                 <w:color w:val="000000"/>
-                <w:sz w:val="22"/>
-                <w:szCs w:val="22"/>
+                <w:sz w:val="24"/>
+                <w:szCs w:val="24"/>
               </w:rPr>
               <w:t xml:space="preserve">ва отасининг исми </w:t>
             </w:r>
@@ -1503,40 +1524,68 @@
             <w:r>
               <w:rPr>
                 <w:lang w:val="uz-Cyrl-UZ"/>
-                <w:color w:val="000000"/>
-                <w:sz w:val="22"/>
-                <w:szCs w:val="22"/>
                 <w:b/>
                 <w:bCs/>
+                <w:color w:val="000000"/>
+                <w:sz w:val="24"/>
+                <w:szCs w:val="24"/>
               </w:rPr>
               <w:t xml:space="preserve">Туғилган йили </w:t>
             </w:r>
             <w:r>
               <w:rPr>
-                <w:lang w:val="uz-Cyrl-UZ"/>
-                <w:sz w:val="22"/>
-                <w:szCs w:val="22"/>
+                <w:b/>
+                <w:lang w:val="uz-Cyrl-UZ"/>
+                <w:sz w:val="24"/>
+                <w:szCs w:val="24"/>
+              </w:rPr>
+              <w:br w:type="textWrapping"/>
+            </w:r>
+            <w:r>
+              <w:rPr>
+                <w:lang w:val="uz-Cyrl-UZ"/>
                 <w:b/>
                 <w:bCs/>
-              </w:rPr>
-              <w:br w:type="textWrapping"/>
-            </w:r>
-            <w:r>
-              <w:rPr>
-                <w:lang w:val="uz-Cyrl-UZ"/>
-                <w:color w:val="000000"/>
-                <w:sz w:val="22"/>
-                <w:szCs w:val="22"/>
+                <w:color w:val="000000"/>
+                <w:sz w:val="24"/>
+                <w:szCs w:val="24"/>
+              </w:rPr>
+              <w:t>ва жойи</w:t>
+            </w:r>
+          </w:p>
+        </w:tc>
+        <w:tc>
+          <w:tcPr>
+            <w:tcW w:w="3027" w:type="dxa"/>
+            <w:noWrap w:val="0"/>
+            <w:vAlign w:val="center"/>
+          </w:tcPr>
+          <w:p>
+            <w:pPr>
+              <w:jc w:val="center"/>
+              <w:rPr>
+                <w:b/>
+                <w:sz w:val="22"/>
+                <w:szCs w:val="22"/>
+                <w:lang w:val="uz-Cyrl-UZ"/>
+              </w:rPr>
+            </w:pPr>
+            <w:r>
+              <w:rPr>
+                <w:lang w:val="uz-Cyrl-UZ"/>
                 <w:b/>
                 <w:bCs/>
-              </w:rPr>
-              <w:t>ва жойи</w:t>
-            </w:r>
-          </w:p>
-        </w:tc>
-        <w:tc>
-          <w:tcPr>
-            <w:tcW w:w="3027" w:type="dxa"/>
+                <w:color w:val="000000"/>
+                <w:sz w:val="24"/>
+                <w:szCs w:val="24"/>
+              </w:rPr>
+              <w:t>Иш жойи ва лавозими</w:t>
+            </w:r>
+          </w:p>
+        </w:tc>
+        <w:tc>
+          <w:tcPr>
+            <w:tcW w:w="2057" w:type="dxa"/>
             <w:noWrap w:val="0"/>
             <w:vAlign w:val="center"/>
           </w:tcPr>
@@ -1553,40 +1602,11 @@
             <w:r>
               <w:rPr>
                 <w:lang w:val="uz-Cyrl-UZ"/>
-                <w:color w:val="000000"/>
-                <w:sz w:val="22"/>
-                <w:szCs w:val="22"/>
                 <w:b/>
                 <w:bCs/>
-              </w:rPr>
-              <w:t>Иш жойи ва лавозими</w:t>
-            </w:r>
-          </w:p>
-        </w:tc>
-        <w:tc>
-          <w:tcPr>
-            <w:tcW w:w="2057" w:type="dxa"/>
-            <w:noWrap w:val="0"/>
-            <w:vAlign w:val="center"/>
-          </w:tcPr>
-          <w:p>
-            <w:pPr>
-              <w:jc w:val="center"/>
-              <w:rPr>
-                <w:b/>
-                <w:sz w:val="22"/>
-                <w:szCs w:val="22"/>
-                <w:lang w:val="uz-Cyrl-UZ"/>
-              </w:rPr>
-            </w:pPr>
-            <w:r>
-              <w:rPr>
-                <w:lang w:val="uz-Cyrl-UZ"/>
-                <w:color w:val="000000"/>
-                <w:sz w:val="22"/>
-                <w:szCs w:val="22"/>
-                <w:b/>
-                <w:bCs/>
+                <w:color w:val="000000"/>
+                <w:sz w:val="24"/>
+                <w:szCs w:val="24"/>
               </w:rPr>
               <w:t>Турар жойи</w:t>
             </w:r>
@@ -1634,11 +1654,11 @@
             <w:r>
               <w:rPr>
                 <w:lang w:val="uz-Cyrl-UZ"/>
-                <w:color w:val="000000"/>
-                <w:sz w:val="22"/>
-                <w:szCs w:val="22"/>
                 <w:b/>
                 <w:bCs/>
+                <w:color w:val="000000"/>
+                <w:sz w:val="24"/>
+                <w:szCs w:val="24"/>
               </w:rPr>
               <w:t>Отаси</w:t>
             </w:r>
@@ -1662,12 +1682,12 @@
             <w:r>
               <w:rPr>
                 <w:lang w:val="uz-Cyrl-UZ"/>
-                <w:b w:val="0"/>
-                <w:bCs w:val="0"/>
-                <w:u w:val="single"/>
-                <w:color w:val="000000"/>
-                <w:sz w:val="22"/>
-                <w:szCs w:val="22"/>
+                <w:u w:val="single"/>
+                <w:color w:val="000000"/>
+                <w:sz w:val="24"/>
+                <w:szCs w:val="24"/>
+                <w:b w:val="0"/>
+                <w:bCs w:val="0"/>
               </w:rPr>
               <w:t>{{ota}}</w:t>
             </w:r>
@@ -1691,12 +1711,12 @@
             <w:r>
               <w:rPr>
                 <w:lang w:val="uz-Cyrl-UZ"/>
-                <w:b w:val="0"/>
-                <w:bCs w:val="0"/>
-                <w:u w:val="single"/>
-                <w:color w:val="000000"/>
-                <w:sz w:val="22"/>
-                <w:szCs w:val="22"/>
+                <w:u w:val="single"/>
+                <w:color w:val="000000"/>
+                <w:sz w:val="24"/>
+                <w:szCs w:val="24"/>
+                <w:b w:val="0"/>
+                <w:bCs w:val="0"/>
               </w:rPr>
               <w:t>{{ota_yil}}</w:t>
             </w:r>
@@ -1720,12 +1740,12 @@
             <w:r>
               <w:rPr>
                 <w:lang w:val="uz-Cyrl-UZ"/>
-                <w:b w:val="0"/>
-                <w:bCs w:val="0"/>
-                <w:u w:val="single"/>
-                <w:color w:val="000000"/>
-                <w:sz w:val="22"/>
-                <w:szCs w:val="22"/>
+                <w:u w:val="single"/>
+                <w:color w:val="000000"/>
+                <w:sz w:val="24"/>
+                <w:szCs w:val="24"/>
+                <w:b w:val="0"/>
+                <w:bCs w:val="0"/>
               </w:rPr>
               <w:t>{{ota_ish}}</w:t>
             </w:r>
@@ -1749,12 +1769,12 @@
             <w:r>
               <w:rPr>
                 <w:lang w:val="uz-Cyrl-UZ"/>
-                <w:b w:val="0"/>
-                <w:bCs w:val="0"/>
-                <w:u w:val="single"/>
-                <w:color w:val="000000"/>
-                <w:sz w:val="22"/>
-                <w:szCs w:val="22"/>
+                <w:u w:val="single"/>
+                <w:color w:val="000000"/>
+                <w:sz w:val="24"/>
+                <w:szCs w:val="24"/>
+                <w:b w:val="0"/>
+                <w:bCs w:val="0"/>
               </w:rPr>
               <w:t>{{ota_tur}}</w:t>
             </w:r>
@@ -1802,11 +1822,11 @@
             <w:r>
               <w:rPr>
                 <w:lang w:val="uz-Cyrl-UZ"/>
-                <w:color w:val="000000"/>
-                <w:sz w:val="22"/>
-                <w:szCs w:val="22"/>
                 <w:b/>
                 <w:bCs/>
+                <w:color w:val="000000"/>
+                <w:sz w:val="24"/>
+                <w:szCs w:val="24"/>
               </w:rPr>
               <w:t>Онаси</w:t>
             </w:r>
@@ -1830,12 +1850,12 @@
             <w:r>
               <w:rPr>
                 <w:lang w:val="uz-Cyrl-UZ"/>
-                <w:b w:val="0"/>
-                <w:bCs w:val="0"/>
-                <w:u w:val="single"/>
-                <w:color w:val="000000"/>
-                <w:sz w:val="22"/>
-                <w:szCs w:val="22"/>
+                <w:u w:val="single"/>
+                <w:color w:val="000000"/>
+                <w:sz w:val="24"/>
+                <w:szCs w:val="24"/>
+                <w:b w:val="0"/>
+                <w:bCs w:val="0"/>
               </w:rPr>
               <w:t>{{ona}}</w:t>
             </w:r>
@@ -1859,12 +1879,12 @@
             <w:r>
               <w:rPr>
                 <w:lang w:val="uz-Cyrl-UZ"/>
-                <w:b w:val="0"/>
-                <w:bCs w:val="0"/>
-                <w:u w:val="single"/>
-                <w:color w:val="000000"/>
-                <w:sz w:val="22"/>
-                <w:szCs w:val="22"/>
+                <w:u w:val="single"/>
+                <w:color w:val="000000"/>
+                <w:sz w:val="24"/>
+                <w:szCs w:val="24"/>
+                <w:b w:val="0"/>
+                <w:bCs w:val="0"/>
               </w:rPr>
               <w:t>{{ona_yil}}</w:t>
             </w:r>
@@ -1889,12 +1909,12 @@
             <w:r>
               <w:rPr>
                 <w:lang w:val="uz-Cyrl-UZ"/>
-                <w:b w:val="0"/>
-                <w:bCs w:val="0"/>
-                <w:u w:val="single"/>
-                <w:color w:val="000000"/>
-                <w:sz w:val="22"/>
-                <w:szCs w:val="22"/>
+                <w:u w:val="single"/>
+                <w:color w:val="000000"/>
+                <w:sz w:val="24"/>
+                <w:szCs w:val="24"/>
+                <w:b w:val="0"/>
+                <w:bCs w:val="0"/>
               </w:rPr>
               <w:t>{{ona_ish}}</w:t>
             </w:r>
@@ -1942,11 +1962,11 @@
             <w:r>
               <w:rPr>
                 <w:lang w:val="uz-Cyrl-UZ"/>
-                <w:color w:val="000000"/>
-                <w:sz w:val="22"/>
-                <w:szCs w:val="22"/>
                 <w:b/>
                 <w:bCs/>
+                <w:color w:val="000000"/>
+                <w:sz w:val="24"/>
+                <w:szCs w:val="24"/>
               </w:rPr>
               <w:t>Опаси</w:t>
             </w:r>
@@ -1970,12 +1990,12 @@
             <w:r>
               <w:rPr>
                 <w:lang w:val="uz-Cyrl-UZ"/>
-                <w:b w:val="0"/>
-                <w:bCs w:val="0"/>
-                <w:u w:val="single"/>
-                <w:color w:val="000000"/>
-                <w:sz w:val="22"/>
-                <w:szCs w:val="22"/>
+                <w:u w:val="single"/>
+                <w:color w:val="000000"/>
+                <w:sz w:val="24"/>
+                <w:szCs w:val="24"/>
+                <w:b w:val="0"/>
+                <w:bCs w:val="0"/>
               </w:rPr>
               <w:t>{{opa}}</w:t>
             </w:r>
@@ -1999,12 +2019,12 @@
             <w:r>
               <w:rPr>
                 <w:lang w:val="uz-Cyrl-UZ"/>
-                <w:b w:val="0"/>
-                <w:bCs w:val="0"/>
-                <w:u w:val="single"/>
-                <w:color w:val="000000"/>
-                <w:sz w:val="22"/>
-                <w:szCs w:val="22"/>
+                <w:u w:val="single"/>
+                <w:color w:val="000000"/>
+                <w:sz w:val="24"/>
+                <w:szCs w:val="24"/>
+                <w:b w:val="0"/>
+                <w:bCs w:val="0"/>
               </w:rPr>
               <w:t>{{opa_yil}}</w:t>
             </w:r>
@@ -2028,12 +2048,12 @@
             <w:r>
               <w:rPr>
                 <w:lang w:val="uz-Cyrl-UZ"/>
-                <w:b w:val="0"/>
-                <w:bCs w:val="0"/>
-                <w:u w:val="single"/>
-                <w:color w:val="000000"/>
-                <w:sz w:val="22"/>
-                <w:szCs w:val="22"/>
+                <w:u w:val="single"/>
+                <w:color w:val="000000"/>
+                <w:sz w:val="24"/>
+                <w:szCs w:val="24"/>
+                <w:b w:val="0"/>
+                <w:bCs w:val="0"/>
               </w:rPr>
               <w:t>{{opa_ish}}</w:t>
             </w:r>
@@ -2057,12 +2077,12 @@
             <w:r>
               <w:rPr>
                 <w:lang w:val="uz-Cyrl-UZ"/>
-                <w:b w:val="0"/>
-                <w:bCs w:val="0"/>
-                <w:u w:val="single"/>
-                <w:color w:val="000000"/>
-                <w:sz w:val="22"/>
-                <w:szCs w:val="22"/>
+                <w:u w:val="single"/>
+                <w:color w:val="000000"/>
+                <w:sz w:val="24"/>
+                <w:szCs w:val="24"/>
+                <w:b w:val="0"/>
+                <w:bCs w:val="0"/>
               </w:rPr>
               <w:t>{{opa_tur}}</w:t>
             </w:r>
@@ -2110,11 +2130,11 @@
             <w:r>
               <w:rPr>
                 <w:lang w:val="uz-Cyrl-UZ"/>
-                <w:color w:val="000000"/>
-                <w:sz w:val="22"/>
-                <w:szCs w:val="22"/>
                 <w:b/>
                 <w:bCs/>
+                <w:color w:val="000000"/>
+                <w:sz w:val="24"/>
+                <w:szCs w:val="24"/>
               </w:rPr>
               <w:t>Синглиси</w:t>
             </w:r>
@@ -2138,12 +2158,12 @@
             <w:r>
               <w:rPr>
                 <w:lang w:val="uz-Cyrl-UZ"/>
-                <w:b w:val="0"/>
-                <w:bCs w:val="0"/>
-                <w:u w:val="single"/>
-                <w:color w:val="000000"/>
-                <w:sz w:val="22"/>
-                <w:szCs w:val="22"/>
+                <w:u w:val="single"/>
+                <w:color w:val="000000"/>
+                <w:sz w:val="24"/>
+                <w:szCs w:val="24"/>
+                <w:b w:val="0"/>
+                <w:bCs w:val="0"/>
               </w:rPr>
               <w:t>{{singil}}</w:t>
             </w:r>
@@ -2167,12 +2187,12 @@
             <w:r>
               <w:rPr>
                 <w:lang w:val="uz-Cyrl-UZ"/>
-                <w:b w:val="0"/>
-                <w:bCs w:val="0"/>
-                <w:u w:val="single"/>
-                <w:color w:val="000000"/>
-                <w:sz w:val="22"/>
-                <w:szCs w:val="22"/>
+                <w:u w:val="single"/>
+                <w:color w:val="000000"/>
+                <w:sz w:val="24"/>
+                <w:szCs w:val="24"/>
+                <w:b w:val="0"/>
+                <w:bCs w:val="0"/>
               </w:rPr>
               <w:t>{{singil_yil}}</w:t>
             </w:r>
@@ -2196,12 +2216,12 @@
             <w:r>
               <w:rPr>
                 <w:lang w:val="uz-Cyrl-UZ"/>
-                <w:b w:val="0"/>
-                <w:bCs w:val="0"/>
-                <w:u w:val="single"/>
-                <w:color w:val="000000"/>
-                <w:sz w:val="22"/>
-                <w:szCs w:val="22"/>
+                <w:u w:val="single"/>
+                <w:color w:val="000000"/>
+                <w:sz w:val="24"/>
+                <w:szCs w:val="24"/>
+                <w:b w:val="0"/>
+                <w:bCs w:val="0"/>
               </w:rPr>
               <w:t>{{singil_ish}}</w:t>
             </w:r>
@@ -2225,12 +2245,12 @@
             <w:r>
               <w:rPr>
                 <w:lang w:val="uz-Cyrl-UZ"/>
-                <w:b w:val="0"/>
-                <w:bCs w:val="0"/>
-                <w:u w:val="single"/>
-                <w:color w:val="000000"/>
-                <w:sz w:val="22"/>
-                <w:szCs w:val="22"/>
+                <w:u w:val="single"/>
+                <w:color w:val="000000"/>
+                <w:sz w:val="24"/>
+                <w:szCs w:val="24"/>
+                <w:b w:val="0"/>
+                <w:bCs w:val="0"/>
               </w:rPr>
               <w:t>{{singil_tur}}</w:t>
             </w:r>
@@ -2278,11 +2298,11 @@
             <w:r>
               <w:rPr>
                 <w:lang w:val="uz-Cyrl-UZ"/>
-                <w:color w:val="000000"/>
-                <w:sz w:val="22"/>
-                <w:szCs w:val="22"/>
                 <w:b/>
                 <w:bCs/>
+                <w:color w:val="000000"/>
+                <w:sz w:val="24"/>
+                <w:szCs w:val="24"/>
               </w:rPr>
               <w:t>Укаси</w:t>
             </w:r>
@@ -2306,12 +2326,12 @@
             <w:r>
               <w:rPr>
                 <w:lang w:val="uz-Cyrl-UZ"/>
-                <w:b w:val="0"/>
-                <w:bCs w:val="0"/>
-                <w:u w:val="single"/>
-                <w:color w:val="000000"/>
-                <w:sz w:val="22"/>
-                <w:szCs w:val="22"/>
+                <w:u w:val="single"/>
+                <w:color w:val="000000"/>
+                <w:sz w:val="24"/>
+                <w:szCs w:val="24"/>
+                <w:b w:val="0"/>
+                <w:bCs w:val="0"/>
               </w:rPr>
               <w:t>{{uka}}</w:t>
             </w:r>
@@ -2335,12 +2355,12 @@
             <w:r>
               <w:rPr>
                 <w:lang w:val="uz-Cyrl-UZ"/>
-                <w:b w:val="0"/>
-                <w:bCs w:val="0"/>
-                <w:u w:val="single"/>
-                <w:color w:val="000000"/>
-                <w:sz w:val="22"/>
-                <w:szCs w:val="22"/>
+                <w:u w:val="single"/>
+                <w:color w:val="000000"/>
+                <w:sz w:val="24"/>
+                <w:szCs w:val="24"/>
+                <w:b w:val="0"/>
+                <w:bCs w:val="0"/>
               </w:rPr>
               <w:t>{{uka_yil}}</w:t>
             </w:r>
@@ -2364,12 +2384,12 @@
             <w:r>
               <w:rPr>
                 <w:lang w:val="uz-Cyrl-UZ"/>
-                <w:b w:val="0"/>
-                <w:bCs w:val="0"/>
-                <w:u w:val="single"/>
-                <w:color w:val="000000"/>
-                <w:sz w:val="22"/>
-                <w:szCs w:val="22"/>
+                <w:u w:val="single"/>
+                <w:color w:val="000000"/>
+                <w:sz w:val="24"/>
+                <w:szCs w:val="24"/>
+                <w:b w:val="0"/>
+                <w:bCs w:val="0"/>
               </w:rPr>
               <w:t>{{uka_ish}}</w:t>
             </w:r>
@@ -2393,12 +2413,12 @@
             <w:r>
               <w:rPr>
                 <w:lang w:val="uz-Cyrl-UZ"/>
-                <w:b w:val="0"/>
-                <w:bCs w:val="0"/>
-                <w:u w:val="single"/>
-                <w:color w:val="000000"/>
-                <w:sz w:val="22"/>
-                <w:szCs w:val="22"/>
+                <w:u w:val="single"/>
+                <w:color w:val="000000"/>
+                <w:sz w:val="24"/>
+                <w:szCs w:val="24"/>
+                <w:b w:val="0"/>
+                <w:bCs w:val="0"/>
               </w:rPr>
               <w:t>{{uka_tur}}</w:t>
             </w:r>
@@ -2446,11 +2466,11 @@
             <w:r>
               <w:rPr>
                 <w:lang w:val="uz-Cyrl-UZ"/>
-                <w:color w:val="000000"/>
-                <w:sz w:val="22"/>
-                <w:szCs w:val="22"/>
                 <w:b/>
                 <w:bCs/>
+                <w:color w:val="000000"/>
+                <w:sz w:val="24"/>
+                <w:szCs w:val="24"/>
               </w:rPr>
               <w:t>Укаси</w:t>
             </w:r>
@@ -2474,12 +2494,12 @@
             <w:r>
               <w:rPr>
                 <w:lang w:val="uz-Cyrl-UZ"/>
-                <w:b w:val="0"/>
-                <w:bCs w:val="0"/>
-                <w:u w:val="single"/>
-                <w:color w:val="000000"/>
-                <w:sz w:val="22"/>
-                <w:szCs w:val="22"/>
+                <w:u w:val="single"/>
+                <w:color w:val="000000"/>
+                <w:sz w:val="24"/>
+                <w:szCs w:val="24"/>
+                <w:b w:val="0"/>
+                <w:bCs w:val="0"/>
               </w:rPr>
               <w:t>{{aka}}</w:t>
             </w:r>
@@ -2503,12 +2523,12 @@
             <w:r>
               <w:rPr>
                 <w:lang w:val="uz-Cyrl-UZ"/>
-                <w:b w:val="0"/>
-                <w:bCs w:val="0"/>
-                <w:u w:val="single"/>
-                <w:color w:val="000000"/>
-                <w:sz w:val="22"/>
-                <w:szCs w:val="22"/>
+                <w:u w:val="single"/>
+                <w:color w:val="000000"/>
+                <w:sz w:val="24"/>
+                <w:szCs w:val="24"/>
+                <w:b w:val="0"/>
+                <w:bCs w:val="0"/>
               </w:rPr>
               <w:t>{{aka_yil}}</w:t>
             </w:r>
@@ -2532,12 +2552,12 @@
             <w:r>
               <w:rPr>
                 <w:lang w:val="uz-Cyrl-UZ"/>
-                <w:b w:val="0"/>
-                <w:bCs w:val="0"/>
-                <w:u w:val="single"/>
-                <w:color w:val="000000"/>
-                <w:sz w:val="22"/>
-                <w:szCs w:val="22"/>
+                <w:u w:val="single"/>
+                <w:color w:val="000000"/>
+                <w:sz w:val="24"/>
+                <w:szCs w:val="24"/>
+                <w:b w:val="0"/>
+                <w:bCs w:val="0"/>
               </w:rPr>
               <w:t>{{aka_ish}}</w:t>
             </w:r>
@@ -2561,12 +2581,12 @@
             <w:r>
               <w:rPr>
                 <w:lang w:val="uz-Cyrl-UZ"/>
-                <w:b w:val="0"/>
-                <w:bCs w:val="0"/>
-                <w:u w:val="single"/>
-                <w:color w:val="000000"/>
-                <w:sz w:val="22"/>
-                <w:szCs w:val="22"/>
+                <w:u w:val="single"/>
+                <w:color w:val="000000"/>
+                <w:sz w:val="24"/>
+                <w:szCs w:val="24"/>
+                <w:b w:val="0"/>
+                <w:bCs w:val="0"/>
               </w:rPr>
               <w:t>{{aka_tur}}</w:t>
             </w:r>
@@ -2614,11 +2634,11 @@
             <w:r>
               <w:rPr>
                 <w:lang w:val="uz-Cyrl-UZ"/>
-                <w:color w:val="000000"/>
-                <w:sz w:val="22"/>
-                <w:szCs w:val="22"/>
                 <w:b/>
                 <w:bCs/>
+                <w:color w:val="000000"/>
+                <w:sz w:val="24"/>
+                <w:szCs w:val="24"/>
               </w:rPr>
               <w:t>Турмуш ўртоғи</w:t>
             </w:r>
@@ -2642,12 +2662,12 @@
             <w:r>
               <w:rPr>
                 <w:lang w:val="uz-Cyrl-UZ"/>
-                <w:b w:val="0"/>
-                <w:bCs w:val="0"/>
-                <w:u w:val="single"/>
-                <w:color w:val="000000"/>
-                <w:sz w:val="22"/>
-                <w:szCs w:val="22"/>
+                <w:u w:val="single"/>
+                <w:color w:val="000000"/>
+                <w:sz w:val="24"/>
+                <w:szCs w:val="24"/>
+                <w:b w:val="0"/>
+                <w:bCs w:val="0"/>
               </w:rPr>
               <w:t>{{turmush_ortogi}}</w:t>
             </w:r>
@@ -2671,12 +2691,12 @@
             <w:r>
               <w:rPr>
                 <w:lang w:val="uz-Cyrl-UZ"/>
-                <w:b w:val="0"/>
-                <w:bCs w:val="0"/>
-                <w:u w:val="single"/>
-                <w:color w:val="000000"/>
-                <w:sz w:val="22"/>
-                <w:szCs w:val="22"/>
+                <w:u w:val="single"/>
+                <w:color w:val="000000"/>
+                <w:sz w:val="24"/>
+                <w:szCs w:val="24"/>
+                <w:b w:val="0"/>
+                <w:bCs w:val="0"/>
               </w:rPr>
               <w:t>{{turmush_ortogi_yil}}</w:t>
             </w:r>
@@ -2700,12 +2720,12 @@
             <w:r>
               <w:rPr>
                 <w:lang w:val="uz-Cyrl-UZ"/>
-                <w:b w:val="0"/>
-                <w:bCs w:val="0"/>
-                <w:u w:val="single"/>
-                <w:color w:val="000000"/>
-                <w:sz w:val="22"/>
-                <w:szCs w:val="22"/>
+                <w:u w:val="single"/>
+                <w:color w:val="000000"/>
+                <w:sz w:val="24"/>
+                <w:szCs w:val="24"/>
+                <w:b w:val="0"/>
+                <w:bCs w:val="0"/>
               </w:rPr>
               <w:t>{{turmush_ortogi_ish}}</w:t>
             </w:r>
@@ -2729,12 +2749,12 @@
             <w:r>
               <w:rPr>
                 <w:lang w:val="uz-Cyrl-UZ"/>
-                <w:b w:val="0"/>
-                <w:bCs w:val="0"/>
-                <w:u w:val="single"/>
-                <w:color w:val="000000"/>
-                <w:sz w:val="22"/>
-                <w:szCs w:val="22"/>
+                <w:u w:val="single"/>
+                <w:color w:val="000000"/>
+                <w:sz w:val="24"/>
+                <w:szCs w:val="24"/>
+                <w:b w:val="0"/>
+                <w:bCs w:val="0"/>
               </w:rPr>
               <w:t>{{turmush_ortogi_tur}}</w:t>
             </w:r>
@@ -2782,11 +2802,11 @@
             <w:r>
               <w:rPr>
                 <w:lang w:val="uz-Cyrl-UZ"/>
-                <w:color w:val="000000"/>
-                <w:sz w:val="22"/>
-                <w:szCs w:val="22"/>
                 <w:b/>
                 <w:bCs/>
+                <w:color w:val="000000"/>
+                <w:sz w:val="24"/>
+                <w:szCs w:val="24"/>
               </w:rPr>
               <w:t>Ўғли</w:t>
             </w:r>
@@ -2810,12 +2830,12 @@
             <w:r>
               <w:rPr>
                 <w:lang w:val="uz-Cyrl-UZ"/>
-                <w:b w:val="0"/>
-                <w:bCs w:val="0"/>
-                <w:u w:val="single"/>
-                <w:color w:val="000000"/>
-                <w:sz w:val="22"/>
-                <w:szCs w:val="22"/>
+                <w:u w:val="single"/>
+                <w:color w:val="000000"/>
+                <w:sz w:val="24"/>
+                <w:szCs w:val="24"/>
+                <w:b w:val="0"/>
+                <w:bCs w:val="0"/>
               </w:rPr>
               <w:t>{{farzandlar}}</w:t>
             </w:r>
@@ -2839,12 +2859,12 @@
             <w:r>
               <w:rPr>
                 <w:lang w:val="uz-Cyrl-UZ"/>
-                <w:b w:val="0"/>
-                <w:bCs w:val="0"/>
-                <w:u w:val="single"/>
-                <w:color w:val="000000"/>
-                <w:sz w:val="22"/>
-                <w:szCs w:val="22"/>
+                <w:u w:val="single"/>
+                <w:color w:val="000000"/>
+                <w:sz w:val="24"/>
+                <w:szCs w:val="24"/>
+                <w:b w:val="0"/>
+                <w:bCs w:val="0"/>
               </w:rPr>
               <w:t>{{farzandlar_yil}}</w:t>
             </w:r>
@@ -2868,12 +2888,12 @@
             <w:r>
               <w:rPr>
                 <w:lang w:val="uz-Cyrl-UZ"/>
-                <w:b w:val="0"/>
-                <w:bCs w:val="0"/>
-                <w:u w:val="single"/>
-                <w:color w:val="000000"/>
-                <w:sz w:val="22"/>
-                <w:szCs w:val="22"/>
+                <w:u w:val="single"/>
+                <w:color w:val="000000"/>
+                <w:sz w:val="24"/>
+                <w:szCs w:val="24"/>
+                <w:b w:val="0"/>
+                <w:bCs w:val="0"/>
               </w:rPr>
               <w:t>{{farzandlar_ish}}</w:t>
             </w:r>
@@ -2897,12 +2917,12 @@
             <w:r>
               <w:rPr>
                 <w:lang w:val="uz-Cyrl-UZ"/>
-                <w:b w:val="0"/>
-                <w:bCs w:val="0"/>
-                <w:u w:val="single"/>
-                <w:color w:val="000000"/>
-                <w:sz w:val="22"/>
-                <w:szCs w:val="22"/>
+                <w:u w:val="single"/>
+                <w:color w:val="000000"/>
+                <w:sz w:val="24"/>
+                <w:szCs w:val="24"/>
+                <w:b w:val="0"/>
+                <w:bCs w:val="0"/>
               </w:rPr>
               <w:t>{{farzandlar_tur}}</w:t>
             </w:r>
@@ -2950,11 +2970,11 @@
             <w:r>
               <w:rPr>
                 <w:lang w:val="uz-Cyrl-UZ"/>
-                <w:color w:val="000000"/>
-                <w:sz w:val="22"/>
-                <w:szCs w:val="22"/>
                 <w:b/>
                 <w:bCs/>
+                <w:color w:val="000000"/>
+                <w:sz w:val="24"/>
+                <w:szCs w:val="24"/>
               </w:rPr>
               <w:t>Қизи</w:t>
             </w:r>
@@ -2978,12 +2998,12 @@
             <w:r>
               <w:rPr>
                 <w:lang w:val="uz-Cyrl-UZ"/>
-                <w:b w:val="0"/>
-                <w:bCs w:val="0"/>
-                <w:u w:val="single"/>
-                <w:color w:val="000000"/>
-                <w:sz w:val="22"/>
-                <w:szCs w:val="22"/>
+                <w:u w:val="single"/>
+                <w:color w:val="000000"/>
+                <w:sz w:val="24"/>
+                <w:szCs w:val="24"/>
+                <w:b w:val="0"/>
+                <w:bCs w:val="0"/>
               </w:rPr>
               <w:t>{{farzandlar_2}}</w:t>
             </w:r>
@@ -3007,12 +3027,12 @@
             <w:r>
               <w:rPr>
                 <w:lang w:val="uz-Cyrl-UZ"/>
-                <w:b w:val="0"/>
-                <w:bCs w:val="0"/>
-                <w:u w:val="single"/>
-                <w:color w:val="000000"/>
-                <w:sz w:val="22"/>
-                <w:szCs w:val="22"/>
+                <w:u w:val="single"/>
+                <w:color w:val="000000"/>
+                <w:sz w:val="24"/>
+                <w:szCs w:val="24"/>
+                <w:b w:val="0"/>
+                <w:bCs w:val="0"/>
               </w:rPr>
               <w:t>{{farzandlar_2_yil}}</w:t>
             </w:r>
@@ -3036,12 +3056,12 @@
             <w:r>
               <w:rPr>
                 <w:lang w:val="uz-Cyrl-UZ"/>
-                <w:b w:val="0"/>
-                <w:bCs w:val="0"/>
-                <w:u w:val="single"/>
-                <w:color w:val="000000"/>
-                <w:sz w:val="22"/>
-                <w:szCs w:val="22"/>
+                <w:u w:val="single"/>
+                <w:color w:val="000000"/>
+                <w:sz w:val="24"/>
+                <w:szCs w:val="24"/>
+                <w:b w:val="0"/>
+                <w:bCs w:val="0"/>
               </w:rPr>
               <w:t>{{farzandlar_2_ish}}</w:t>
             </w:r>
@@ -3065,12 +3085,12 @@
             <w:r>
               <w:rPr>
                 <w:lang w:val="uz-Cyrl-UZ"/>
-                <w:b w:val="0"/>
-                <w:bCs w:val="0"/>
-                <w:u w:val="single"/>
-                <w:color w:val="000000"/>
-                <w:sz w:val="22"/>
-                <w:szCs w:val="22"/>
+                <w:u w:val="single"/>
+                <w:color w:val="000000"/>
+                <w:sz w:val="24"/>
+                <w:szCs w:val="24"/>
+                <w:b w:val="0"/>
+                <w:bCs w:val="0"/>
               </w:rPr>
               <w:t>{{farzandlar_2_tur}}</w:t>
             </w:r>
@@ -3119,11 +3139,11 @@
             <w:r>
               <w:rPr>
                 <w:lang w:val="uz-Cyrl-UZ"/>
-                <w:color w:val="000000"/>
-                <w:sz w:val="22"/>
-                <w:szCs w:val="22"/>
                 <w:b/>
                 <w:bCs/>
+                <w:color w:val="000000"/>
+                <w:sz w:val="24"/>
+                <w:szCs w:val="24"/>
               </w:rPr>
               <w:t>Ўғли</w:t>
             </w:r>
@@ -3147,12 +3167,12 @@
             <w:r>
               <w:rPr>
                 <w:lang w:val="uz-Cyrl-UZ"/>
-                <w:b w:val="0"/>
-                <w:bCs w:val="0"/>
-                <w:u w:val="single"/>
-                <w:color w:val="000000"/>
-                <w:sz w:val="22"/>
-                <w:szCs w:val="22"/>
+                <w:u w:val="single"/>
+                <w:color w:val="000000"/>
+                <w:sz w:val="24"/>
+                <w:szCs w:val="24"/>
+                <w:b w:val="0"/>
+                <w:bCs w:val="0"/>
               </w:rPr>
               <w:t>{{farzandlar_3}}</w:t>
             </w:r>
@@ -3176,12 +3196,12 @@
             <w:r>
               <w:rPr>
                 <w:lang w:val="uz-Cyrl-UZ"/>
-                <w:b w:val="0"/>
-                <w:bCs w:val="0"/>
-                <w:u w:val="single"/>
-                <w:color w:val="000000"/>
-                <w:sz w:val="22"/>
-                <w:szCs w:val="22"/>
+                <w:u w:val="single"/>
+                <w:color w:val="000000"/>
+                <w:sz w:val="24"/>
+                <w:szCs w:val="24"/>
+                <w:b w:val="0"/>
+                <w:bCs w:val="0"/>
               </w:rPr>
               <w:t>{{farzandlar_3_yil}}</w:t>
             </w:r>
@@ -3205,12 +3225,12 @@
             <w:r>
               <w:rPr>
                 <w:lang w:val="uz-Cyrl-UZ"/>
-                <w:b w:val="0"/>
-                <w:bCs w:val="0"/>
-                <w:u w:val="single"/>
-                <w:color w:val="000000"/>
-                <w:sz w:val="22"/>
-                <w:szCs w:val="22"/>
+                <w:u w:val="single"/>
+                <w:color w:val="000000"/>
+                <w:sz w:val="24"/>
+                <w:szCs w:val="24"/>
+                <w:b w:val="0"/>
+                <w:bCs w:val="0"/>
               </w:rPr>
               <w:t>{{farzandlar_3_ish}}</w:t>
             </w:r>
@@ -3234,12 +3254,12 @@
             <w:r>
               <w:rPr>
                 <w:lang w:val="uz-Cyrl-UZ"/>
-                <w:b w:val="0"/>
-                <w:bCs w:val="0"/>
-                <w:u w:val="single"/>
-                <w:color w:val="000000"/>
-                <w:sz w:val="22"/>
-                <w:szCs w:val="22"/>
+                <w:u w:val="single"/>
+                <w:color w:val="000000"/>
+                <w:sz w:val="24"/>
+                <w:szCs w:val="24"/>
+                <w:b w:val="0"/>
+                <w:bCs w:val="0"/>
               </w:rPr>
               <w:t>{{farzandlar_3_tur}}</w:t>
             </w:r>
@@ -3287,11 +3307,11 @@
             <w:r>
               <w:rPr>
                 <w:lang w:val="uz-Cyrl-UZ"/>
-                <w:color w:val="000000"/>
-                <w:sz w:val="22"/>
-                <w:szCs w:val="22"/>
                 <w:b/>
                 <w:bCs/>
+                <w:color w:val="000000"/>
+                <w:sz w:val="24"/>
+                <w:szCs w:val="24"/>
               </w:rPr>
               <w:t>Ўғли</w:t>
             </w:r>
@@ -3315,12 +3335,12 @@
             <w:r>
               <w:rPr>
                 <w:lang w:val="uz-Cyrl-UZ"/>
-                <w:b w:val="0"/>
-                <w:bCs w:val="0"/>
-                <w:u w:val="single"/>
-                <w:color w:val="000000"/>
-                <w:sz w:val="22"/>
-                <w:szCs w:val="22"/>
+                <w:u w:val="single"/>
+                <w:color w:val="000000"/>
+                <w:sz w:val="24"/>
+                <w:szCs w:val="24"/>
+                <w:b w:val="0"/>
+                <w:bCs w:val="0"/>
               </w:rPr>
               <w:t>{{farzandlar_4}}</w:t>
             </w:r>
@@ -3344,12 +3364,12 @@
             <w:r>
               <w:rPr>
                 <w:lang w:val="uz-Cyrl-UZ"/>
-                <w:b w:val="0"/>
-                <w:bCs w:val="0"/>
-                <w:u w:val="single"/>
-                <w:color w:val="000000"/>
-                <w:sz w:val="22"/>
-                <w:szCs w:val="22"/>
+                <w:u w:val="single"/>
+                <w:color w:val="000000"/>
+                <w:sz w:val="24"/>
+                <w:szCs w:val="24"/>
+                <w:b w:val="0"/>
+                <w:bCs w:val="0"/>
               </w:rPr>
               <w:t>{{farzandlar_4_yil}}</w:t>
             </w:r>
@@ -3373,12 +3393,12 @@
             <w:r>
               <w:rPr>
                 <w:lang w:val="uz-Cyrl-UZ"/>
-                <w:b w:val="0"/>
-                <w:bCs w:val="0"/>
-                <w:u w:val="single"/>
-                <w:color w:val="000000"/>
-                <w:sz w:val="22"/>
-                <w:szCs w:val="22"/>
+                <w:u w:val="single"/>
+                <w:color w:val="000000"/>
+                <w:sz w:val="24"/>
+                <w:szCs w:val="24"/>
+                <w:b w:val="0"/>
+                <w:bCs w:val="0"/>
               </w:rPr>
               <w:t>{{farzandlar_4_ish}}</w:t>
             </w:r>
@@ -3402,12 +3422,12 @@
             <w:r>
               <w:rPr>
                 <w:lang w:val="uz-Cyrl-UZ"/>
-                <w:b w:val="0"/>
-                <w:bCs w:val="0"/>
-                <w:u w:val="single"/>
-                <w:color w:val="000000"/>
-                <w:sz w:val="22"/>
-                <w:szCs w:val="22"/>
+                <w:u w:val="single"/>
+                <w:color w:val="000000"/>
+                <w:sz w:val="24"/>
+                <w:szCs w:val="24"/>
+                <w:b w:val="0"/>
+                <w:bCs w:val="0"/>
               </w:rPr>
               <w:t>{{farzandlar_4_tur}}</w:t>
             </w:r>
@@ -3455,11 +3475,11 @@
             <w:r>
               <w:rPr>
                 <w:lang w:val="uz-Cyrl-UZ"/>
-                <w:color w:val="000000"/>
-                <w:sz w:val="22"/>
-                <w:szCs w:val="22"/>
                 <w:b/>
                 <w:bCs/>
+                <w:color w:val="000000"/>
+                <w:sz w:val="24"/>
+                <w:szCs w:val="24"/>
               </w:rPr>
               <w:t>Қизи</w:t>
             </w:r>
@@ -3483,12 +3503,12 @@
             <w:r>
               <w:rPr>
                 <w:lang w:val="uz-Cyrl-UZ"/>
-                <w:b w:val="0"/>
-                <w:bCs w:val="0"/>
-                <w:u w:val="single"/>
-                <w:color w:val="000000"/>
-                <w:sz w:val="22"/>
-                <w:szCs w:val="22"/>
+                <w:u w:val="single"/>
+                <w:color w:val="000000"/>
+                <w:sz w:val="24"/>
+                <w:szCs w:val="24"/>
+                <w:b w:val="0"/>
+                <w:bCs w:val="0"/>
               </w:rPr>
               <w:t>{{farzandlar_5}}</w:t>
             </w:r>
@@ -3512,12 +3532,12 @@
             <w:r>
               <w:rPr>
                 <w:lang w:val="uz-Cyrl-UZ"/>
-                <w:b w:val="0"/>
-                <w:bCs w:val="0"/>
-                <w:u w:val="single"/>
-                <w:color w:val="000000"/>
-                <w:sz w:val="22"/>
-                <w:szCs w:val="22"/>
+                <w:u w:val="single"/>
+                <w:color w:val="000000"/>
+                <w:sz w:val="24"/>
+                <w:szCs w:val="24"/>
+                <w:b w:val="0"/>
+                <w:bCs w:val="0"/>
               </w:rPr>
               <w:t>{{farzandlar_5_yil}}</w:t>
             </w:r>
@@ -3541,12 +3561,12 @@
             <w:r>
               <w:rPr>
                 <w:lang w:val="uz-Cyrl-UZ"/>
-                <w:b w:val="0"/>
-                <w:bCs w:val="0"/>
-                <w:u w:val="single"/>
-                <w:color w:val="000000"/>
-                <w:sz w:val="22"/>
-                <w:szCs w:val="22"/>
+                <w:u w:val="single"/>
+                <w:color w:val="000000"/>
+                <w:sz w:val="24"/>
+                <w:szCs w:val="24"/>
+                <w:b w:val="0"/>
+                <w:bCs w:val="0"/>
               </w:rPr>
               <w:t>{{farzandlar_5_ish}}</w:t>
             </w:r>
@@ -3570,12 +3590,12 @@
             <w:r>
               <w:rPr>
                 <w:lang w:val="uz-Cyrl-UZ"/>
-                <w:b w:val="0"/>
-                <w:bCs w:val="0"/>
-                <w:u w:val="single"/>
-                <w:color w:val="000000"/>
-                <w:sz w:val="22"/>
-                <w:szCs w:val="22"/>
+                <w:u w:val="single"/>
+                <w:color w:val="000000"/>
+                <w:sz w:val="24"/>
+                <w:szCs w:val="24"/>
+                <w:b w:val="0"/>
+                <w:bCs w:val="0"/>
               </w:rPr>
               <w:t>{{farzandlar_5_tur}}</w:t>
             </w:r>
@@ -3624,11 +3644,11 @@
             <w:r>
               <w:rPr>
                 <w:lang w:val="uz-Cyrl-UZ"/>
-                <w:color w:val="000000"/>
-                <w:sz w:val="22"/>
-                <w:szCs w:val="22"/>
                 <w:b/>
                 <w:bCs/>
+                <w:color w:val="000000"/>
+                <w:sz w:val="24"/>
+                <w:szCs w:val="24"/>
               </w:rPr>
               <w:t>Ўғли</w:t>
             </w:r>
@@ -3652,12 +3672,12 @@
             <w:r>
               <w:rPr>
                 <w:lang w:val="uz-Cyrl-UZ"/>
-                <w:b w:val="0"/>
-                <w:bCs w:val="0"/>
-                <w:u w:val="single"/>
-                <w:color w:val="000000"/>
-                <w:sz w:val="22"/>
-                <w:szCs w:val="22"/>
+                <w:u w:val="single"/>
+                <w:color w:val="000000"/>
+                <w:sz w:val="24"/>
+                <w:szCs w:val="24"/>
+                <w:b w:val="0"/>
+                <w:bCs w:val="0"/>
               </w:rPr>
               <w:t>{{farzandlar_6}}</w:t>
             </w:r>
@@ -3681,12 +3701,12 @@
             <w:r>
               <w:rPr>
                 <w:lang w:val="uz-Cyrl-UZ"/>
-                <w:b w:val="0"/>
-                <w:bCs w:val="0"/>
-                <w:u w:val="single"/>
-                <w:color w:val="000000"/>
-                <w:sz w:val="22"/>
-                <w:szCs w:val="22"/>
+                <w:u w:val="single"/>
+                <w:color w:val="000000"/>
+                <w:sz w:val="24"/>
+                <w:szCs w:val="24"/>
+                <w:b w:val="0"/>
+                <w:bCs w:val="0"/>
               </w:rPr>
               <w:t>{{farzandlar_6_yil}}</w:t>
             </w:r>
@@ -3710,12 +3730,12 @@
             <w:r>
               <w:rPr>
                 <w:lang w:val="uz-Cyrl-UZ"/>
-                <w:b w:val="0"/>
-                <w:bCs w:val="0"/>
-                <w:u w:val="single"/>
-                <w:color w:val="000000"/>
-                <w:sz w:val="22"/>
-                <w:szCs w:val="22"/>
+                <w:u w:val="single"/>
+                <w:color w:val="000000"/>
+                <w:sz w:val="24"/>
+                <w:szCs w:val="24"/>
+                <w:b w:val="0"/>
+                <w:bCs w:val="0"/>
               </w:rPr>
               <w:t>{{farzandlar_6_ish}}</w:t>
             </w:r>
@@ -3739,12 +3759,12 @@
             <w:r>
               <w:rPr>
                 <w:lang w:val="uz-Cyrl-UZ"/>
-                <w:b w:val="0"/>
-                <w:bCs w:val="0"/>
-                <w:u w:val="single"/>
-                <w:color w:val="000000"/>
-                <w:sz w:val="22"/>
-                <w:szCs w:val="22"/>
+                <w:u w:val="single"/>
+                <w:color w:val="000000"/>
+                <w:sz w:val="24"/>
+                <w:szCs w:val="24"/>
+                <w:b w:val="0"/>
+                <w:bCs w:val="0"/>
               </w:rPr>
               <w:t>{{farzandlar_6_tur}}</w:t>
             </w:r>
@@ -3792,11 +3812,11 @@
             <w:r>
               <w:rPr>
                 <w:lang w:val="uz-Cyrl-UZ"/>
-                <w:color w:val="000000"/>
-                <w:sz w:val="22"/>
-                <w:szCs w:val="22"/>
                 <w:b/>
                 <w:bCs/>
+                <w:color w:val="000000"/>
+                <w:sz w:val="24"/>
+                <w:szCs w:val="24"/>
               </w:rPr>
               <w:t>Қайнотаси</w:t>
             </w:r>
@@ -3820,12 +3840,12 @@
             <w:r>
               <w:rPr>
                 <w:lang w:val="uz-Cyrl-UZ"/>
-                <w:b w:val="0"/>
-                <w:bCs w:val="0"/>
-                <w:u w:val="single"/>
-                <w:color w:val="000000"/>
-                <w:sz w:val="22"/>
-                <w:szCs w:val="22"/>
+                <w:u w:val="single"/>
+                <w:color w:val="000000"/>
+                <w:sz w:val="24"/>
+                <w:szCs w:val="24"/>
+                <w:b w:val="0"/>
+                <w:bCs w:val="0"/>
               </w:rPr>
               <w:t>{{qaynota}}</w:t>
             </w:r>
@@ -3849,12 +3869,12 @@
             <w:r>
               <w:rPr>
                 <w:lang w:val="uz-Cyrl-UZ"/>
-                <w:b w:val="0"/>
-                <w:bCs w:val="0"/>
-                <w:u w:val="single"/>
-                <w:color w:val="000000"/>
-                <w:sz w:val="22"/>
-                <w:szCs w:val="22"/>
+                <w:u w:val="single"/>
+                <w:color w:val="000000"/>
+                <w:sz w:val="24"/>
+                <w:szCs w:val="24"/>
+                <w:b w:val="0"/>
+                <w:bCs w:val="0"/>
               </w:rPr>
               <w:t>{{qaynota_yil}}</w:t>
             </w:r>
@@ -3879,12 +3899,12 @@
             <w:r>
               <w:rPr>
                 <w:lang w:val="uz-Cyrl-UZ"/>
-                <w:b w:val="0"/>
-                <w:bCs w:val="0"/>
-                <w:u w:val="single"/>
-                <w:color w:val="000000"/>
-                <w:sz w:val="22"/>
-                <w:szCs w:val="22"/>
+                <w:u w:val="single"/>
+                <w:color w:val="000000"/>
+                <w:sz w:val="24"/>
+                <w:szCs w:val="24"/>
+                <w:b w:val="0"/>
+                <w:bCs w:val="0"/>
               </w:rPr>
               <w:t>{{qaynota_ish}}</w:t>
             </w:r>
@@ -3932,11 +3952,11 @@
             <w:r>
               <w:rPr>
                 <w:lang w:val="uz-Cyrl-UZ"/>
-                <w:color w:val="000000"/>
-                <w:sz w:val="22"/>
-                <w:szCs w:val="22"/>
                 <w:b/>
                 <w:bCs/>
+                <w:color w:val="000000"/>
+                <w:sz w:val="24"/>
+                <w:szCs w:val="24"/>
               </w:rPr>
               <w:t>Қайнонаси</w:t>
             </w:r>
@@ -3960,12 +3980,12 @@
             <w:r>
               <w:rPr>
                 <w:lang w:val="uz-Cyrl-UZ"/>
-                <w:b w:val="0"/>
-                <w:bCs w:val="0"/>
-                <w:u w:val="single"/>
-                <w:color w:val="000000"/>
-                <w:sz w:val="22"/>
-                <w:szCs w:val="22"/>
+                <w:u w:val="single"/>
+                <w:color w:val="000000"/>
+                <w:sz w:val="24"/>
+                <w:szCs w:val="24"/>
+                <w:b w:val="0"/>
+                <w:bCs w:val="0"/>
               </w:rPr>
               <w:t>{{qaynona}}</w:t>
             </w:r>
@@ -3989,12 +4009,12 @@
             <w:r>
               <w:rPr>
                 <w:lang w:val="uz-Cyrl-UZ"/>
-                <w:b w:val="0"/>
-                <w:bCs w:val="0"/>
-                <w:u w:val="single"/>
-                <w:color w:val="000000"/>
-                <w:sz w:val="22"/>
-                <w:szCs w:val="22"/>
+                <w:u w:val="single"/>
+                <w:color w:val="000000"/>
+                <w:sz w:val="24"/>
+                <w:szCs w:val="24"/>
+                <w:b w:val="0"/>
+                <w:bCs w:val="0"/>
               </w:rPr>
               <w:t>{{qaynona_yil}}</w:t>
             </w:r>
@@ -4018,12 +4038,12 @@
             <w:r>
               <w:rPr>
                 <w:lang w:val="uz-Cyrl-UZ"/>
-                <w:b w:val="0"/>
-                <w:bCs w:val="0"/>
-                <w:u w:val="single"/>
-                <w:color w:val="000000"/>
-                <w:sz w:val="22"/>
-                <w:szCs w:val="22"/>
+                <w:u w:val="single"/>
+                <w:color w:val="000000"/>
+                <w:sz w:val="24"/>
+                <w:szCs w:val="24"/>
+                <w:b w:val="0"/>
+                <w:bCs w:val="0"/>
               </w:rPr>
               <w:t>{{qaynona_ish}}</w:t>
             </w:r>
@@ -4047,12 +4067,12 @@
             <w:r>
               <w:rPr>
                 <w:lang w:val="uz-Cyrl-UZ"/>
-                <w:b w:val="0"/>
-                <w:bCs w:val="0"/>
-                <w:u w:val="single"/>
-                <w:color w:val="000000"/>
-                <w:sz w:val="22"/>
-                <w:szCs w:val="22"/>
+                <w:u w:val="single"/>
+                <w:color w:val="000000"/>
+                <w:sz w:val="24"/>
+                <w:szCs w:val="24"/>
+                <w:b w:val="0"/>
+                <w:bCs w:val="0"/>
               </w:rPr>
               <w:t>{{qaynona_tur}}</w:t>
             </w:r>
